--- a/arb/docx/60.content.docx
+++ b/arb/docx/60.content.docx
@@ -147,13 +147,6 @@
         <w:rPr>
           <w:lang w:val="ar_AE" w:bidi="ar_AE"/>
         </w:rPr>
-      </w:r>
-      <w:r>
-        <w:rPr>
-          <w:i/>
-          <w:lang w:val="ar_AE" w:bidi="ar_AE"/>
-        </w:rPr>
-        <w:t>١ بطرس ١:١, ١ بطرس ١:١ (#٢), ١ بطرس ١: ٣, ١ بطرس ١: ٣ (#٢), ١ بطرس ١: ٤, ١ بطرس ١: ٥, ١ بطرس ١: ٧, ١ بطرس ١: ٧ (#٢), ١ بطرس ١: ٨, ١ بطرس ١: ٩, ١ بطرس ١: ١٠, ١ بطرس ١: ١١, ١ بطرس ١: ١٢, ١ بطرس ١: ١٢ (#٢), ١ بطرس ١: ١٣–١٤, ١ بطرس ١: ١٥–١٦, ١ بطرس ١: ١٧, ١ بطرس ١: ١٨, ١ بطرس ١: ١٨–١٩, ١ بطرس ١: ٢٠, ١ بطرس ١: ٢٢, ١ بطرس ١: ٢٣, ١ بطرس ١: ٢٤, ١ بطرس ١: ٢٥, ١ بطرس ٢: ١, ١ بطرس ٢:٢, ١ بطرس ٢: ٤–٥, ١ بطرس ٢: ٥, ١ بطرس ٢: ٧–٨, ١ بطرس ٢: ٩–١٠, ١ بطرس ٢: ١١–١٢, ١ بطرس ٢: ١٣–١٥, ١ بطرس ٢: ١٦, ١ بطرس ٢: ١٨–٢٠, ١ بطرس ٢: ٢١–٢٣, ١ بطرس ٢: ٢٤, ١ بطرس ٢: ٢٥, ١ بطرس ٣: ١, ١ بطرس ٣:٣–٤, ١ بطرس ٣: ٥–٦, ١ بطرس ٣: ٧, ١ بطرس ٣: ٨–٩, ١ بطرس ٣: ١٠–١٢, ١ بطرس ٣: ١٤, ١ بطرس ٣: ١٥, ١ بطرس ٣: ١٥–١٦, ١ بطرس ٣: ١٨, ١ بطرس ٣: ١٩–٢٠, ١ بطرس ٣: ٢١, ١ بطرس ٣: ٢٢, ١ بطرس ٤: ١, ١ بطرس ٤: ٣–٤, ١ بطرس ٤: ٥, ١ بطرس ٤: ٧, ١ بطرس ٤: ١٠–١١, ١ بطرس ٤: ١٢–١٣, ١ بطرس ٤: ١٥, ١ بطرس ٤: ١٧–١٨, ١ بطرس ٤: ١٩, ١ بطرس ٥: ١, ١ بطرس ٥: ١–٢, ١ بطرس ٥:٥, ١ بطرس ٥:٥–٧, ١ بطرس ٥: ٨, ١ بطرس ٥: ٨–٩, ١ بطرس ٥: ١٠, ١ بطرس ٥: ١٢, ١ بطرس ٥: ١٢ (#٢), ١ بطرس ٥: ١٣–١٤</w:t>
       </w:r>
       <w:r>
         <w:rPr>

--- a/arb/docx/60.content.docx
+++ b/arb/docx/60.content.docx
@@ -132,21 +132,6 @@
           <w:lang w:val="ar_AE" w:bidi="ar_AE"/>
         </w:rPr>
         <w:t>1PE</w:t>
-      </w:r>
-      <w:r>
-        <w:rPr>
-          <w:lang w:val="ar_AE" w:bidi="ar_AE"/>
-        </w:rPr>
-      </w:r>
-    </w:p>
-    <w:p>
-      <w:pPr>
-        <w:bidi/>
-      </w:pPr>
-      <w:r>
-        <w:rPr>
-          <w:lang w:val="ar_AE" w:bidi="ar_AE"/>
-        </w:rPr>
       </w:r>
       <w:r>
         <w:rPr>

--- a/arb/docx/60.content.docx
+++ b/arb/docx/60.content.docx
@@ -22,7 +22,7 @@
         <w:rPr>
           <w:lang w:val="ar_AE" w:bidi="ar_AE"/>
         </w:rPr>
-        <w:t>Resource: أسئلة الترجمة (unfoldingWord)</w:t>
+        <w:t>Resource: unfoldingWord® Translation Questions</w:t>
       </w:r>
       <w:r>
         <w:rPr>
@@ -91,7 +91,7 @@
         <w:rPr>
           <w:lang w:val="ar_AE" w:bidi="ar_AE"/>
         </w:rPr>
-        <w:t>أسئلة الترجمة (unfoldingWord)</w:t>
+        <w:t>unfoldingWord® Translation Questions</w:t>
       </w:r>
     </w:p>
     <w:p>

--- a/arb/docx/60.content.docx
+++ b/arb/docx/60.content.docx
@@ -619,7 +619,7 @@
         <w:rPr>
           <w:lang w:val="ar_AE" w:bidi="ar_AE"/>
         </w:rPr>
-        <w:t>١ بطرس ١: ٧</w:t>
+        <w:t>١ بطرس ١: ٦–٧</w:t>
       </w:r>
       <w:r>
         <w:rPr>

--- a/arb/docx/60.content.docx
+++ b/arb/docx/60.content.docx
@@ -9,6 +9,8 @@
       </w:pPr>
       <w:r>
         <w:rPr>
+          <w:rtl/>
+          <w:cs/>
           <w:lang w:val="ar_AE" w:bidi="ar_AE"/>
         </w:rPr>
       </w:r>
@@ -20,64 +22,84 @@
       </w:pPr>
       <w:r>
         <w:rPr>
+          <w:rtl/>
+          <w:cs/>
           <w:lang w:val="ar_AE" w:bidi="ar_AE"/>
         </w:rPr>
         <w:t>Resource: unfoldingWord® Translation Questions</w:t>
       </w:r>
       <w:r>
         <w:rPr>
-          <w:lang w:val="ar_AE" w:bidi="ar_AE"/>
-        </w:rPr>
-      </w:r>
-    </w:p>
-    <w:p>
-      <w:pPr>
-        <w:bidi/>
-      </w:pPr>
-      <w:r>
-        <w:rPr>
+          <w:rtl/>
+          <w:cs/>
+          <w:lang w:val="ar_AE" w:bidi="ar_AE"/>
+        </w:rPr>
+      </w:r>
+    </w:p>
+    <w:p>
+      <w:pPr>
+        <w:bidi/>
+      </w:pPr>
+      <w:r>
+        <w:rPr>
+          <w:rtl/>
+          <w:cs/>
           <w:lang w:val="ar_AE" w:bidi="ar_AE"/>
         </w:rPr>
       </w:r>
       <w:r>
         <w:rPr>
           <w:b/>
+          <w:rtl/>
+          <w:cs/>
           <w:lang w:val="ar_AE" w:bidi="ar_AE"/>
         </w:rPr>
         <w:t>unfoldingWord® Translation Questions</w:t>
       </w:r>
       <w:r>
         <w:rPr>
+          <w:rtl/>
+          <w:cs/>
           <w:lang w:val="ar_AE" w:bidi="ar_AE"/>
         </w:rPr>
         <w:t xml:space="preserve"> © 2022 unfoldingWord. Released under CC BY-SA 4.0 license. </w:t>
       </w:r>
       <w:r>
         <w:rPr>
+          <w:rtl/>
+          <w:cs/>
           <w:lang w:val="ar_AE" w:bidi="ar_AE"/>
         </w:rPr>
         <w:t>unfoldingWord® Translation Questions</w:t>
       </w:r>
       <w:r>
         <w:rPr>
+          <w:rtl/>
+          <w:cs/>
           <w:lang w:val="ar_AE" w:bidi="ar_AE"/>
         </w:rPr>
         <w:t xml:space="preserve"> has been adapted in the following languages: Tok Pisin, Arabic (عربي), French (Français), Hindi (हिंदी), Indonesian (Bahasa Indonesia), Portuguese (Português), Russian (Русский), Spanish (Español), Swahili (Kiswahili), and Simplified Chinese (简体中文) from </w:t>
       </w:r>
       <w:r>
         <w:rPr>
+          <w:rtl/>
+          <w:cs/>
           <w:lang w:val="ar_AE" w:bidi="ar_AE"/>
         </w:rPr>
         <w:t>unfoldingWord® Translation Questions</w:t>
       </w:r>
       <w:r>
         <w:rPr>
+          <w:rtl/>
+          <w:cs/>
           <w:lang w:val="ar_AE" w:bidi="ar_AE"/>
         </w:rPr>
         <w:t xml:space="preserve"> © 2022 unfoldingWord. Released under CC BY-SA 4.0 license by Mission Mutual</w:t>
       </w:r>
       <w:r>
         <w:rPr>
+          <w:rtl/>
+          <w:cs/>
           <w:lang w:val="ar_AE" w:bidi="ar_AE"/>
         </w:rPr>
       </w:r>
@@ -89,6 +111,8 @@
       </w:pPr>
       <w:r>
         <w:rPr>
+          <w:rtl/>
+          <w:cs/>
           <w:lang w:val="ar_AE" w:bidi="ar_AE"/>
         </w:rPr>
         <w:t>unfoldingWord® Translation Questions</w:t>
@@ -118,6 +142,8 @@
       </w:pPr>
       <w:r>
         <w:rPr>
+          <w:rtl/>
+          <w:cs/>
           <w:lang w:val="ar_AE" w:bidi="ar_AE"/>
         </w:rPr>
       </w:r>
@@ -129,38 +155,50 @@
       </w:pPr>
       <w:r>
         <w:rPr>
+          <w:rtl/>
+          <w:cs/>
           <w:lang w:val="ar_AE" w:bidi="ar_AE"/>
         </w:rPr>
         <w:t>1PE</w:t>
       </w:r>
       <w:r>
         <w:rPr>
-          <w:lang w:val="ar_AE" w:bidi="ar_AE"/>
-        </w:rPr>
-      </w:r>
-    </w:p>
-    <w:p>
-      <w:pPr>
-        <w:bidi/>
-      </w:pPr>
-      <w:r>
-        <w:rPr>
-          <w:lang w:val="ar_AE" w:bidi="ar_AE"/>
-        </w:rPr>
-      </w:r>
-      <w:r>
-        <w:rPr>
+          <w:rtl/>
+          <w:cs/>
+          <w:lang w:val="ar_AE" w:bidi="ar_AE"/>
+        </w:rPr>
+      </w:r>
+    </w:p>
+    <w:p>
+      <w:pPr>
+        <w:bidi/>
+      </w:pPr>
+      <w:r>
+        <w:rPr>
+          <w:rtl/>
+          <w:cs/>
+          <w:lang w:val="ar_AE" w:bidi="ar_AE"/>
+        </w:rPr>
+      </w:r>
+      <w:r>
+        <w:rPr>
+          <w:rtl/>
+          <w:cs/>
           <w:lang w:val="ar_AE" w:bidi="ar_AE"/>
         </w:rPr>
         <w:t xml:space="preserve"> </w:t>
       </w:r>
       <w:r>
         <w:rPr>
-          <w:lang w:val="ar_AE" w:bidi="ar_AE"/>
-        </w:rPr>
-      </w:r>
-      <w:r>
-        <w:rPr>
+          <w:rtl/>
+          <w:cs/>
+          <w:lang w:val="ar_AE" w:bidi="ar_AE"/>
+        </w:rPr>
+      </w:r>
+      <w:r>
+        <w:rPr>
+          <w:rtl/>
+          <w:cs/>
           <w:lang w:val="ar_AE" w:bidi="ar_AE"/>
         </w:rPr>
       </w:r>
@@ -186,6 +224,8 @@
       </w:pPr>
       <w:r>
         <w:rPr>
+          <w:rtl/>
+          <w:cs/>
           <w:lang w:val="ar_AE" w:bidi="ar_AE"/>
         </w:rPr>
       </w:r>
@@ -197,28 +237,36 @@
       </w:pPr>
       <w:r>
         <w:rPr>
+          <w:rtl/>
+          <w:cs/>
           <w:lang w:val="ar_AE" w:bidi="ar_AE"/>
         </w:rPr>
         <w:t>١ بطرس ١:١</w:t>
       </w:r>
       <w:r>
         <w:rPr>
-          <w:lang w:val="ar_AE" w:bidi="ar_AE"/>
-        </w:rPr>
-      </w:r>
-    </w:p>
-    <w:p>
-      <w:pPr>
-        <w:bidi/>
-      </w:pPr>
-      <w:r>
-        <w:rPr>
+          <w:rtl/>
+          <w:cs/>
+          <w:lang w:val="ar_AE" w:bidi="ar_AE"/>
+        </w:rPr>
+      </w:r>
+    </w:p>
+    <w:p>
+      <w:pPr>
+        <w:bidi/>
+      </w:pPr>
+      <w:r>
+        <w:rPr>
+          <w:rtl/>
+          <w:cs/>
           <w:lang w:val="ar_AE" w:bidi="ar_AE"/>
         </w:rPr>
       </w:r>
       <w:r>
         <w:rPr>
           <w:b/>
+          <w:rtl/>
+          <w:cs/>
           <w:lang w:val="ar_AE" w:bidi="ar_AE"/>
         </w:rPr>
         <w:t>لمَن كان بطْرس رسولًا؟</w:t>
@@ -230,32 +278,42 @@
       </w:pPr>
       <w:r>
         <w:rPr>
-          <w:lang w:val="ar_AE" w:bidi="ar_AE"/>
-        </w:rPr>
-      </w:r>
-      <w:r>
-        <w:rPr>
+          <w:rtl/>
+          <w:cs/>
+          <w:lang w:val="ar_AE" w:bidi="ar_AE"/>
+        </w:rPr>
+      </w:r>
+      <w:r>
+        <w:rPr>
+          <w:rtl/>
+          <w:cs/>
           <w:lang w:val="ar_AE" w:bidi="ar_AE"/>
         </w:rPr>
         <w:t>كان بطْرس رسولًا ليَسوع ٱلْمَسِيحِ.</w:t>
       </w:r>
       <w:r>
         <w:rPr>
-          <w:lang w:val="ar_AE" w:bidi="ar_AE"/>
-        </w:rPr>
-      </w:r>
-      <w:r>
-        <w:rPr>
-          <w:lang w:val="ar_AE" w:bidi="ar_AE"/>
-        </w:rPr>
-      </w:r>
-    </w:p>
-    <w:p>
-      <w:pPr>
-        <w:bidi/>
-      </w:pPr>
-      <w:r>
-        <w:rPr>
+          <w:rtl/>
+          <w:cs/>
+          <w:lang w:val="ar_AE" w:bidi="ar_AE"/>
+        </w:rPr>
+      </w:r>
+      <w:r>
+        <w:rPr>
+          <w:rtl/>
+          <w:cs/>
+          <w:lang w:val="ar_AE" w:bidi="ar_AE"/>
+        </w:rPr>
+      </w:r>
+    </w:p>
+    <w:p>
+      <w:pPr>
+        <w:bidi/>
+      </w:pPr>
+      <w:r>
+        <w:rPr>
+          <w:rtl/>
+          <w:cs/>
           <w:lang w:val="ar_AE" w:bidi="ar_AE"/>
         </w:rPr>
       </w:r>
@@ -267,28 +325,36 @@
       </w:pPr>
       <w:r>
         <w:rPr>
+          <w:rtl/>
+          <w:cs/>
           <w:lang w:val="ar_AE" w:bidi="ar_AE"/>
         </w:rPr>
         <w:t>١ بطرس ١:١ (#٢)</w:t>
       </w:r>
       <w:r>
         <w:rPr>
-          <w:lang w:val="ar_AE" w:bidi="ar_AE"/>
-        </w:rPr>
-      </w:r>
-    </w:p>
-    <w:p>
-      <w:pPr>
-        <w:bidi/>
-      </w:pPr>
-      <w:r>
-        <w:rPr>
+          <w:rtl/>
+          <w:cs/>
+          <w:lang w:val="ar_AE" w:bidi="ar_AE"/>
+        </w:rPr>
+      </w:r>
+    </w:p>
+    <w:p>
+      <w:pPr>
+        <w:bidi/>
+      </w:pPr>
+      <w:r>
+        <w:rPr>
+          <w:rtl/>
+          <w:cs/>
           <w:lang w:val="ar_AE" w:bidi="ar_AE"/>
         </w:rPr>
       </w:r>
       <w:r>
         <w:rPr>
           <w:b/>
+          <w:rtl/>
+          <w:cs/>
           <w:lang w:val="ar_AE" w:bidi="ar_AE"/>
         </w:rPr>
         <w:t>إلى مَن كتب بطْرس؟</w:t>
@@ -300,32 +366,42 @@
       </w:pPr>
       <w:r>
         <w:rPr>
-          <w:lang w:val="ar_AE" w:bidi="ar_AE"/>
-        </w:rPr>
-      </w:r>
-      <w:r>
-        <w:rPr>
+          <w:rtl/>
+          <w:cs/>
+          <w:lang w:val="ar_AE" w:bidi="ar_AE"/>
+        </w:rPr>
+      </w:r>
+      <w:r>
+        <w:rPr>
+          <w:rtl/>
+          <w:cs/>
           <w:lang w:val="ar_AE" w:bidi="ar_AE"/>
         </w:rPr>
         <w:t>كتب بطرس إلى المُتغربين المُشتَّتين، المختارين، في أنحاء بنتس، غلاطية، كبادوكية، آسيا وبيثينية.</w:t>
       </w:r>
       <w:r>
         <w:rPr>
-          <w:lang w:val="ar_AE" w:bidi="ar_AE"/>
-        </w:rPr>
-      </w:r>
-      <w:r>
-        <w:rPr>
-          <w:lang w:val="ar_AE" w:bidi="ar_AE"/>
-        </w:rPr>
-      </w:r>
-    </w:p>
-    <w:p>
-      <w:pPr>
-        <w:bidi/>
-      </w:pPr>
-      <w:r>
-        <w:rPr>
+          <w:rtl/>
+          <w:cs/>
+          <w:lang w:val="ar_AE" w:bidi="ar_AE"/>
+        </w:rPr>
+      </w:r>
+      <w:r>
+        <w:rPr>
+          <w:rtl/>
+          <w:cs/>
+          <w:lang w:val="ar_AE" w:bidi="ar_AE"/>
+        </w:rPr>
+      </w:r>
+    </w:p>
+    <w:p>
+      <w:pPr>
+        <w:bidi/>
+      </w:pPr>
+      <w:r>
+        <w:rPr>
+          <w:rtl/>
+          <w:cs/>
           <w:lang w:val="ar_AE" w:bidi="ar_AE"/>
         </w:rPr>
       </w:r>
@@ -337,28 +413,36 @@
       </w:pPr>
       <w:r>
         <w:rPr>
+          <w:rtl/>
+          <w:cs/>
           <w:lang w:val="ar_AE" w:bidi="ar_AE"/>
         </w:rPr>
         <w:t>١ بطرس ١: ٣</w:t>
       </w:r>
       <w:r>
         <w:rPr>
-          <w:lang w:val="ar_AE" w:bidi="ar_AE"/>
-        </w:rPr>
-      </w:r>
-    </w:p>
-    <w:p>
-      <w:pPr>
-        <w:bidi/>
-      </w:pPr>
-      <w:r>
-        <w:rPr>
+          <w:rtl/>
+          <w:cs/>
+          <w:lang w:val="ar_AE" w:bidi="ar_AE"/>
+        </w:rPr>
+      </w:r>
+    </w:p>
+    <w:p>
+      <w:pPr>
+        <w:bidi/>
+      </w:pPr>
+      <w:r>
+        <w:rPr>
+          <w:rtl/>
+          <w:cs/>
           <w:lang w:val="ar_AE" w:bidi="ar_AE"/>
         </w:rPr>
       </w:r>
       <w:r>
         <w:rPr>
           <w:b/>
+          <w:rtl/>
+          <w:cs/>
           <w:lang w:val="ar_AE" w:bidi="ar_AE"/>
         </w:rPr>
         <w:t>مَن الذي أراد بطْرس أن يباركه؟</w:t>
@@ -370,32 +454,42 @@
       </w:pPr>
       <w:r>
         <w:rPr>
-          <w:lang w:val="ar_AE" w:bidi="ar_AE"/>
-        </w:rPr>
-      </w:r>
-      <w:r>
-        <w:rPr>
+          <w:rtl/>
+          <w:cs/>
+          <w:lang w:val="ar_AE" w:bidi="ar_AE"/>
+        </w:rPr>
+      </w:r>
+      <w:r>
+        <w:rPr>
+          <w:rtl/>
+          <w:cs/>
           <w:lang w:val="ar_AE" w:bidi="ar_AE"/>
         </w:rPr>
         <w:t>أراد بطْرس أن يُبارك الله وأبا ربِّهم يسوع المسيح.</w:t>
       </w:r>
       <w:r>
         <w:rPr>
-          <w:lang w:val="ar_AE" w:bidi="ar_AE"/>
-        </w:rPr>
-      </w:r>
-      <w:r>
-        <w:rPr>
-          <w:lang w:val="ar_AE" w:bidi="ar_AE"/>
-        </w:rPr>
-      </w:r>
-    </w:p>
-    <w:p>
-      <w:pPr>
-        <w:bidi/>
-      </w:pPr>
-      <w:r>
-        <w:rPr>
+          <w:rtl/>
+          <w:cs/>
+          <w:lang w:val="ar_AE" w:bidi="ar_AE"/>
+        </w:rPr>
+      </w:r>
+      <w:r>
+        <w:rPr>
+          <w:rtl/>
+          <w:cs/>
+          <w:lang w:val="ar_AE" w:bidi="ar_AE"/>
+        </w:rPr>
+      </w:r>
+    </w:p>
+    <w:p>
+      <w:pPr>
+        <w:bidi/>
+      </w:pPr>
+      <w:r>
+        <w:rPr>
+          <w:rtl/>
+          <w:cs/>
           <w:lang w:val="ar_AE" w:bidi="ar_AE"/>
         </w:rPr>
       </w:r>
@@ -407,28 +501,36 @@
       </w:pPr>
       <w:r>
         <w:rPr>
+          <w:rtl/>
+          <w:cs/>
           <w:lang w:val="ar_AE" w:bidi="ar_AE"/>
         </w:rPr>
         <w:t>١ بطرس ١: ٣ (#٢)</w:t>
       </w:r>
       <w:r>
         <w:rPr>
-          <w:lang w:val="ar_AE" w:bidi="ar_AE"/>
-        </w:rPr>
-      </w:r>
-    </w:p>
-    <w:p>
-      <w:pPr>
-        <w:bidi/>
-      </w:pPr>
-      <w:r>
-        <w:rPr>
+          <w:rtl/>
+          <w:cs/>
+          <w:lang w:val="ar_AE" w:bidi="ar_AE"/>
+        </w:rPr>
+      </w:r>
+    </w:p>
+    <w:p>
+      <w:pPr>
+        <w:bidi/>
+      </w:pPr>
+      <w:r>
+        <w:rPr>
+          <w:rtl/>
+          <w:cs/>
           <w:lang w:val="ar_AE" w:bidi="ar_AE"/>
         </w:rPr>
       </w:r>
       <w:r>
         <w:rPr>
           <w:b/>
+          <w:rtl/>
+          <w:cs/>
           <w:lang w:val="ar_AE" w:bidi="ar_AE"/>
         </w:rPr>
         <w:t>كيف منحهم ٱللهِ ولادة جديدة؟</w:t>
@@ -440,32 +542,42 @@
       </w:pPr>
       <w:r>
         <w:rPr>
-          <w:lang w:val="ar_AE" w:bidi="ar_AE"/>
-        </w:rPr>
-      </w:r>
-      <w:r>
-        <w:rPr>
+          <w:rtl/>
+          <w:cs/>
+          <w:lang w:val="ar_AE" w:bidi="ar_AE"/>
+        </w:rPr>
+      </w:r>
+      <w:r>
+        <w:rPr>
+          <w:rtl/>
+          <w:cs/>
           <w:lang w:val="ar_AE" w:bidi="ar_AE"/>
         </w:rPr>
         <w:t>برحمته العظيمة، منحهم ٱللهِ ولادة جديدة مِن خلال قيامة يَسوع ٱلْمَسِيحِ من بين الأموات.</w:t>
       </w:r>
       <w:r>
         <w:rPr>
-          <w:lang w:val="ar_AE" w:bidi="ar_AE"/>
-        </w:rPr>
-      </w:r>
-      <w:r>
-        <w:rPr>
-          <w:lang w:val="ar_AE" w:bidi="ar_AE"/>
-        </w:rPr>
-      </w:r>
-    </w:p>
-    <w:p>
-      <w:pPr>
-        <w:bidi/>
-      </w:pPr>
-      <w:r>
-        <w:rPr>
+          <w:rtl/>
+          <w:cs/>
+          <w:lang w:val="ar_AE" w:bidi="ar_AE"/>
+        </w:rPr>
+      </w:r>
+      <w:r>
+        <w:rPr>
+          <w:rtl/>
+          <w:cs/>
+          <w:lang w:val="ar_AE" w:bidi="ar_AE"/>
+        </w:rPr>
+      </w:r>
+    </w:p>
+    <w:p>
+      <w:pPr>
+        <w:bidi/>
+      </w:pPr>
+      <w:r>
+        <w:rPr>
+          <w:rtl/>
+          <w:cs/>
           <w:lang w:val="ar_AE" w:bidi="ar_AE"/>
         </w:rPr>
       </w:r>
@@ -477,28 +589,36 @@
       </w:pPr>
       <w:r>
         <w:rPr>
+          <w:rtl/>
+          <w:cs/>
           <w:lang w:val="ar_AE" w:bidi="ar_AE"/>
         </w:rPr>
         <w:t>١ بطرس ١: ٤</w:t>
       </w:r>
       <w:r>
         <w:rPr>
-          <w:lang w:val="ar_AE" w:bidi="ar_AE"/>
-        </w:rPr>
-      </w:r>
-    </w:p>
-    <w:p>
-      <w:pPr>
-        <w:bidi/>
-      </w:pPr>
-      <w:r>
-        <w:rPr>
+          <w:rtl/>
+          <w:cs/>
+          <w:lang w:val="ar_AE" w:bidi="ar_AE"/>
+        </w:rPr>
+      </w:r>
+    </w:p>
+    <w:p>
+      <w:pPr>
+        <w:bidi/>
+      </w:pPr>
+      <w:r>
+        <w:rPr>
+          <w:rtl/>
+          <w:cs/>
           <w:lang w:val="ar_AE" w:bidi="ar_AE"/>
         </w:rPr>
       </w:r>
       <w:r>
         <w:rPr>
           <w:b/>
+          <w:rtl/>
+          <w:cs/>
           <w:lang w:val="ar_AE" w:bidi="ar_AE"/>
         </w:rPr>
         <w:t>لماذا لن يفنى الميراث أو يتدنَّس أو يضمحِّل؟</w:t>
@@ -510,32 +630,42 @@
       </w:pPr>
       <w:r>
         <w:rPr>
-          <w:lang w:val="ar_AE" w:bidi="ar_AE"/>
-        </w:rPr>
-      </w:r>
-      <w:r>
-        <w:rPr>
+          <w:rtl/>
+          <w:cs/>
+          <w:lang w:val="ar_AE" w:bidi="ar_AE"/>
+        </w:rPr>
+      </w:r>
+      <w:r>
+        <w:rPr>
+          <w:rtl/>
+          <w:cs/>
           <w:lang w:val="ar_AE" w:bidi="ar_AE"/>
         </w:rPr>
         <w:t>لن يفنى الميراث أو يتدنَّس أو يضمحِّل لأن الميراث كان محفوظًا في السموات لهم.</w:t>
       </w:r>
       <w:r>
         <w:rPr>
-          <w:lang w:val="ar_AE" w:bidi="ar_AE"/>
-        </w:rPr>
-      </w:r>
-      <w:r>
-        <w:rPr>
-          <w:lang w:val="ar_AE" w:bidi="ar_AE"/>
-        </w:rPr>
-      </w:r>
-    </w:p>
-    <w:p>
-      <w:pPr>
-        <w:bidi/>
-      </w:pPr>
-      <w:r>
-        <w:rPr>
+          <w:rtl/>
+          <w:cs/>
+          <w:lang w:val="ar_AE" w:bidi="ar_AE"/>
+        </w:rPr>
+      </w:r>
+      <w:r>
+        <w:rPr>
+          <w:rtl/>
+          <w:cs/>
+          <w:lang w:val="ar_AE" w:bidi="ar_AE"/>
+        </w:rPr>
+      </w:r>
+    </w:p>
+    <w:p>
+      <w:pPr>
+        <w:bidi/>
+      </w:pPr>
+      <w:r>
+        <w:rPr>
+          <w:rtl/>
+          <w:cs/>
           <w:lang w:val="ar_AE" w:bidi="ar_AE"/>
         </w:rPr>
       </w:r>
@@ -547,28 +677,36 @@
       </w:pPr>
       <w:r>
         <w:rPr>
+          <w:rtl/>
+          <w:cs/>
           <w:lang w:val="ar_AE" w:bidi="ar_AE"/>
         </w:rPr>
         <w:t>١ بطرس ١: ٥</w:t>
       </w:r>
       <w:r>
         <w:rPr>
-          <w:lang w:val="ar_AE" w:bidi="ar_AE"/>
-        </w:rPr>
-      </w:r>
-    </w:p>
-    <w:p>
-      <w:pPr>
-        <w:bidi/>
-      </w:pPr>
-      <w:r>
-        <w:rPr>
+          <w:rtl/>
+          <w:cs/>
+          <w:lang w:val="ar_AE" w:bidi="ar_AE"/>
+        </w:rPr>
+      </w:r>
+    </w:p>
+    <w:p>
+      <w:pPr>
+        <w:bidi/>
+      </w:pPr>
+      <w:r>
+        <w:rPr>
+          <w:rtl/>
+          <w:cs/>
           <w:lang w:val="ar_AE" w:bidi="ar_AE"/>
         </w:rPr>
       </w:r>
       <w:r>
         <w:rPr>
           <w:b/>
+          <w:rtl/>
+          <w:cs/>
           <w:lang w:val="ar_AE" w:bidi="ar_AE"/>
         </w:rPr>
         <w:t>بأي وسيلة كانوا محروسين في قوة ٱللهِ؟</w:t>
@@ -580,32 +718,42 @@
       </w:pPr>
       <w:r>
         <w:rPr>
-          <w:lang w:val="ar_AE" w:bidi="ar_AE"/>
-        </w:rPr>
-      </w:r>
-      <w:r>
-        <w:rPr>
+          <w:rtl/>
+          <w:cs/>
+          <w:lang w:val="ar_AE" w:bidi="ar_AE"/>
+        </w:rPr>
+      </w:r>
+      <w:r>
+        <w:rPr>
+          <w:rtl/>
+          <w:cs/>
           <w:lang w:val="ar_AE" w:bidi="ar_AE"/>
         </w:rPr>
         <w:t>لقد كانوا محروسين بالإيمان للخلاص المُستعَّد أنْ يُكشف عنه في الأزمنة الأخيرة.</w:t>
       </w:r>
       <w:r>
         <w:rPr>
-          <w:lang w:val="ar_AE" w:bidi="ar_AE"/>
-        </w:rPr>
-      </w:r>
-      <w:r>
-        <w:rPr>
-          <w:lang w:val="ar_AE" w:bidi="ar_AE"/>
-        </w:rPr>
-      </w:r>
-    </w:p>
-    <w:p>
-      <w:pPr>
-        <w:bidi/>
-      </w:pPr>
-      <w:r>
-        <w:rPr>
+          <w:rtl/>
+          <w:cs/>
+          <w:lang w:val="ar_AE" w:bidi="ar_AE"/>
+        </w:rPr>
+      </w:r>
+      <w:r>
+        <w:rPr>
+          <w:rtl/>
+          <w:cs/>
+          <w:lang w:val="ar_AE" w:bidi="ar_AE"/>
+        </w:rPr>
+      </w:r>
+    </w:p>
+    <w:p>
+      <w:pPr>
+        <w:bidi/>
+      </w:pPr>
+      <w:r>
+        <w:rPr>
+          <w:rtl/>
+          <w:cs/>
           <w:lang w:val="ar_AE" w:bidi="ar_AE"/>
         </w:rPr>
       </w:r>
@@ -617,28 +765,36 @@
       </w:pPr>
       <w:r>
         <w:rPr>
+          <w:rtl/>
+          <w:cs/>
           <w:lang w:val="ar_AE" w:bidi="ar_AE"/>
         </w:rPr>
         <w:t>١ بطرس ١: ٦–٧</w:t>
       </w:r>
       <w:r>
         <w:rPr>
-          <w:lang w:val="ar_AE" w:bidi="ar_AE"/>
-        </w:rPr>
-      </w:r>
-    </w:p>
-    <w:p>
-      <w:pPr>
-        <w:bidi/>
-      </w:pPr>
-      <w:r>
-        <w:rPr>
+          <w:rtl/>
+          <w:cs/>
+          <w:lang w:val="ar_AE" w:bidi="ar_AE"/>
+        </w:rPr>
+      </w:r>
+    </w:p>
+    <w:p>
+      <w:pPr>
+        <w:bidi/>
+      </w:pPr>
+      <w:r>
+        <w:rPr>
+          <w:rtl/>
+          <w:cs/>
           <w:lang w:val="ar_AE" w:bidi="ar_AE"/>
         </w:rPr>
       </w:r>
       <w:r>
         <w:rPr>
           <w:b/>
+          <w:rtl/>
+          <w:cs/>
           <w:lang w:val="ar_AE" w:bidi="ar_AE"/>
         </w:rPr>
         <w:t>لماذا كان من الضروري لهم أن يشعروا بالحزن في تجارِب مختلفة عدّة؟</w:t>
@@ -650,32 +806,42 @@
       </w:pPr>
       <w:r>
         <w:rPr>
-          <w:lang w:val="ar_AE" w:bidi="ar_AE"/>
-        </w:rPr>
-      </w:r>
-      <w:r>
-        <w:rPr>
+          <w:rtl/>
+          <w:cs/>
+          <w:lang w:val="ar_AE" w:bidi="ar_AE"/>
+        </w:rPr>
+      </w:r>
+      <w:r>
+        <w:rPr>
+          <w:rtl/>
+          <w:cs/>
           <w:lang w:val="ar_AE" w:bidi="ar_AE"/>
         </w:rPr>
         <w:t>كان ذلك ضروريًا لكي يتم اختبار إيمانهم ولكي تكون نتيجة إيمانهم المدح والمجد والكرامة عند استعلان يَسوع ٱلْمَسِيحِ.</w:t>
       </w:r>
       <w:r>
         <w:rPr>
-          <w:lang w:val="ar_AE" w:bidi="ar_AE"/>
-        </w:rPr>
-      </w:r>
-      <w:r>
-        <w:rPr>
-          <w:lang w:val="ar_AE" w:bidi="ar_AE"/>
-        </w:rPr>
-      </w:r>
-    </w:p>
-    <w:p>
-      <w:pPr>
-        <w:bidi/>
-      </w:pPr>
-      <w:r>
-        <w:rPr>
+          <w:rtl/>
+          <w:cs/>
+          <w:lang w:val="ar_AE" w:bidi="ar_AE"/>
+        </w:rPr>
+      </w:r>
+      <w:r>
+        <w:rPr>
+          <w:rtl/>
+          <w:cs/>
+          <w:lang w:val="ar_AE" w:bidi="ar_AE"/>
+        </w:rPr>
+      </w:r>
+    </w:p>
+    <w:p>
+      <w:pPr>
+        <w:bidi/>
+      </w:pPr>
+      <w:r>
+        <w:rPr>
+          <w:rtl/>
+          <w:cs/>
           <w:lang w:val="ar_AE" w:bidi="ar_AE"/>
         </w:rPr>
       </w:r>
@@ -687,28 +853,36 @@
       </w:pPr>
       <w:r>
         <w:rPr>
+          <w:rtl/>
+          <w:cs/>
           <w:lang w:val="ar_AE" w:bidi="ar_AE"/>
         </w:rPr>
         <w:t>١ بطرس ١: ٧ (#٢)</w:t>
       </w:r>
       <w:r>
         <w:rPr>
-          <w:lang w:val="ar_AE" w:bidi="ar_AE"/>
-        </w:rPr>
-      </w:r>
-    </w:p>
-    <w:p>
-      <w:pPr>
-        <w:bidi/>
-      </w:pPr>
-      <w:r>
-        <w:rPr>
+          <w:rtl/>
+          <w:cs/>
+          <w:lang w:val="ar_AE" w:bidi="ar_AE"/>
+        </w:rPr>
+      </w:r>
+    </w:p>
+    <w:p>
+      <w:pPr>
+        <w:bidi/>
+      </w:pPr>
+      <w:r>
+        <w:rPr>
+          <w:rtl/>
+          <w:cs/>
           <w:lang w:val="ar_AE" w:bidi="ar_AE"/>
         </w:rPr>
       </w:r>
       <w:r>
         <w:rPr>
           <w:b/>
+          <w:rtl/>
+          <w:cs/>
           <w:lang w:val="ar_AE" w:bidi="ar_AE"/>
         </w:rPr>
         <w:t>ما الذي أثمن من الذهب الفاني؟</w:t>
@@ -720,32 +894,42 @@
       </w:pPr>
       <w:r>
         <w:rPr>
-          <w:lang w:val="ar_AE" w:bidi="ar_AE"/>
-        </w:rPr>
-      </w:r>
-      <w:r>
-        <w:rPr>
+          <w:rtl/>
+          <w:cs/>
+          <w:lang w:val="ar_AE" w:bidi="ar_AE"/>
+        </w:rPr>
+      </w:r>
+      <w:r>
+        <w:rPr>
+          <w:rtl/>
+          <w:cs/>
           <w:lang w:val="ar_AE" w:bidi="ar_AE"/>
         </w:rPr>
         <w:t>الإيمان أثمن من الذهب.</w:t>
       </w:r>
       <w:r>
         <w:rPr>
-          <w:lang w:val="ar_AE" w:bidi="ar_AE"/>
-        </w:rPr>
-      </w:r>
-      <w:r>
-        <w:rPr>
-          <w:lang w:val="ar_AE" w:bidi="ar_AE"/>
-        </w:rPr>
-      </w:r>
-    </w:p>
-    <w:p>
-      <w:pPr>
-        <w:bidi/>
-      </w:pPr>
-      <w:r>
-        <w:rPr>
+          <w:rtl/>
+          <w:cs/>
+          <w:lang w:val="ar_AE" w:bidi="ar_AE"/>
+        </w:rPr>
+      </w:r>
+      <w:r>
+        <w:rPr>
+          <w:rtl/>
+          <w:cs/>
+          <w:lang w:val="ar_AE" w:bidi="ar_AE"/>
+        </w:rPr>
+      </w:r>
+    </w:p>
+    <w:p>
+      <w:pPr>
+        <w:bidi/>
+      </w:pPr>
+      <w:r>
+        <w:rPr>
+          <w:rtl/>
+          <w:cs/>
           <w:lang w:val="ar_AE" w:bidi="ar_AE"/>
         </w:rPr>
       </w:r>
@@ -757,28 +941,36 @@
       </w:pPr>
       <w:r>
         <w:rPr>
+          <w:rtl/>
+          <w:cs/>
           <w:lang w:val="ar_AE" w:bidi="ar_AE"/>
         </w:rPr>
         <w:t>١ بطرس ١: ٨</w:t>
       </w:r>
       <w:r>
         <w:rPr>
-          <w:lang w:val="ar_AE" w:bidi="ar_AE"/>
-        </w:rPr>
-      </w:r>
-    </w:p>
-    <w:p>
-      <w:pPr>
-        <w:bidi/>
-      </w:pPr>
-      <w:r>
-        <w:rPr>
+          <w:rtl/>
+          <w:cs/>
+          <w:lang w:val="ar_AE" w:bidi="ar_AE"/>
+        </w:rPr>
+      </w:r>
+    </w:p>
+    <w:p>
+      <w:pPr>
+        <w:bidi/>
+      </w:pPr>
+      <w:r>
+        <w:rPr>
+          <w:rtl/>
+          <w:cs/>
           <w:lang w:val="ar_AE" w:bidi="ar_AE"/>
         </w:rPr>
       </w:r>
       <w:r>
         <w:rPr>
           <w:b/>
+          <w:rtl/>
+          <w:cs/>
           <w:lang w:val="ar_AE" w:bidi="ar_AE"/>
         </w:rPr>
         <w:t>مع إنَّ المؤمنين لم يروا يَسوع، ماذا فعلوا؟</w:t>
@@ -790,32 +982,42 @@
       </w:pPr>
       <w:r>
         <w:rPr>
-          <w:lang w:val="ar_AE" w:bidi="ar_AE"/>
-        </w:rPr>
-      </w:r>
-      <w:r>
-        <w:rPr>
+          <w:rtl/>
+          <w:cs/>
+          <w:lang w:val="ar_AE" w:bidi="ar_AE"/>
+        </w:rPr>
+      </w:r>
+      <w:r>
+        <w:rPr>
+          <w:rtl/>
+          <w:cs/>
           <w:lang w:val="ar_AE" w:bidi="ar_AE"/>
         </w:rPr>
         <w:t>أحبوه وآمنوا به وكانوا سعداء للغاية بفرح لا يوصف مملوءًا بالمجد.</w:t>
       </w:r>
       <w:r>
         <w:rPr>
-          <w:lang w:val="ar_AE" w:bidi="ar_AE"/>
-        </w:rPr>
-      </w:r>
-      <w:r>
-        <w:rPr>
-          <w:lang w:val="ar_AE" w:bidi="ar_AE"/>
-        </w:rPr>
-      </w:r>
-    </w:p>
-    <w:p>
-      <w:pPr>
-        <w:bidi/>
-      </w:pPr>
-      <w:r>
-        <w:rPr>
+          <w:rtl/>
+          <w:cs/>
+          <w:lang w:val="ar_AE" w:bidi="ar_AE"/>
+        </w:rPr>
+      </w:r>
+      <w:r>
+        <w:rPr>
+          <w:rtl/>
+          <w:cs/>
+          <w:lang w:val="ar_AE" w:bidi="ar_AE"/>
+        </w:rPr>
+      </w:r>
+    </w:p>
+    <w:p>
+      <w:pPr>
+        <w:bidi/>
+      </w:pPr>
+      <w:r>
+        <w:rPr>
+          <w:rtl/>
+          <w:cs/>
           <w:lang w:val="ar_AE" w:bidi="ar_AE"/>
         </w:rPr>
       </w:r>
@@ -827,28 +1029,36 @@
       </w:pPr>
       <w:r>
         <w:rPr>
+          <w:rtl/>
+          <w:cs/>
           <w:lang w:val="ar_AE" w:bidi="ar_AE"/>
         </w:rPr>
         <w:t>١ بطرس ١: ٩</w:t>
       </w:r>
       <w:r>
         <w:rPr>
-          <w:lang w:val="ar_AE" w:bidi="ar_AE"/>
-        </w:rPr>
-      </w:r>
-    </w:p>
-    <w:p>
-      <w:pPr>
-        <w:bidi/>
-      </w:pPr>
-      <w:r>
-        <w:rPr>
+          <w:rtl/>
+          <w:cs/>
+          <w:lang w:val="ar_AE" w:bidi="ar_AE"/>
+        </w:rPr>
+      </w:r>
+    </w:p>
+    <w:p>
+      <w:pPr>
+        <w:bidi/>
+      </w:pPr>
+      <w:r>
+        <w:rPr>
+          <w:rtl/>
+          <w:cs/>
           <w:lang w:val="ar_AE" w:bidi="ar_AE"/>
         </w:rPr>
       </w:r>
       <w:r>
         <w:rPr>
           <w:b/>
+          <w:rtl/>
+          <w:cs/>
           <w:lang w:val="ar_AE" w:bidi="ar_AE"/>
         </w:rPr>
         <w:t>ماذا نال الذين آمنوا به نتيجة لإيمانهم؟</w:t>
@@ -860,32 +1070,42 @@
       </w:pPr>
       <w:r>
         <w:rPr>
-          <w:lang w:val="ar_AE" w:bidi="ar_AE"/>
-        </w:rPr>
-      </w:r>
-      <w:r>
-        <w:rPr>
+          <w:rtl/>
+          <w:cs/>
+          <w:lang w:val="ar_AE" w:bidi="ar_AE"/>
+        </w:rPr>
+      </w:r>
+      <w:r>
+        <w:rPr>
+          <w:rtl/>
+          <w:cs/>
           <w:lang w:val="ar_AE" w:bidi="ar_AE"/>
         </w:rPr>
         <w:t>نالوا خلاص نفوسهم.</w:t>
       </w:r>
       <w:r>
         <w:rPr>
-          <w:lang w:val="ar_AE" w:bidi="ar_AE"/>
-        </w:rPr>
-      </w:r>
-      <w:r>
-        <w:rPr>
-          <w:lang w:val="ar_AE" w:bidi="ar_AE"/>
-        </w:rPr>
-      </w:r>
-    </w:p>
-    <w:p>
-      <w:pPr>
-        <w:bidi/>
-      </w:pPr>
-      <w:r>
-        <w:rPr>
+          <w:rtl/>
+          <w:cs/>
+          <w:lang w:val="ar_AE" w:bidi="ar_AE"/>
+        </w:rPr>
+      </w:r>
+      <w:r>
+        <w:rPr>
+          <w:rtl/>
+          <w:cs/>
+          <w:lang w:val="ar_AE" w:bidi="ar_AE"/>
+        </w:rPr>
+      </w:r>
+    </w:p>
+    <w:p>
+      <w:pPr>
+        <w:bidi/>
+      </w:pPr>
+      <w:r>
+        <w:rPr>
+          <w:rtl/>
+          <w:cs/>
           <w:lang w:val="ar_AE" w:bidi="ar_AE"/>
         </w:rPr>
       </w:r>
@@ -897,28 +1117,36 @@
       </w:pPr>
       <w:r>
         <w:rPr>
+          <w:rtl/>
+          <w:cs/>
           <w:lang w:val="ar_AE" w:bidi="ar_AE"/>
         </w:rPr>
         <w:t>١ بطرس ١: ١٠</w:t>
       </w:r>
       <w:r>
         <w:rPr>
-          <w:lang w:val="ar_AE" w:bidi="ar_AE"/>
-        </w:rPr>
-      </w:r>
-    </w:p>
-    <w:p>
-      <w:pPr>
-        <w:bidi/>
-      </w:pPr>
-      <w:r>
-        <w:rPr>
+          <w:rtl/>
+          <w:cs/>
+          <w:lang w:val="ar_AE" w:bidi="ar_AE"/>
+        </w:rPr>
+      </w:r>
+    </w:p>
+    <w:p>
+      <w:pPr>
+        <w:bidi/>
+      </w:pPr>
+      <w:r>
+        <w:rPr>
+          <w:rtl/>
+          <w:cs/>
           <w:lang w:val="ar_AE" w:bidi="ar_AE"/>
         </w:rPr>
       </w:r>
       <w:r>
         <w:rPr>
           <w:b/>
+          <w:rtl/>
+          <w:cs/>
           <w:lang w:val="ar_AE" w:bidi="ar_AE"/>
         </w:rPr>
         <w:t>عن ماذا بحث الأنبياء واستفسروا بعناية؟</w:t>
@@ -930,32 +1158,42 @@
       </w:pPr>
       <w:r>
         <w:rPr>
-          <w:lang w:val="ar_AE" w:bidi="ar_AE"/>
-        </w:rPr>
-      </w:r>
-      <w:r>
-        <w:rPr>
+          <w:rtl/>
+          <w:cs/>
+          <w:lang w:val="ar_AE" w:bidi="ar_AE"/>
+        </w:rPr>
+      </w:r>
+      <w:r>
+        <w:rPr>
+          <w:rtl/>
+          <w:cs/>
           <w:lang w:val="ar_AE" w:bidi="ar_AE"/>
         </w:rPr>
         <w:t>بحث الأنبياء عن الخلاص الذي كان المؤمنون يقبلونه وعن النعمة التي كانت ستصبح لهم.</w:t>
       </w:r>
       <w:r>
         <w:rPr>
-          <w:lang w:val="ar_AE" w:bidi="ar_AE"/>
-        </w:rPr>
-      </w:r>
-      <w:r>
-        <w:rPr>
-          <w:lang w:val="ar_AE" w:bidi="ar_AE"/>
-        </w:rPr>
-      </w:r>
-    </w:p>
-    <w:p>
-      <w:pPr>
-        <w:bidi/>
-      </w:pPr>
-      <w:r>
-        <w:rPr>
+          <w:rtl/>
+          <w:cs/>
+          <w:lang w:val="ar_AE" w:bidi="ar_AE"/>
+        </w:rPr>
+      </w:r>
+      <w:r>
+        <w:rPr>
+          <w:rtl/>
+          <w:cs/>
+          <w:lang w:val="ar_AE" w:bidi="ar_AE"/>
+        </w:rPr>
+      </w:r>
+    </w:p>
+    <w:p>
+      <w:pPr>
+        <w:bidi/>
+      </w:pPr>
+      <w:r>
+        <w:rPr>
+          <w:rtl/>
+          <w:cs/>
           <w:lang w:val="ar_AE" w:bidi="ar_AE"/>
         </w:rPr>
       </w:r>
@@ -967,28 +1205,36 @@
       </w:pPr>
       <w:r>
         <w:rPr>
+          <w:rtl/>
+          <w:cs/>
           <w:lang w:val="ar_AE" w:bidi="ar_AE"/>
         </w:rPr>
         <w:t>١ بطرس ١: ١١</w:t>
       </w:r>
       <w:r>
         <w:rPr>
-          <w:lang w:val="ar_AE" w:bidi="ar_AE"/>
-        </w:rPr>
-      </w:r>
-    </w:p>
-    <w:p>
-      <w:pPr>
-        <w:bidi/>
-      </w:pPr>
-      <w:r>
-        <w:rPr>
+          <w:rtl/>
+          <w:cs/>
+          <w:lang w:val="ar_AE" w:bidi="ar_AE"/>
+        </w:rPr>
+      </w:r>
+    </w:p>
+    <w:p>
+      <w:pPr>
+        <w:bidi/>
+      </w:pPr>
+      <w:r>
+        <w:rPr>
+          <w:rtl/>
+          <w:cs/>
           <w:lang w:val="ar_AE" w:bidi="ar_AE"/>
         </w:rPr>
       </w:r>
       <w:r>
         <w:rPr>
           <w:b/>
+          <w:rtl/>
+          <w:cs/>
           <w:lang w:val="ar_AE" w:bidi="ar_AE"/>
         </w:rPr>
         <w:t>عن ماذا كان روح ٱلْمَسِيحِ يخبر الأنبياء مسبقًا؟</w:t>
@@ -1000,32 +1246,42 @@
       </w:pPr>
       <w:r>
         <w:rPr>
-          <w:lang w:val="ar_AE" w:bidi="ar_AE"/>
-        </w:rPr>
-      </w:r>
-      <w:r>
-        <w:rPr>
+          <w:rtl/>
+          <w:cs/>
+          <w:lang w:val="ar_AE" w:bidi="ar_AE"/>
+        </w:rPr>
+      </w:r>
+      <w:r>
+        <w:rPr>
+          <w:rtl/>
+          <w:cs/>
           <w:lang w:val="ar_AE" w:bidi="ar_AE"/>
         </w:rPr>
         <w:t>كان يخبرهم عن آلام ٱلْمَسِيحِ والأمجاد التي ستتبعه.</w:t>
       </w:r>
       <w:r>
         <w:rPr>
-          <w:lang w:val="ar_AE" w:bidi="ar_AE"/>
-        </w:rPr>
-      </w:r>
-      <w:r>
-        <w:rPr>
-          <w:lang w:val="ar_AE" w:bidi="ar_AE"/>
-        </w:rPr>
-      </w:r>
-    </w:p>
-    <w:p>
-      <w:pPr>
-        <w:bidi/>
-      </w:pPr>
-      <w:r>
-        <w:rPr>
+          <w:rtl/>
+          <w:cs/>
+          <w:lang w:val="ar_AE" w:bidi="ar_AE"/>
+        </w:rPr>
+      </w:r>
+      <w:r>
+        <w:rPr>
+          <w:rtl/>
+          <w:cs/>
+          <w:lang w:val="ar_AE" w:bidi="ar_AE"/>
+        </w:rPr>
+      </w:r>
+    </w:p>
+    <w:p>
+      <w:pPr>
+        <w:bidi/>
+      </w:pPr>
+      <w:r>
+        <w:rPr>
+          <w:rtl/>
+          <w:cs/>
           <w:lang w:val="ar_AE" w:bidi="ar_AE"/>
         </w:rPr>
       </w:r>
@@ -1037,28 +1293,36 @@
       </w:pPr>
       <w:r>
         <w:rPr>
+          <w:rtl/>
+          <w:cs/>
           <w:lang w:val="ar_AE" w:bidi="ar_AE"/>
         </w:rPr>
         <w:t>١ بطرس ١: ١٢</w:t>
       </w:r>
       <w:r>
         <w:rPr>
-          <w:lang w:val="ar_AE" w:bidi="ar_AE"/>
-        </w:rPr>
-      </w:r>
-    </w:p>
-    <w:p>
-      <w:pPr>
-        <w:bidi/>
-      </w:pPr>
-      <w:r>
-        <w:rPr>
+          <w:rtl/>
+          <w:cs/>
+          <w:lang w:val="ar_AE" w:bidi="ar_AE"/>
+        </w:rPr>
+      </w:r>
+    </w:p>
+    <w:p>
+      <w:pPr>
+        <w:bidi/>
+      </w:pPr>
+      <w:r>
+        <w:rPr>
+          <w:rtl/>
+          <w:cs/>
           <w:lang w:val="ar_AE" w:bidi="ar_AE"/>
         </w:rPr>
       </w:r>
       <w:r>
         <w:rPr>
           <w:b/>
+          <w:rtl/>
+          <w:cs/>
           <w:lang w:val="ar_AE" w:bidi="ar_AE"/>
         </w:rPr>
         <w:t>مَن كان يخدم الأنبياء ببحثهم واستفساراتهم؟</w:t>
@@ -1070,32 +1334,42 @@
       </w:pPr>
       <w:r>
         <w:rPr>
-          <w:lang w:val="ar_AE" w:bidi="ar_AE"/>
-        </w:rPr>
-      </w:r>
-      <w:r>
-        <w:rPr>
+          <w:rtl/>
+          <w:cs/>
+          <w:lang w:val="ar_AE" w:bidi="ar_AE"/>
+        </w:rPr>
+      </w:r>
+      <w:r>
+        <w:rPr>
+          <w:rtl/>
+          <w:cs/>
           <w:lang w:val="ar_AE" w:bidi="ar_AE"/>
         </w:rPr>
         <w:t>كانوا يخدمون المؤمنين.</w:t>
       </w:r>
       <w:r>
         <w:rPr>
-          <w:lang w:val="ar_AE" w:bidi="ar_AE"/>
-        </w:rPr>
-      </w:r>
-      <w:r>
-        <w:rPr>
-          <w:lang w:val="ar_AE" w:bidi="ar_AE"/>
-        </w:rPr>
-      </w:r>
-    </w:p>
-    <w:p>
-      <w:pPr>
-        <w:bidi/>
-      </w:pPr>
-      <w:r>
-        <w:rPr>
+          <w:rtl/>
+          <w:cs/>
+          <w:lang w:val="ar_AE" w:bidi="ar_AE"/>
+        </w:rPr>
+      </w:r>
+      <w:r>
+        <w:rPr>
+          <w:rtl/>
+          <w:cs/>
+          <w:lang w:val="ar_AE" w:bidi="ar_AE"/>
+        </w:rPr>
+      </w:r>
+    </w:p>
+    <w:p>
+      <w:pPr>
+        <w:bidi/>
+      </w:pPr>
+      <w:r>
+        <w:rPr>
+          <w:rtl/>
+          <w:cs/>
           <w:lang w:val="ar_AE" w:bidi="ar_AE"/>
         </w:rPr>
       </w:r>
@@ -1107,28 +1381,36 @@
       </w:pPr>
       <w:r>
         <w:rPr>
+          <w:rtl/>
+          <w:cs/>
           <w:lang w:val="ar_AE" w:bidi="ar_AE"/>
         </w:rPr>
         <w:t>١ بطرس ١: ١٢ (#٢)</w:t>
       </w:r>
       <w:r>
         <w:rPr>
-          <w:lang w:val="ar_AE" w:bidi="ar_AE"/>
-        </w:rPr>
-      </w:r>
-    </w:p>
-    <w:p>
-      <w:pPr>
-        <w:bidi/>
-      </w:pPr>
-      <w:r>
-        <w:rPr>
+          <w:rtl/>
+          <w:cs/>
+          <w:lang w:val="ar_AE" w:bidi="ar_AE"/>
+        </w:rPr>
+      </w:r>
+    </w:p>
+    <w:p>
+      <w:pPr>
+        <w:bidi/>
+      </w:pPr>
+      <w:r>
+        <w:rPr>
+          <w:rtl/>
+          <w:cs/>
           <w:lang w:val="ar_AE" w:bidi="ar_AE"/>
         </w:rPr>
       </w:r>
       <w:r>
         <w:rPr>
           <w:b/>
+          <w:rtl/>
+          <w:cs/>
           <w:lang w:val="ar_AE" w:bidi="ar_AE"/>
         </w:rPr>
         <w:t>مَن الذي رغب في إعلان نتائج بحث وتحقيق الأنبياء؟</w:t>
@@ -1140,32 +1422,42 @@
       </w:pPr>
       <w:r>
         <w:rPr>
-          <w:lang w:val="ar_AE" w:bidi="ar_AE"/>
-        </w:rPr>
-      </w:r>
-      <w:r>
-        <w:rPr>
+          <w:rtl/>
+          <w:cs/>
+          <w:lang w:val="ar_AE" w:bidi="ar_AE"/>
+        </w:rPr>
+      </w:r>
+      <w:r>
+        <w:rPr>
+          <w:rtl/>
+          <w:cs/>
           <w:lang w:val="ar_AE" w:bidi="ar_AE"/>
         </w:rPr>
         <w:t>حتى الملائكة رغبت في إعلان النتائج.</w:t>
       </w:r>
       <w:r>
         <w:rPr>
-          <w:lang w:val="ar_AE" w:bidi="ar_AE"/>
-        </w:rPr>
-      </w:r>
-      <w:r>
-        <w:rPr>
-          <w:lang w:val="ar_AE" w:bidi="ar_AE"/>
-        </w:rPr>
-      </w:r>
-    </w:p>
-    <w:p>
-      <w:pPr>
-        <w:bidi/>
-      </w:pPr>
-      <w:r>
-        <w:rPr>
+          <w:rtl/>
+          <w:cs/>
+          <w:lang w:val="ar_AE" w:bidi="ar_AE"/>
+        </w:rPr>
+      </w:r>
+      <w:r>
+        <w:rPr>
+          <w:rtl/>
+          <w:cs/>
+          <w:lang w:val="ar_AE" w:bidi="ar_AE"/>
+        </w:rPr>
+      </w:r>
+    </w:p>
+    <w:p>
+      <w:pPr>
+        <w:bidi/>
+      </w:pPr>
+      <w:r>
+        <w:rPr>
+          <w:rtl/>
+          <w:cs/>
           <w:lang w:val="ar_AE" w:bidi="ar_AE"/>
         </w:rPr>
       </w:r>
@@ -1177,28 +1469,36 @@
       </w:pPr>
       <w:r>
         <w:rPr>
+          <w:rtl/>
+          <w:cs/>
           <w:lang w:val="ar_AE" w:bidi="ar_AE"/>
         </w:rPr>
         <w:t>١ بطرس ١: ١٣–١٤</w:t>
       </w:r>
       <w:r>
         <w:rPr>
-          <w:lang w:val="ar_AE" w:bidi="ar_AE"/>
-        </w:rPr>
-      </w:r>
-    </w:p>
-    <w:p>
-      <w:pPr>
-        <w:bidi/>
-      </w:pPr>
-      <w:r>
-        <w:rPr>
+          <w:rtl/>
+          <w:cs/>
+          <w:lang w:val="ar_AE" w:bidi="ar_AE"/>
+        </w:rPr>
+      </w:r>
+    </w:p>
+    <w:p>
+      <w:pPr>
+        <w:bidi/>
+      </w:pPr>
+      <w:r>
+        <w:rPr>
+          <w:rtl/>
+          <w:cs/>
           <w:lang w:val="ar_AE" w:bidi="ar_AE"/>
         </w:rPr>
       </w:r>
       <w:r>
         <w:rPr>
           <w:b/>
+          <w:rtl/>
+          <w:cs/>
           <w:lang w:val="ar_AE" w:bidi="ar_AE"/>
         </w:rPr>
         <w:t>ماذا أمر بطْرس المؤمنين أن يفعلوا بصفتهم أبناءً مطيعين؟</w:t>
@@ -1210,32 +1510,42 @@
       </w:pPr>
       <w:r>
         <w:rPr>
-          <w:lang w:val="ar_AE" w:bidi="ar_AE"/>
-        </w:rPr>
-      </w:r>
-      <w:r>
-        <w:rPr>
+          <w:rtl/>
+          <w:cs/>
+          <w:lang w:val="ar_AE" w:bidi="ar_AE"/>
+        </w:rPr>
+      </w:r>
+      <w:r>
+        <w:rPr>
+          <w:rtl/>
+          <w:cs/>
           <w:lang w:val="ar_AE" w:bidi="ar_AE"/>
         </w:rPr>
         <w:t>أمرهم بإعداد عقولهم لطاعة ٱللهِ وبأن يكونوا متزنين في تفكيرهم ويكون لديهم ثقة كاملة في النعمة التي ستُجلب لهم، وألا يتشكلوا وفقًا لرغباتهم السابقة.</w:t>
       </w:r>
       <w:r>
         <w:rPr>
-          <w:lang w:val="ar_AE" w:bidi="ar_AE"/>
-        </w:rPr>
-      </w:r>
-      <w:r>
-        <w:rPr>
-          <w:lang w:val="ar_AE" w:bidi="ar_AE"/>
-        </w:rPr>
-      </w:r>
-    </w:p>
-    <w:p>
-      <w:pPr>
-        <w:bidi/>
-      </w:pPr>
-      <w:r>
-        <w:rPr>
+          <w:rtl/>
+          <w:cs/>
+          <w:lang w:val="ar_AE" w:bidi="ar_AE"/>
+        </w:rPr>
+      </w:r>
+      <w:r>
+        <w:rPr>
+          <w:rtl/>
+          <w:cs/>
+          <w:lang w:val="ar_AE" w:bidi="ar_AE"/>
+        </w:rPr>
+      </w:r>
+    </w:p>
+    <w:p>
+      <w:pPr>
+        <w:bidi/>
+      </w:pPr>
+      <w:r>
+        <w:rPr>
+          <w:rtl/>
+          <w:cs/>
           <w:lang w:val="ar_AE" w:bidi="ar_AE"/>
         </w:rPr>
       </w:r>
@@ -1247,28 +1557,36 @@
       </w:pPr>
       <w:r>
         <w:rPr>
+          <w:rtl/>
+          <w:cs/>
           <w:lang w:val="ar_AE" w:bidi="ar_AE"/>
         </w:rPr>
         <w:t>١ بطرس ١: ١٥–١٦</w:t>
       </w:r>
       <w:r>
         <w:rPr>
-          <w:lang w:val="ar_AE" w:bidi="ar_AE"/>
-        </w:rPr>
-      </w:r>
-    </w:p>
-    <w:p>
-      <w:pPr>
-        <w:bidi/>
-      </w:pPr>
-      <w:r>
-        <w:rPr>
+          <w:rtl/>
+          <w:cs/>
+          <w:lang w:val="ar_AE" w:bidi="ar_AE"/>
+        </w:rPr>
+      </w:r>
+    </w:p>
+    <w:p>
+      <w:pPr>
+        <w:bidi/>
+      </w:pPr>
+      <w:r>
+        <w:rPr>
+          <w:rtl/>
+          <w:cs/>
           <w:lang w:val="ar_AE" w:bidi="ar_AE"/>
         </w:rPr>
       </w:r>
       <w:r>
         <w:rPr>
           <w:b/>
+          <w:rtl/>
+          <w:cs/>
           <w:lang w:val="ar_AE" w:bidi="ar_AE"/>
         </w:rPr>
         <w:t>لماذا قال بطْرس إن المؤمنين يجب أن يكونوا قديسين؟</w:t>
@@ -1280,32 +1598,42 @@
       </w:pPr>
       <w:r>
         <w:rPr>
-          <w:lang w:val="ar_AE" w:bidi="ar_AE"/>
-        </w:rPr>
-      </w:r>
-      <w:r>
-        <w:rPr>
+          <w:rtl/>
+          <w:cs/>
+          <w:lang w:val="ar_AE" w:bidi="ar_AE"/>
+        </w:rPr>
+      </w:r>
+      <w:r>
+        <w:rPr>
+          <w:rtl/>
+          <w:cs/>
           <w:lang w:val="ar_AE" w:bidi="ar_AE"/>
         </w:rPr>
         <w:t>لأنَّ الذي دعاهم قدوس.</w:t>
       </w:r>
       <w:r>
         <w:rPr>
-          <w:lang w:val="ar_AE" w:bidi="ar_AE"/>
-        </w:rPr>
-      </w:r>
-      <w:r>
-        <w:rPr>
-          <w:lang w:val="ar_AE" w:bidi="ar_AE"/>
-        </w:rPr>
-      </w:r>
-    </w:p>
-    <w:p>
-      <w:pPr>
-        <w:bidi/>
-      </w:pPr>
-      <w:r>
-        <w:rPr>
+          <w:rtl/>
+          <w:cs/>
+          <w:lang w:val="ar_AE" w:bidi="ar_AE"/>
+        </w:rPr>
+      </w:r>
+      <w:r>
+        <w:rPr>
+          <w:rtl/>
+          <w:cs/>
+          <w:lang w:val="ar_AE" w:bidi="ar_AE"/>
+        </w:rPr>
+      </w:r>
+    </w:p>
+    <w:p>
+      <w:pPr>
+        <w:bidi/>
+      </w:pPr>
+      <w:r>
+        <w:rPr>
+          <w:rtl/>
+          <w:cs/>
           <w:lang w:val="ar_AE" w:bidi="ar_AE"/>
         </w:rPr>
       </w:r>
@@ -1317,28 +1645,36 @@
       </w:pPr>
       <w:r>
         <w:rPr>
+          <w:rtl/>
+          <w:cs/>
           <w:lang w:val="ar_AE" w:bidi="ar_AE"/>
         </w:rPr>
         <w:t>١ بطرس ١: ١٧</w:t>
       </w:r>
       <w:r>
         <w:rPr>
-          <w:lang w:val="ar_AE" w:bidi="ar_AE"/>
-        </w:rPr>
-      </w:r>
-    </w:p>
-    <w:p>
-      <w:pPr>
-        <w:bidi/>
-      </w:pPr>
-      <w:r>
-        <w:rPr>
+          <w:rtl/>
+          <w:cs/>
+          <w:lang w:val="ar_AE" w:bidi="ar_AE"/>
+        </w:rPr>
+      </w:r>
+    </w:p>
+    <w:p>
+      <w:pPr>
+        <w:bidi/>
+      </w:pPr>
+      <w:r>
+        <w:rPr>
+          <w:rtl/>
+          <w:cs/>
           <w:lang w:val="ar_AE" w:bidi="ar_AE"/>
         </w:rPr>
       </w:r>
       <w:r>
         <w:rPr>
           <w:b/>
+          <w:rtl/>
+          <w:cs/>
           <w:lang w:val="ar_AE" w:bidi="ar_AE"/>
         </w:rPr>
         <w:t>لماذا يجب على المؤمنين قضاء زمان غربتهم في خوف؟</w:t>
@@ -1350,32 +1686,42 @@
       </w:pPr>
       <w:r>
         <w:rPr>
-          <w:lang w:val="ar_AE" w:bidi="ar_AE"/>
-        </w:rPr>
-      </w:r>
-      <w:r>
-        <w:rPr>
+          <w:rtl/>
+          <w:cs/>
+          <w:lang w:val="ar_AE" w:bidi="ar_AE"/>
+        </w:rPr>
+      </w:r>
+      <w:r>
+        <w:rPr>
+          <w:rtl/>
+          <w:cs/>
           <w:lang w:val="ar_AE" w:bidi="ar_AE"/>
         </w:rPr>
         <w:t>لأنهم أطلقوا على "ٱلْآبِ" الذي يحكم بالعدل وفقًا لعمل كل شخص.</w:t>
       </w:r>
       <w:r>
         <w:rPr>
-          <w:lang w:val="ar_AE" w:bidi="ar_AE"/>
-        </w:rPr>
-      </w:r>
-      <w:r>
-        <w:rPr>
-          <w:lang w:val="ar_AE" w:bidi="ar_AE"/>
-        </w:rPr>
-      </w:r>
-    </w:p>
-    <w:p>
-      <w:pPr>
-        <w:bidi/>
-      </w:pPr>
-      <w:r>
-        <w:rPr>
+          <w:rtl/>
+          <w:cs/>
+          <w:lang w:val="ar_AE" w:bidi="ar_AE"/>
+        </w:rPr>
+      </w:r>
+      <w:r>
+        <w:rPr>
+          <w:rtl/>
+          <w:cs/>
+          <w:lang w:val="ar_AE" w:bidi="ar_AE"/>
+        </w:rPr>
+      </w:r>
+    </w:p>
+    <w:p>
+      <w:pPr>
+        <w:bidi/>
+      </w:pPr>
+      <w:r>
+        <w:rPr>
+          <w:rtl/>
+          <w:cs/>
           <w:lang w:val="ar_AE" w:bidi="ar_AE"/>
         </w:rPr>
       </w:r>
@@ -1387,28 +1733,36 @@
       </w:pPr>
       <w:r>
         <w:rPr>
+          <w:rtl/>
+          <w:cs/>
           <w:lang w:val="ar_AE" w:bidi="ar_AE"/>
         </w:rPr>
         <w:t>١ بطرس ١: ١٨</w:t>
       </w:r>
       <w:r>
         <w:rPr>
-          <w:lang w:val="ar_AE" w:bidi="ar_AE"/>
-        </w:rPr>
-      </w:r>
-    </w:p>
-    <w:p>
-      <w:pPr>
-        <w:bidi/>
-      </w:pPr>
-      <w:r>
-        <w:rPr>
+          <w:rtl/>
+          <w:cs/>
+          <w:lang w:val="ar_AE" w:bidi="ar_AE"/>
+        </w:rPr>
+      </w:r>
+    </w:p>
+    <w:p>
+      <w:pPr>
+        <w:bidi/>
+      </w:pPr>
+      <w:r>
+        <w:rPr>
+          <w:rtl/>
+          <w:cs/>
           <w:lang w:val="ar_AE" w:bidi="ar_AE"/>
         </w:rPr>
       </w:r>
       <w:r>
         <w:rPr>
           <w:b/>
+          <w:rtl/>
+          <w:cs/>
           <w:lang w:val="ar_AE" w:bidi="ar_AE"/>
         </w:rPr>
         <w:t>مِمَّن تعلَّم الغرباء، المختارون، السلوك الباطِل؟</w:t>
@@ -1420,32 +1774,42 @@
       </w:pPr>
       <w:r>
         <w:rPr>
-          <w:lang w:val="ar_AE" w:bidi="ar_AE"/>
-        </w:rPr>
-      </w:r>
-      <w:r>
-        <w:rPr>
+          <w:rtl/>
+          <w:cs/>
+          <w:lang w:val="ar_AE" w:bidi="ar_AE"/>
+        </w:rPr>
+      </w:r>
+      <w:r>
+        <w:rPr>
+          <w:rtl/>
+          <w:cs/>
           <w:lang w:val="ar_AE" w:bidi="ar_AE"/>
         </w:rPr>
         <w:t>لقد تعلَّموا السلوك الباطِل من آبائهم.</w:t>
       </w:r>
       <w:r>
         <w:rPr>
-          <w:lang w:val="ar_AE" w:bidi="ar_AE"/>
-        </w:rPr>
-      </w:r>
-      <w:r>
-        <w:rPr>
-          <w:lang w:val="ar_AE" w:bidi="ar_AE"/>
-        </w:rPr>
-      </w:r>
-    </w:p>
-    <w:p>
-      <w:pPr>
-        <w:bidi/>
-      </w:pPr>
-      <w:r>
-        <w:rPr>
+          <w:rtl/>
+          <w:cs/>
+          <w:lang w:val="ar_AE" w:bidi="ar_AE"/>
+        </w:rPr>
+      </w:r>
+      <w:r>
+        <w:rPr>
+          <w:rtl/>
+          <w:cs/>
+          <w:lang w:val="ar_AE" w:bidi="ar_AE"/>
+        </w:rPr>
+      </w:r>
+    </w:p>
+    <w:p>
+      <w:pPr>
+        <w:bidi/>
+      </w:pPr>
+      <w:r>
+        <w:rPr>
+          <w:rtl/>
+          <w:cs/>
           <w:lang w:val="ar_AE" w:bidi="ar_AE"/>
         </w:rPr>
       </w:r>
@@ -1457,28 +1821,36 @@
       </w:pPr>
       <w:r>
         <w:rPr>
+          <w:rtl/>
+          <w:cs/>
           <w:lang w:val="ar_AE" w:bidi="ar_AE"/>
         </w:rPr>
         <w:t>١ بطرس ١: ١٨–١٩</w:t>
       </w:r>
       <w:r>
         <w:rPr>
-          <w:lang w:val="ar_AE" w:bidi="ar_AE"/>
-        </w:rPr>
-      </w:r>
-    </w:p>
-    <w:p>
-      <w:pPr>
-        <w:bidi/>
-      </w:pPr>
-      <w:r>
-        <w:rPr>
+          <w:rtl/>
+          <w:cs/>
+          <w:lang w:val="ar_AE" w:bidi="ar_AE"/>
+        </w:rPr>
+      </w:r>
+    </w:p>
+    <w:p>
+      <w:pPr>
+        <w:bidi/>
+      </w:pPr>
+      <w:r>
+        <w:rPr>
+          <w:rtl/>
+          <w:cs/>
           <w:lang w:val="ar_AE" w:bidi="ar_AE"/>
         </w:rPr>
       </w:r>
       <w:r>
         <w:rPr>
           <w:b/>
+          <w:rtl/>
+          <w:cs/>
           <w:lang w:val="ar_AE" w:bidi="ar_AE"/>
         </w:rPr>
         <w:t>بماذا تم فداء المؤمنين؟</w:t>
@@ -1490,32 +1862,42 @@
       </w:pPr>
       <w:r>
         <w:rPr>
-          <w:lang w:val="ar_AE" w:bidi="ar_AE"/>
-        </w:rPr>
-      </w:r>
-      <w:r>
-        <w:rPr>
+          <w:rtl/>
+          <w:cs/>
+          <w:lang w:val="ar_AE" w:bidi="ar_AE"/>
+        </w:rPr>
+      </w:r>
+      <w:r>
+        <w:rPr>
+          <w:rtl/>
+          <w:cs/>
           <w:lang w:val="ar_AE" w:bidi="ar_AE"/>
         </w:rPr>
         <w:t>لم يُفدَوا بالفضة أو الذهب، بل بدم ٱلْمَسِيحِ الكريم، كحَمَل بلا عيب وبلا دنس.</w:t>
       </w:r>
       <w:r>
         <w:rPr>
-          <w:lang w:val="ar_AE" w:bidi="ar_AE"/>
-        </w:rPr>
-      </w:r>
-      <w:r>
-        <w:rPr>
-          <w:lang w:val="ar_AE" w:bidi="ar_AE"/>
-        </w:rPr>
-      </w:r>
-    </w:p>
-    <w:p>
-      <w:pPr>
-        <w:bidi/>
-      </w:pPr>
-      <w:r>
-        <w:rPr>
+          <w:rtl/>
+          <w:cs/>
+          <w:lang w:val="ar_AE" w:bidi="ar_AE"/>
+        </w:rPr>
+      </w:r>
+      <w:r>
+        <w:rPr>
+          <w:rtl/>
+          <w:cs/>
+          <w:lang w:val="ar_AE" w:bidi="ar_AE"/>
+        </w:rPr>
+      </w:r>
+    </w:p>
+    <w:p>
+      <w:pPr>
+        <w:bidi/>
+      </w:pPr>
+      <w:r>
+        <w:rPr>
+          <w:rtl/>
+          <w:cs/>
           <w:lang w:val="ar_AE" w:bidi="ar_AE"/>
         </w:rPr>
       </w:r>
@@ -1527,28 +1909,36 @@
       </w:pPr>
       <w:r>
         <w:rPr>
+          <w:rtl/>
+          <w:cs/>
           <w:lang w:val="ar_AE" w:bidi="ar_AE"/>
         </w:rPr>
         <w:t>١ بطرس ١: ٢٠</w:t>
       </w:r>
       <w:r>
         <w:rPr>
-          <w:lang w:val="ar_AE" w:bidi="ar_AE"/>
-        </w:rPr>
-      </w:r>
-    </w:p>
-    <w:p>
-      <w:pPr>
-        <w:bidi/>
-      </w:pPr>
-      <w:r>
-        <w:rPr>
+          <w:rtl/>
+          <w:cs/>
+          <w:lang w:val="ar_AE" w:bidi="ar_AE"/>
+        </w:rPr>
+      </w:r>
+    </w:p>
+    <w:p>
+      <w:pPr>
+        <w:bidi/>
+      </w:pPr>
+      <w:r>
+        <w:rPr>
+          <w:rtl/>
+          <w:cs/>
           <w:lang w:val="ar_AE" w:bidi="ar_AE"/>
         </w:rPr>
       </w:r>
       <w:r>
         <w:rPr>
           <w:b/>
+          <w:rtl/>
+          <w:cs/>
           <w:lang w:val="ar_AE" w:bidi="ar_AE"/>
         </w:rPr>
         <w:t>متى كان ٱلْمَسِيحِ معروفًا مسبقًا، ومتى أُعلِنَ عنه؟</w:t>
@@ -1560,32 +1950,42 @@
       </w:pPr>
       <w:r>
         <w:rPr>
-          <w:lang w:val="ar_AE" w:bidi="ar_AE"/>
-        </w:rPr>
-      </w:r>
-      <w:r>
-        <w:rPr>
+          <w:rtl/>
+          <w:cs/>
+          <w:lang w:val="ar_AE" w:bidi="ar_AE"/>
+        </w:rPr>
+      </w:r>
+      <w:r>
+        <w:rPr>
+          <w:rtl/>
+          <w:cs/>
           <w:lang w:val="ar_AE" w:bidi="ar_AE"/>
         </w:rPr>
         <w:t>لقد كان معروفًا قبل تأسيس العالم؛ وقد أُعلن للغرباء، المختارين، في ما كان يُعدّ حينها الأزمنة الأخيرة.</w:t>
       </w:r>
       <w:r>
         <w:rPr>
-          <w:lang w:val="ar_AE" w:bidi="ar_AE"/>
-        </w:rPr>
-      </w:r>
-      <w:r>
-        <w:rPr>
-          <w:lang w:val="ar_AE" w:bidi="ar_AE"/>
-        </w:rPr>
-      </w:r>
-    </w:p>
-    <w:p>
-      <w:pPr>
-        <w:bidi/>
-      </w:pPr>
-      <w:r>
-        <w:rPr>
+          <w:rtl/>
+          <w:cs/>
+          <w:lang w:val="ar_AE" w:bidi="ar_AE"/>
+        </w:rPr>
+      </w:r>
+      <w:r>
+        <w:rPr>
+          <w:rtl/>
+          <w:cs/>
+          <w:lang w:val="ar_AE" w:bidi="ar_AE"/>
+        </w:rPr>
+      </w:r>
+    </w:p>
+    <w:p>
+      <w:pPr>
+        <w:bidi/>
+      </w:pPr>
+      <w:r>
+        <w:rPr>
+          <w:rtl/>
+          <w:cs/>
           <w:lang w:val="ar_AE" w:bidi="ar_AE"/>
         </w:rPr>
       </w:r>
@@ -1597,28 +1997,36 @@
       </w:pPr>
       <w:r>
         <w:rPr>
+          <w:rtl/>
+          <w:cs/>
           <w:lang w:val="ar_AE" w:bidi="ar_AE"/>
         </w:rPr>
         <w:t>١ بطرس ١: ٢٢</w:t>
       </w:r>
       <w:r>
         <w:rPr>
-          <w:lang w:val="ar_AE" w:bidi="ar_AE"/>
-        </w:rPr>
-      </w:r>
-    </w:p>
-    <w:p>
-      <w:pPr>
-        <w:bidi/>
-      </w:pPr>
-      <w:r>
-        <w:rPr>
+          <w:rtl/>
+          <w:cs/>
+          <w:lang w:val="ar_AE" w:bidi="ar_AE"/>
+        </w:rPr>
+      </w:r>
+    </w:p>
+    <w:p>
+      <w:pPr>
+        <w:bidi/>
+      </w:pPr>
+      <w:r>
+        <w:rPr>
+          <w:rtl/>
+          <w:cs/>
           <w:lang w:val="ar_AE" w:bidi="ar_AE"/>
         </w:rPr>
       </w:r>
       <w:r>
         <w:rPr>
           <w:b/>
+          <w:rtl/>
+          <w:cs/>
           <w:lang w:val="ar_AE" w:bidi="ar_AE"/>
         </w:rPr>
         <w:t>كيف طهّر المؤمنون نفوسهم؟</w:t>
@@ -1630,32 +2038,42 @@
       </w:pPr>
       <w:r>
         <w:rPr>
-          <w:lang w:val="ar_AE" w:bidi="ar_AE"/>
-        </w:rPr>
-      </w:r>
-      <w:r>
-        <w:rPr>
+          <w:rtl/>
+          <w:cs/>
+          <w:lang w:val="ar_AE" w:bidi="ar_AE"/>
+        </w:rPr>
+      </w:r>
+      <w:r>
+        <w:rPr>
+          <w:rtl/>
+          <w:cs/>
           <w:lang w:val="ar_AE" w:bidi="ar_AE"/>
         </w:rPr>
         <w:t>طهروا نفوسهم بطاعة الحق من أجل المحبة الأخوية.</w:t>
       </w:r>
       <w:r>
         <w:rPr>
-          <w:lang w:val="ar_AE" w:bidi="ar_AE"/>
-        </w:rPr>
-      </w:r>
-      <w:r>
-        <w:rPr>
-          <w:lang w:val="ar_AE" w:bidi="ar_AE"/>
-        </w:rPr>
-      </w:r>
-    </w:p>
-    <w:p>
-      <w:pPr>
-        <w:bidi/>
-      </w:pPr>
-      <w:r>
-        <w:rPr>
+          <w:rtl/>
+          <w:cs/>
+          <w:lang w:val="ar_AE" w:bidi="ar_AE"/>
+        </w:rPr>
+      </w:r>
+      <w:r>
+        <w:rPr>
+          <w:rtl/>
+          <w:cs/>
+          <w:lang w:val="ar_AE" w:bidi="ar_AE"/>
+        </w:rPr>
+      </w:r>
+    </w:p>
+    <w:p>
+      <w:pPr>
+        <w:bidi/>
+      </w:pPr>
+      <w:r>
+        <w:rPr>
+          <w:rtl/>
+          <w:cs/>
           <w:lang w:val="ar_AE" w:bidi="ar_AE"/>
         </w:rPr>
       </w:r>
@@ -1667,28 +2085,36 @@
       </w:pPr>
       <w:r>
         <w:rPr>
+          <w:rtl/>
+          <w:cs/>
           <w:lang w:val="ar_AE" w:bidi="ar_AE"/>
         </w:rPr>
         <w:t>١ بطرس ١: ٢٣</w:t>
       </w:r>
       <w:r>
         <w:rPr>
-          <w:lang w:val="ar_AE" w:bidi="ar_AE"/>
-        </w:rPr>
-      </w:r>
-    </w:p>
-    <w:p>
-      <w:pPr>
-        <w:bidi/>
-      </w:pPr>
-      <w:r>
-        <w:rPr>
+          <w:rtl/>
+          <w:cs/>
+          <w:lang w:val="ar_AE" w:bidi="ar_AE"/>
+        </w:rPr>
+      </w:r>
+    </w:p>
+    <w:p>
+      <w:pPr>
+        <w:bidi/>
+      </w:pPr>
+      <w:r>
+        <w:rPr>
+          <w:rtl/>
+          <w:cs/>
           <w:lang w:val="ar_AE" w:bidi="ar_AE"/>
         </w:rPr>
       </w:r>
       <w:r>
         <w:rPr>
           <w:b/>
+          <w:rtl/>
+          <w:cs/>
           <w:lang w:val="ar_AE" w:bidi="ar_AE"/>
         </w:rPr>
         <w:t>كيف وُلِد المؤمنين من جديد؟</w:t>
@@ -1700,32 +2126,42 @@
       </w:pPr>
       <w:r>
         <w:rPr>
-          <w:lang w:val="ar_AE" w:bidi="ar_AE"/>
-        </w:rPr>
-      </w:r>
-      <w:r>
-        <w:rPr>
+          <w:rtl/>
+          <w:cs/>
+          <w:lang w:val="ar_AE" w:bidi="ar_AE"/>
+        </w:rPr>
+      </w:r>
+      <w:r>
+        <w:rPr>
+          <w:rtl/>
+          <w:cs/>
           <w:lang w:val="ar_AE" w:bidi="ar_AE"/>
         </w:rPr>
         <w:t>وُلِدُوا مرة أخرى من بَذْرَة غير قابلة للفناء، بكلمة ٱللهِ الحية والدائمة وليس من بَذْرَة قابلة للفناء.</w:t>
       </w:r>
       <w:r>
         <w:rPr>
-          <w:lang w:val="ar_AE" w:bidi="ar_AE"/>
-        </w:rPr>
-      </w:r>
-      <w:r>
-        <w:rPr>
-          <w:lang w:val="ar_AE" w:bidi="ar_AE"/>
-        </w:rPr>
-      </w:r>
-    </w:p>
-    <w:p>
-      <w:pPr>
-        <w:bidi/>
-      </w:pPr>
-      <w:r>
-        <w:rPr>
+          <w:rtl/>
+          <w:cs/>
+          <w:lang w:val="ar_AE" w:bidi="ar_AE"/>
+        </w:rPr>
+      </w:r>
+      <w:r>
+        <w:rPr>
+          <w:rtl/>
+          <w:cs/>
+          <w:lang w:val="ar_AE" w:bidi="ar_AE"/>
+        </w:rPr>
+      </w:r>
+    </w:p>
+    <w:p>
+      <w:pPr>
+        <w:bidi/>
+      </w:pPr>
+      <w:r>
+        <w:rPr>
+          <w:rtl/>
+          <w:cs/>
           <w:lang w:val="ar_AE" w:bidi="ar_AE"/>
         </w:rPr>
       </w:r>
@@ -1737,28 +2173,36 @@
       </w:pPr>
       <w:r>
         <w:rPr>
+          <w:rtl/>
+          <w:cs/>
           <w:lang w:val="ar_AE" w:bidi="ar_AE"/>
         </w:rPr>
         <w:t>١ بطرس ١: ٢٤</w:t>
       </w:r>
       <w:r>
         <w:rPr>
-          <w:lang w:val="ar_AE" w:bidi="ar_AE"/>
-        </w:rPr>
-      </w:r>
-    </w:p>
-    <w:p>
-      <w:pPr>
-        <w:bidi/>
-      </w:pPr>
-      <w:r>
-        <w:rPr>
+          <w:rtl/>
+          <w:cs/>
+          <w:lang w:val="ar_AE" w:bidi="ar_AE"/>
+        </w:rPr>
+      </w:r>
+    </w:p>
+    <w:p>
+      <w:pPr>
+        <w:bidi/>
+      </w:pPr>
+      <w:r>
+        <w:rPr>
+          <w:rtl/>
+          <w:cs/>
           <w:lang w:val="ar_AE" w:bidi="ar_AE"/>
         </w:rPr>
       </w:r>
       <w:r>
         <w:rPr>
           <w:b/>
+          <w:rtl/>
+          <w:cs/>
           <w:lang w:val="ar_AE" w:bidi="ar_AE"/>
         </w:rPr>
         <w:t>ماذا يشبه الجسد كله، وماذا يشبه مجد الإنسان؟</w:t>
@@ -1770,32 +2214,42 @@
       </w:pPr>
       <w:r>
         <w:rPr>
-          <w:lang w:val="ar_AE" w:bidi="ar_AE"/>
-        </w:rPr>
-      </w:r>
-      <w:r>
-        <w:rPr>
+          <w:rtl/>
+          <w:cs/>
+          <w:lang w:val="ar_AE" w:bidi="ar_AE"/>
+        </w:rPr>
+      </w:r>
+      <w:r>
+        <w:rPr>
+          <w:rtl/>
+          <w:cs/>
           <w:lang w:val="ar_AE" w:bidi="ar_AE"/>
         </w:rPr>
         <w:t>الجسد مثل العشب؛ مجد الإنسان مثل زهر العشب.</w:t>
       </w:r>
       <w:r>
         <w:rPr>
-          <w:lang w:val="ar_AE" w:bidi="ar_AE"/>
-        </w:rPr>
-      </w:r>
-      <w:r>
-        <w:rPr>
-          <w:lang w:val="ar_AE" w:bidi="ar_AE"/>
-        </w:rPr>
-      </w:r>
-    </w:p>
-    <w:p>
-      <w:pPr>
-        <w:bidi/>
-      </w:pPr>
-      <w:r>
-        <w:rPr>
+          <w:rtl/>
+          <w:cs/>
+          <w:lang w:val="ar_AE" w:bidi="ar_AE"/>
+        </w:rPr>
+      </w:r>
+      <w:r>
+        <w:rPr>
+          <w:rtl/>
+          <w:cs/>
+          <w:lang w:val="ar_AE" w:bidi="ar_AE"/>
+        </w:rPr>
+      </w:r>
+    </w:p>
+    <w:p>
+      <w:pPr>
+        <w:bidi/>
+      </w:pPr>
+      <w:r>
+        <w:rPr>
+          <w:rtl/>
+          <w:cs/>
           <w:lang w:val="ar_AE" w:bidi="ar_AE"/>
         </w:rPr>
       </w:r>
@@ -1807,28 +2261,36 @@
       </w:pPr>
       <w:r>
         <w:rPr>
+          <w:rtl/>
+          <w:cs/>
           <w:lang w:val="ar_AE" w:bidi="ar_AE"/>
         </w:rPr>
         <w:t>١ بطرس ١: ٢٥</w:t>
       </w:r>
       <w:r>
         <w:rPr>
-          <w:lang w:val="ar_AE" w:bidi="ar_AE"/>
-        </w:rPr>
-      </w:r>
-    </w:p>
-    <w:p>
-      <w:pPr>
-        <w:bidi/>
-      </w:pPr>
-      <w:r>
-        <w:rPr>
+          <w:rtl/>
+          <w:cs/>
+          <w:lang w:val="ar_AE" w:bidi="ar_AE"/>
+        </w:rPr>
+      </w:r>
+    </w:p>
+    <w:p>
+      <w:pPr>
+        <w:bidi/>
+      </w:pPr>
+      <w:r>
+        <w:rPr>
+          <w:rtl/>
+          <w:cs/>
           <w:lang w:val="ar_AE" w:bidi="ar_AE"/>
         </w:rPr>
       </w:r>
       <w:r>
         <w:rPr>
           <w:b/>
+          <w:rtl/>
+          <w:cs/>
           <w:lang w:val="ar_AE" w:bidi="ar_AE"/>
         </w:rPr>
         <w:t>ماذا يحدث لكلمة الرب؟</w:t>
@@ -1840,32 +2302,42 @@
       </w:pPr>
       <w:r>
         <w:rPr>
-          <w:lang w:val="ar_AE" w:bidi="ar_AE"/>
-        </w:rPr>
-      </w:r>
-      <w:r>
-        <w:rPr>
+          <w:rtl/>
+          <w:cs/>
+          <w:lang w:val="ar_AE" w:bidi="ar_AE"/>
+        </w:rPr>
+      </w:r>
+      <w:r>
+        <w:rPr>
+          <w:rtl/>
+          <w:cs/>
           <w:lang w:val="ar_AE" w:bidi="ar_AE"/>
         </w:rPr>
         <w:t>كلمة الرب تبقى إلى الأبد.</w:t>
       </w:r>
       <w:r>
         <w:rPr>
-          <w:lang w:val="ar_AE" w:bidi="ar_AE"/>
-        </w:rPr>
-      </w:r>
-      <w:r>
-        <w:rPr>
-          <w:lang w:val="ar_AE" w:bidi="ar_AE"/>
-        </w:rPr>
-      </w:r>
-    </w:p>
-    <w:p>
-      <w:pPr>
-        <w:bidi/>
-      </w:pPr>
-      <w:r>
-        <w:rPr>
+          <w:rtl/>
+          <w:cs/>
+          <w:lang w:val="ar_AE" w:bidi="ar_AE"/>
+        </w:rPr>
+      </w:r>
+      <w:r>
+        <w:rPr>
+          <w:rtl/>
+          <w:cs/>
+          <w:lang w:val="ar_AE" w:bidi="ar_AE"/>
+        </w:rPr>
+      </w:r>
+    </w:p>
+    <w:p>
+      <w:pPr>
+        <w:bidi/>
+      </w:pPr>
+      <w:r>
+        <w:rPr>
+          <w:rtl/>
+          <w:cs/>
           <w:lang w:val="ar_AE" w:bidi="ar_AE"/>
         </w:rPr>
       </w:r>
@@ -1877,28 +2349,36 @@
       </w:pPr>
       <w:r>
         <w:rPr>
+          <w:rtl/>
+          <w:cs/>
           <w:lang w:val="ar_AE" w:bidi="ar_AE"/>
         </w:rPr>
         <w:t>١ بطرس ٢: ١</w:t>
       </w:r>
       <w:r>
         <w:rPr>
-          <w:lang w:val="ar_AE" w:bidi="ar_AE"/>
-        </w:rPr>
-      </w:r>
-    </w:p>
-    <w:p>
-      <w:pPr>
-        <w:bidi/>
-      </w:pPr>
-      <w:r>
-        <w:rPr>
+          <w:rtl/>
+          <w:cs/>
+          <w:lang w:val="ar_AE" w:bidi="ar_AE"/>
+        </w:rPr>
+      </w:r>
+    </w:p>
+    <w:p>
+      <w:pPr>
+        <w:bidi/>
+      </w:pPr>
+      <w:r>
+        <w:rPr>
+          <w:rtl/>
+          <w:cs/>
           <w:lang w:val="ar_AE" w:bidi="ar_AE"/>
         </w:rPr>
       </w:r>
       <w:r>
         <w:rPr>
           <w:b/>
+          <w:rtl/>
+          <w:cs/>
           <w:lang w:val="ar_AE" w:bidi="ar_AE"/>
         </w:rPr>
         <w:t>ماذا الذي طُلِبَ من المؤمنين طرحه؟</w:t>
@@ -1910,32 +2390,42 @@
       </w:pPr>
       <w:r>
         <w:rPr>
-          <w:lang w:val="ar_AE" w:bidi="ar_AE"/>
-        </w:rPr>
-      </w:r>
-      <w:r>
-        <w:rPr>
+          <w:rtl/>
+          <w:cs/>
+          <w:lang w:val="ar_AE" w:bidi="ar_AE"/>
+        </w:rPr>
+      </w:r>
+      <w:r>
+        <w:rPr>
+          <w:rtl/>
+          <w:cs/>
           <w:lang w:val="ar_AE" w:bidi="ar_AE"/>
         </w:rPr>
         <w:t>طُلبَ من المؤمنين أنْ يطرحوا كل خداع شرير ونِفاق وحسَد وافتراء.</w:t>
       </w:r>
       <w:r>
         <w:rPr>
-          <w:lang w:val="ar_AE" w:bidi="ar_AE"/>
-        </w:rPr>
-      </w:r>
-      <w:r>
-        <w:rPr>
-          <w:lang w:val="ar_AE" w:bidi="ar_AE"/>
-        </w:rPr>
-      </w:r>
-    </w:p>
-    <w:p>
-      <w:pPr>
-        <w:bidi/>
-      </w:pPr>
-      <w:r>
-        <w:rPr>
+          <w:rtl/>
+          <w:cs/>
+          <w:lang w:val="ar_AE" w:bidi="ar_AE"/>
+        </w:rPr>
+      </w:r>
+      <w:r>
+        <w:rPr>
+          <w:rtl/>
+          <w:cs/>
+          <w:lang w:val="ar_AE" w:bidi="ar_AE"/>
+        </w:rPr>
+      </w:r>
+    </w:p>
+    <w:p>
+      <w:pPr>
+        <w:bidi/>
+      </w:pPr>
+      <w:r>
+        <w:rPr>
+          <w:rtl/>
+          <w:cs/>
           <w:lang w:val="ar_AE" w:bidi="ar_AE"/>
         </w:rPr>
       </w:r>
@@ -1947,28 +2437,36 @@
       </w:pPr>
       <w:r>
         <w:rPr>
+          <w:rtl/>
+          <w:cs/>
           <w:lang w:val="ar_AE" w:bidi="ar_AE"/>
         </w:rPr>
         <w:t>١ بطرس ٢:٢</w:t>
       </w:r>
       <w:r>
         <w:rPr>
-          <w:lang w:val="ar_AE" w:bidi="ar_AE"/>
-        </w:rPr>
-      </w:r>
-    </w:p>
-    <w:p>
-      <w:pPr>
-        <w:bidi/>
-      </w:pPr>
-      <w:r>
-        <w:rPr>
+          <w:rtl/>
+          <w:cs/>
+          <w:lang w:val="ar_AE" w:bidi="ar_AE"/>
+        </w:rPr>
+      </w:r>
+    </w:p>
+    <w:p>
+      <w:pPr>
+        <w:bidi/>
+      </w:pPr>
+      <w:r>
+        <w:rPr>
+          <w:rtl/>
+          <w:cs/>
           <w:lang w:val="ar_AE" w:bidi="ar_AE"/>
         </w:rPr>
       </w:r>
       <w:r>
         <w:rPr>
           <w:b/>
+          <w:rtl/>
+          <w:cs/>
           <w:lang w:val="ar_AE" w:bidi="ar_AE"/>
         </w:rPr>
         <w:t>لماذا أُوصيَ المؤمنين بأنْ يشتاقوا إلى اللبَن الروحي النقي؟</w:t>
@@ -1980,32 +2478,42 @@
       </w:pPr>
       <w:r>
         <w:rPr>
-          <w:lang w:val="ar_AE" w:bidi="ar_AE"/>
-        </w:rPr>
-      </w:r>
-      <w:r>
-        <w:rPr>
+          <w:rtl/>
+          <w:cs/>
+          <w:lang w:val="ar_AE" w:bidi="ar_AE"/>
+        </w:rPr>
+      </w:r>
+      <w:r>
+        <w:rPr>
+          <w:rtl/>
+          <w:cs/>
           <w:lang w:val="ar_AE" w:bidi="ar_AE"/>
         </w:rPr>
         <w:t>كان عليهم أن يشتاقوا إلى اللبن الروحي النقي لكي ينموا به في الخلاص.</w:t>
       </w:r>
       <w:r>
         <w:rPr>
-          <w:lang w:val="ar_AE" w:bidi="ar_AE"/>
-        </w:rPr>
-      </w:r>
-      <w:r>
-        <w:rPr>
-          <w:lang w:val="ar_AE" w:bidi="ar_AE"/>
-        </w:rPr>
-      </w:r>
-    </w:p>
-    <w:p>
-      <w:pPr>
-        <w:bidi/>
-      </w:pPr>
-      <w:r>
-        <w:rPr>
+          <w:rtl/>
+          <w:cs/>
+          <w:lang w:val="ar_AE" w:bidi="ar_AE"/>
+        </w:rPr>
+      </w:r>
+      <w:r>
+        <w:rPr>
+          <w:rtl/>
+          <w:cs/>
+          <w:lang w:val="ar_AE" w:bidi="ar_AE"/>
+        </w:rPr>
+      </w:r>
+    </w:p>
+    <w:p>
+      <w:pPr>
+        <w:bidi/>
+      </w:pPr>
+      <w:r>
+        <w:rPr>
+          <w:rtl/>
+          <w:cs/>
           <w:lang w:val="ar_AE" w:bidi="ar_AE"/>
         </w:rPr>
       </w:r>
@@ -2017,28 +2525,36 @@
       </w:pPr>
       <w:r>
         <w:rPr>
+          <w:rtl/>
+          <w:cs/>
           <w:lang w:val="ar_AE" w:bidi="ar_AE"/>
         </w:rPr>
         <w:t>١ بطرس ٢: ٤–٥</w:t>
       </w:r>
       <w:r>
         <w:rPr>
-          <w:lang w:val="ar_AE" w:bidi="ar_AE"/>
-        </w:rPr>
-      </w:r>
-    </w:p>
-    <w:p>
-      <w:pPr>
-        <w:bidi/>
-      </w:pPr>
-      <w:r>
-        <w:rPr>
+          <w:rtl/>
+          <w:cs/>
+          <w:lang w:val="ar_AE" w:bidi="ar_AE"/>
+        </w:rPr>
+      </w:r>
+    </w:p>
+    <w:p>
+      <w:pPr>
+        <w:bidi/>
+      </w:pPr>
+      <w:r>
+        <w:rPr>
+          <w:rtl/>
+          <w:cs/>
           <w:lang w:val="ar_AE" w:bidi="ar_AE"/>
         </w:rPr>
       </w:r>
       <w:r>
         <w:rPr>
           <w:b/>
+          <w:rtl/>
+          <w:cs/>
           <w:lang w:val="ar_AE" w:bidi="ar_AE"/>
         </w:rPr>
         <w:t>مَن الحجر الحي الذي رفضه الناس واختاره ٱلله؟</w:t>
@@ -2050,32 +2566,42 @@
       </w:pPr>
       <w:r>
         <w:rPr>
-          <w:lang w:val="ar_AE" w:bidi="ar_AE"/>
-        </w:rPr>
-      </w:r>
-      <w:r>
-        <w:rPr>
+          <w:rtl/>
+          <w:cs/>
+          <w:lang w:val="ar_AE" w:bidi="ar_AE"/>
+        </w:rPr>
+      </w:r>
+      <w:r>
+        <w:rPr>
+          <w:rtl/>
+          <w:cs/>
           <w:lang w:val="ar_AE" w:bidi="ar_AE"/>
         </w:rPr>
         <w:t>كان يَسوع ٱلْمَسِيحِ هو الحجَر الحَي.</w:t>
       </w:r>
       <w:r>
         <w:rPr>
-          <w:lang w:val="ar_AE" w:bidi="ar_AE"/>
-        </w:rPr>
-      </w:r>
-      <w:r>
-        <w:rPr>
-          <w:lang w:val="ar_AE" w:bidi="ar_AE"/>
-        </w:rPr>
-      </w:r>
-    </w:p>
-    <w:p>
-      <w:pPr>
-        <w:bidi/>
-      </w:pPr>
-      <w:r>
-        <w:rPr>
+          <w:rtl/>
+          <w:cs/>
+          <w:lang w:val="ar_AE" w:bidi="ar_AE"/>
+        </w:rPr>
+      </w:r>
+      <w:r>
+        <w:rPr>
+          <w:rtl/>
+          <w:cs/>
+          <w:lang w:val="ar_AE" w:bidi="ar_AE"/>
+        </w:rPr>
+      </w:r>
+    </w:p>
+    <w:p>
+      <w:pPr>
+        <w:bidi/>
+      </w:pPr>
+      <w:r>
+        <w:rPr>
+          <w:rtl/>
+          <w:cs/>
           <w:lang w:val="ar_AE" w:bidi="ar_AE"/>
         </w:rPr>
       </w:r>
@@ -2087,28 +2613,36 @@
       </w:pPr>
       <w:r>
         <w:rPr>
+          <w:rtl/>
+          <w:cs/>
           <w:lang w:val="ar_AE" w:bidi="ar_AE"/>
         </w:rPr>
         <w:t>١ بطرس ٢: ٥</w:t>
       </w:r>
       <w:r>
         <w:rPr>
-          <w:lang w:val="ar_AE" w:bidi="ar_AE"/>
-        </w:rPr>
-      </w:r>
-    </w:p>
-    <w:p>
-      <w:pPr>
-        <w:bidi/>
-      </w:pPr>
-      <w:r>
-        <w:rPr>
+          <w:rtl/>
+          <w:cs/>
+          <w:lang w:val="ar_AE" w:bidi="ar_AE"/>
+        </w:rPr>
+      </w:r>
+    </w:p>
+    <w:p>
+      <w:pPr>
+        <w:bidi/>
+      </w:pPr>
+      <w:r>
+        <w:rPr>
+          <w:rtl/>
+          <w:cs/>
           <w:lang w:val="ar_AE" w:bidi="ar_AE"/>
         </w:rPr>
       </w:r>
       <w:r>
         <w:rPr>
           <w:b/>
+          <w:rtl/>
+          <w:cs/>
           <w:lang w:val="ar_AE" w:bidi="ar_AE"/>
         </w:rPr>
         <w:t>لماذا كان المؤمنون أيضًا مثل الحجارة الحية؟</w:t>
@@ -2120,32 +2654,42 @@
       </w:pPr>
       <w:r>
         <w:rPr>
-          <w:lang w:val="ar_AE" w:bidi="ar_AE"/>
-        </w:rPr>
-      </w:r>
-      <w:r>
-        <w:rPr>
+          <w:rtl/>
+          <w:cs/>
+          <w:lang w:val="ar_AE" w:bidi="ar_AE"/>
+        </w:rPr>
+      </w:r>
+      <w:r>
+        <w:rPr>
+          <w:rtl/>
+          <w:cs/>
           <w:lang w:val="ar_AE" w:bidi="ar_AE"/>
         </w:rPr>
         <w:t>كانوا مثل الحجارة الحية لأنهم كانوا مَبنيين لكي يكونوا بيتًا روحانيًا.</w:t>
       </w:r>
       <w:r>
         <w:rPr>
-          <w:lang w:val="ar_AE" w:bidi="ar_AE"/>
-        </w:rPr>
-      </w:r>
-      <w:r>
-        <w:rPr>
-          <w:lang w:val="ar_AE" w:bidi="ar_AE"/>
-        </w:rPr>
-      </w:r>
-    </w:p>
-    <w:p>
-      <w:pPr>
-        <w:bidi/>
-      </w:pPr>
-      <w:r>
-        <w:rPr>
+          <w:rtl/>
+          <w:cs/>
+          <w:lang w:val="ar_AE" w:bidi="ar_AE"/>
+        </w:rPr>
+      </w:r>
+      <w:r>
+        <w:rPr>
+          <w:rtl/>
+          <w:cs/>
+          <w:lang w:val="ar_AE" w:bidi="ar_AE"/>
+        </w:rPr>
+      </w:r>
+    </w:p>
+    <w:p>
+      <w:pPr>
+        <w:bidi/>
+      </w:pPr>
+      <w:r>
+        <w:rPr>
+          <w:rtl/>
+          <w:cs/>
           <w:lang w:val="ar_AE" w:bidi="ar_AE"/>
         </w:rPr>
       </w:r>
@@ -2157,28 +2701,36 @@
       </w:pPr>
       <w:r>
         <w:rPr>
+          <w:rtl/>
+          <w:cs/>
           <w:lang w:val="ar_AE" w:bidi="ar_AE"/>
         </w:rPr>
         <w:t>١ بطرس ٢: ٧–٨</w:t>
       </w:r>
       <w:r>
         <w:rPr>
-          <w:lang w:val="ar_AE" w:bidi="ar_AE"/>
-        </w:rPr>
-      </w:r>
-    </w:p>
-    <w:p>
-      <w:pPr>
-        <w:bidi/>
-      </w:pPr>
-      <w:r>
-        <w:rPr>
+          <w:rtl/>
+          <w:cs/>
+          <w:lang w:val="ar_AE" w:bidi="ar_AE"/>
+        </w:rPr>
+      </w:r>
+    </w:p>
+    <w:p>
+      <w:pPr>
+        <w:bidi/>
+      </w:pPr>
+      <w:r>
+        <w:rPr>
+          <w:rtl/>
+          <w:cs/>
           <w:lang w:val="ar_AE" w:bidi="ar_AE"/>
         </w:rPr>
       </w:r>
       <w:r>
         <w:rPr>
           <w:b/>
+          <w:rtl/>
+          <w:cs/>
           <w:lang w:val="ar_AE" w:bidi="ar_AE"/>
         </w:rPr>
         <w:t>لماذا تعثَّر البناؤون، مخالفين الكلمة؟</w:t>
@@ -2190,32 +2742,42 @@
       </w:pPr>
       <w:r>
         <w:rPr>
-          <w:lang w:val="ar_AE" w:bidi="ar_AE"/>
-        </w:rPr>
-      </w:r>
-      <w:r>
-        <w:rPr>
+          <w:rtl/>
+          <w:cs/>
+          <w:lang w:val="ar_AE" w:bidi="ar_AE"/>
+        </w:rPr>
+      </w:r>
+      <w:r>
+        <w:rPr>
+          <w:rtl/>
+          <w:cs/>
           <w:lang w:val="ar_AE" w:bidi="ar_AE"/>
         </w:rPr>
         <w:t>تعثَّر البناؤون لأنهم عُيِّنوا من أجل ذلك العمَل.</w:t>
       </w:r>
       <w:r>
         <w:rPr>
-          <w:lang w:val="ar_AE" w:bidi="ar_AE"/>
-        </w:rPr>
-      </w:r>
-      <w:r>
-        <w:rPr>
-          <w:lang w:val="ar_AE" w:bidi="ar_AE"/>
-        </w:rPr>
-      </w:r>
-    </w:p>
-    <w:p>
-      <w:pPr>
-        <w:bidi/>
-      </w:pPr>
-      <w:r>
-        <w:rPr>
+          <w:rtl/>
+          <w:cs/>
+          <w:lang w:val="ar_AE" w:bidi="ar_AE"/>
+        </w:rPr>
+      </w:r>
+      <w:r>
+        <w:rPr>
+          <w:rtl/>
+          <w:cs/>
+          <w:lang w:val="ar_AE" w:bidi="ar_AE"/>
+        </w:rPr>
+      </w:r>
+    </w:p>
+    <w:p>
+      <w:pPr>
+        <w:bidi/>
+      </w:pPr>
+      <w:r>
+        <w:rPr>
+          <w:rtl/>
+          <w:cs/>
           <w:lang w:val="ar_AE" w:bidi="ar_AE"/>
         </w:rPr>
       </w:r>
@@ -2227,28 +2789,36 @@
       </w:pPr>
       <w:r>
         <w:rPr>
+          <w:rtl/>
+          <w:cs/>
           <w:lang w:val="ar_AE" w:bidi="ar_AE"/>
         </w:rPr>
         <w:t>١ بطرس ٢: ٩–١٠</w:t>
       </w:r>
       <w:r>
         <w:rPr>
-          <w:lang w:val="ar_AE" w:bidi="ar_AE"/>
-        </w:rPr>
-      </w:r>
-    </w:p>
-    <w:p>
-      <w:pPr>
-        <w:bidi/>
-      </w:pPr>
-      <w:r>
-        <w:rPr>
+          <w:rtl/>
+          <w:cs/>
+          <w:lang w:val="ar_AE" w:bidi="ar_AE"/>
+        </w:rPr>
+      </w:r>
+    </w:p>
+    <w:p>
+      <w:pPr>
+        <w:bidi/>
+      </w:pPr>
+      <w:r>
+        <w:rPr>
+          <w:rtl/>
+          <w:cs/>
           <w:lang w:val="ar_AE" w:bidi="ar_AE"/>
         </w:rPr>
       </w:r>
       <w:r>
         <w:rPr>
           <w:b/>
+          <w:rtl/>
+          <w:cs/>
           <w:lang w:val="ar_AE" w:bidi="ar_AE"/>
         </w:rPr>
         <w:t>لماذا كان المؤمنون جِنسًا مختارًا، كهنوتًا ملوكيًا، أمة مقدسة، وشعبًا اقتناه ٱلله؟</w:t>
@@ -2260,32 +2830,42 @@
       </w:pPr>
       <w:r>
         <w:rPr>
-          <w:lang w:val="ar_AE" w:bidi="ar_AE"/>
-        </w:rPr>
-      </w:r>
-      <w:r>
-        <w:rPr>
+          <w:rtl/>
+          <w:cs/>
+          <w:lang w:val="ar_AE" w:bidi="ar_AE"/>
+        </w:rPr>
+      </w:r>
+      <w:r>
+        <w:rPr>
+          <w:rtl/>
+          <w:cs/>
           <w:lang w:val="ar_AE" w:bidi="ar_AE"/>
         </w:rPr>
         <w:t>لقد اختيروا حتى يُعلنوا عن أعمال الله العجيبة.</w:t>
       </w:r>
       <w:r>
         <w:rPr>
-          <w:lang w:val="ar_AE" w:bidi="ar_AE"/>
-        </w:rPr>
-      </w:r>
-      <w:r>
-        <w:rPr>
-          <w:lang w:val="ar_AE" w:bidi="ar_AE"/>
-        </w:rPr>
-      </w:r>
-    </w:p>
-    <w:p>
-      <w:pPr>
-        <w:bidi/>
-      </w:pPr>
-      <w:r>
-        <w:rPr>
+          <w:rtl/>
+          <w:cs/>
+          <w:lang w:val="ar_AE" w:bidi="ar_AE"/>
+        </w:rPr>
+      </w:r>
+      <w:r>
+        <w:rPr>
+          <w:rtl/>
+          <w:cs/>
+          <w:lang w:val="ar_AE" w:bidi="ar_AE"/>
+        </w:rPr>
+      </w:r>
+    </w:p>
+    <w:p>
+      <w:pPr>
+        <w:bidi/>
+      </w:pPr>
+      <w:r>
+        <w:rPr>
+          <w:rtl/>
+          <w:cs/>
           <w:lang w:val="ar_AE" w:bidi="ar_AE"/>
         </w:rPr>
       </w:r>
@@ -2297,28 +2877,36 @@
       </w:pPr>
       <w:r>
         <w:rPr>
+          <w:rtl/>
+          <w:cs/>
           <w:lang w:val="ar_AE" w:bidi="ar_AE"/>
         </w:rPr>
         <w:t>١ بطرس ٢: ١١–١٢</w:t>
       </w:r>
       <w:r>
         <w:rPr>
-          <w:lang w:val="ar_AE" w:bidi="ar_AE"/>
-        </w:rPr>
-      </w:r>
-    </w:p>
-    <w:p>
-      <w:pPr>
-        <w:bidi/>
-      </w:pPr>
-      <w:r>
-        <w:rPr>
+          <w:rtl/>
+          <w:cs/>
+          <w:lang w:val="ar_AE" w:bidi="ar_AE"/>
+        </w:rPr>
+      </w:r>
+    </w:p>
+    <w:p>
+      <w:pPr>
+        <w:bidi/>
+      </w:pPr>
+      <w:r>
+        <w:rPr>
+          <w:rtl/>
+          <w:cs/>
           <w:lang w:val="ar_AE" w:bidi="ar_AE"/>
         </w:rPr>
       </w:r>
       <w:r>
         <w:rPr>
           <w:b/>
+          <w:rtl/>
+          <w:cs/>
           <w:lang w:val="ar_AE" w:bidi="ar_AE"/>
         </w:rPr>
         <w:t>لماذا دعا بطْرس الأحباء إلى الامتناع عن الرغبات الخاطئة؟</w:t>
@@ -2330,32 +2918,42 @@
       </w:pPr>
       <w:r>
         <w:rPr>
-          <w:lang w:val="ar_AE" w:bidi="ar_AE"/>
-        </w:rPr>
-      </w:r>
-      <w:r>
-        <w:rPr>
+          <w:rtl/>
+          <w:cs/>
+          <w:lang w:val="ar_AE" w:bidi="ar_AE"/>
+        </w:rPr>
+      </w:r>
+      <w:r>
+        <w:rPr>
+          <w:rtl/>
+          <w:cs/>
           <w:lang w:val="ar_AE" w:bidi="ar_AE"/>
         </w:rPr>
         <w:t>دعاهم إلى الامتناع عنها حتى أنَّ الذين يفترون عليهم ناسبين أفعالًا شريرة لهُم يرون سلوكهم الصالِح ويُمجِّدون ٱلله.</w:t>
       </w:r>
       <w:r>
         <w:rPr>
-          <w:lang w:val="ar_AE" w:bidi="ar_AE"/>
-        </w:rPr>
-      </w:r>
-      <w:r>
-        <w:rPr>
-          <w:lang w:val="ar_AE" w:bidi="ar_AE"/>
-        </w:rPr>
-      </w:r>
-    </w:p>
-    <w:p>
-      <w:pPr>
-        <w:bidi/>
-      </w:pPr>
-      <w:r>
-        <w:rPr>
+          <w:rtl/>
+          <w:cs/>
+          <w:lang w:val="ar_AE" w:bidi="ar_AE"/>
+        </w:rPr>
+      </w:r>
+      <w:r>
+        <w:rPr>
+          <w:rtl/>
+          <w:cs/>
+          <w:lang w:val="ar_AE" w:bidi="ar_AE"/>
+        </w:rPr>
+      </w:r>
+    </w:p>
+    <w:p>
+      <w:pPr>
+        <w:bidi/>
+      </w:pPr>
+      <w:r>
+        <w:rPr>
+          <w:rtl/>
+          <w:cs/>
           <w:lang w:val="ar_AE" w:bidi="ar_AE"/>
         </w:rPr>
       </w:r>
@@ -2367,28 +2965,36 @@
       </w:pPr>
       <w:r>
         <w:rPr>
+          <w:rtl/>
+          <w:cs/>
           <w:lang w:val="ar_AE" w:bidi="ar_AE"/>
         </w:rPr>
         <w:t>١ بطرس ٢: ١٣–١٥</w:t>
       </w:r>
       <w:r>
         <w:rPr>
-          <w:lang w:val="ar_AE" w:bidi="ar_AE"/>
-        </w:rPr>
-      </w:r>
-    </w:p>
-    <w:p>
-      <w:pPr>
-        <w:bidi/>
-      </w:pPr>
-      <w:r>
-        <w:rPr>
+          <w:rtl/>
+          <w:cs/>
+          <w:lang w:val="ar_AE" w:bidi="ar_AE"/>
+        </w:rPr>
+      </w:r>
+    </w:p>
+    <w:p>
+      <w:pPr>
+        <w:bidi/>
+      </w:pPr>
+      <w:r>
+        <w:rPr>
+          <w:rtl/>
+          <w:cs/>
           <w:lang w:val="ar_AE" w:bidi="ar_AE"/>
         </w:rPr>
       </w:r>
       <w:r>
         <w:rPr>
           <w:b/>
+          <w:rtl/>
+          <w:cs/>
           <w:lang w:val="ar_AE" w:bidi="ar_AE"/>
         </w:rPr>
         <w:t>لماذا كان يجب على المؤمنين طاعة كل سُلطة بشرية؟</w:t>
@@ -2400,32 +3006,42 @@
       </w:pPr>
       <w:r>
         <w:rPr>
-          <w:lang w:val="ar_AE" w:bidi="ar_AE"/>
-        </w:rPr>
-      </w:r>
-      <w:r>
-        <w:rPr>
+          <w:rtl/>
+          <w:cs/>
+          <w:lang w:val="ar_AE" w:bidi="ar_AE"/>
+        </w:rPr>
+      </w:r>
+      <w:r>
+        <w:rPr>
+          <w:rtl/>
+          <w:cs/>
           <w:lang w:val="ar_AE" w:bidi="ar_AE"/>
         </w:rPr>
         <w:t>كان عليهم طاعة كل سلطة بشرية لأن ٱلله أراد استخدام طاعتهم لإسكات حديث الجُهَّال الأحمق.</w:t>
       </w:r>
       <w:r>
         <w:rPr>
-          <w:lang w:val="ar_AE" w:bidi="ar_AE"/>
-        </w:rPr>
-      </w:r>
-      <w:r>
-        <w:rPr>
-          <w:lang w:val="ar_AE" w:bidi="ar_AE"/>
-        </w:rPr>
-      </w:r>
-    </w:p>
-    <w:p>
-      <w:pPr>
-        <w:bidi/>
-      </w:pPr>
-      <w:r>
-        <w:rPr>
+          <w:rtl/>
+          <w:cs/>
+          <w:lang w:val="ar_AE" w:bidi="ar_AE"/>
+        </w:rPr>
+      </w:r>
+      <w:r>
+        <w:rPr>
+          <w:rtl/>
+          <w:cs/>
+          <w:lang w:val="ar_AE" w:bidi="ar_AE"/>
+        </w:rPr>
+      </w:r>
+    </w:p>
+    <w:p>
+      <w:pPr>
+        <w:bidi/>
+      </w:pPr>
+      <w:r>
+        <w:rPr>
+          <w:rtl/>
+          <w:cs/>
           <w:lang w:val="ar_AE" w:bidi="ar_AE"/>
         </w:rPr>
       </w:r>
@@ -2437,28 +3053,36 @@
       </w:pPr>
       <w:r>
         <w:rPr>
+          <w:rtl/>
+          <w:cs/>
           <w:lang w:val="ar_AE" w:bidi="ar_AE"/>
         </w:rPr>
         <w:t>١ بطرس ٢: ١٦</w:t>
       </w:r>
       <w:r>
         <w:rPr>
-          <w:lang w:val="ar_AE" w:bidi="ar_AE"/>
-        </w:rPr>
-      </w:r>
-    </w:p>
-    <w:p>
-      <w:pPr>
-        <w:bidi/>
-      </w:pPr>
-      <w:r>
-        <w:rPr>
+          <w:rtl/>
+          <w:cs/>
+          <w:lang w:val="ar_AE" w:bidi="ar_AE"/>
+        </w:rPr>
+      </w:r>
+    </w:p>
+    <w:p>
+      <w:pPr>
+        <w:bidi/>
+      </w:pPr>
+      <w:r>
+        <w:rPr>
+          <w:rtl/>
+          <w:cs/>
           <w:lang w:val="ar_AE" w:bidi="ar_AE"/>
         </w:rPr>
       </w:r>
       <w:r>
         <w:rPr>
           <w:b/>
+          <w:rtl/>
+          <w:cs/>
           <w:lang w:val="ar_AE" w:bidi="ar_AE"/>
         </w:rPr>
         <w:t>بدلًا من استخدام حريتهم غطاءً للشر، ماذا كان يجب على الغُرباء، المختارين، أن يفعلوا؟</w:t>
@@ -2470,32 +3094,42 @@
       </w:pPr>
       <w:r>
         <w:rPr>
-          <w:lang w:val="ar_AE" w:bidi="ar_AE"/>
-        </w:rPr>
-      </w:r>
-      <w:r>
-        <w:rPr>
+          <w:rtl/>
+          <w:cs/>
+          <w:lang w:val="ar_AE" w:bidi="ar_AE"/>
+        </w:rPr>
+      </w:r>
+      <w:r>
+        <w:rPr>
+          <w:rtl/>
+          <w:cs/>
           <w:lang w:val="ar_AE" w:bidi="ar_AE"/>
         </w:rPr>
         <w:t>كان عليهم استخدام حريتهم ليكونوا خُدامًا لله.</w:t>
       </w:r>
       <w:r>
         <w:rPr>
-          <w:lang w:val="ar_AE" w:bidi="ar_AE"/>
-        </w:rPr>
-      </w:r>
-      <w:r>
-        <w:rPr>
-          <w:lang w:val="ar_AE" w:bidi="ar_AE"/>
-        </w:rPr>
-      </w:r>
-    </w:p>
-    <w:p>
-      <w:pPr>
-        <w:bidi/>
-      </w:pPr>
-      <w:r>
-        <w:rPr>
+          <w:rtl/>
+          <w:cs/>
+          <w:lang w:val="ar_AE" w:bidi="ar_AE"/>
+        </w:rPr>
+      </w:r>
+      <w:r>
+        <w:rPr>
+          <w:rtl/>
+          <w:cs/>
+          <w:lang w:val="ar_AE" w:bidi="ar_AE"/>
+        </w:rPr>
+      </w:r>
+    </w:p>
+    <w:p>
+      <w:pPr>
+        <w:bidi/>
+      </w:pPr>
+      <w:r>
+        <w:rPr>
+          <w:rtl/>
+          <w:cs/>
           <w:lang w:val="ar_AE" w:bidi="ar_AE"/>
         </w:rPr>
       </w:r>
@@ -2507,28 +3141,36 @@
       </w:pPr>
       <w:r>
         <w:rPr>
+          <w:rtl/>
+          <w:cs/>
           <w:lang w:val="ar_AE" w:bidi="ar_AE"/>
         </w:rPr>
         <w:t>١ بطرس ٢: ١٨–٢٠</w:t>
       </w:r>
       <w:r>
         <w:rPr>
-          <w:lang w:val="ar_AE" w:bidi="ar_AE"/>
-        </w:rPr>
-      </w:r>
-    </w:p>
-    <w:p>
-      <w:pPr>
-        <w:bidi/>
-      </w:pPr>
-      <w:r>
-        <w:rPr>
+          <w:rtl/>
+          <w:cs/>
+          <w:lang w:val="ar_AE" w:bidi="ar_AE"/>
+        </w:rPr>
+      </w:r>
+    </w:p>
+    <w:p>
+      <w:pPr>
+        <w:bidi/>
+      </w:pPr>
+      <w:r>
+        <w:rPr>
+          <w:rtl/>
+          <w:cs/>
           <w:lang w:val="ar_AE" w:bidi="ar_AE"/>
         </w:rPr>
       </w:r>
       <w:r>
         <w:rPr>
           <w:b/>
+          <w:rtl/>
+          <w:cs/>
           <w:lang w:val="ar_AE" w:bidi="ar_AE"/>
         </w:rPr>
         <w:t>لماذا كان من المفترض أن يكون الخُدَّام خاضعين لأسيادهم، حتى العُنفاء منهم؟</w:t>
@@ -2540,32 +3182,42 @@
       </w:pPr>
       <w:r>
         <w:rPr>
-          <w:lang w:val="ar_AE" w:bidi="ar_AE"/>
-        </w:rPr>
-      </w:r>
-      <w:r>
-        <w:rPr>
+          <w:rtl/>
+          <w:cs/>
+          <w:lang w:val="ar_AE" w:bidi="ar_AE"/>
+        </w:rPr>
+      </w:r>
+      <w:r>
+        <w:rPr>
+          <w:rtl/>
+          <w:cs/>
           <w:lang w:val="ar_AE" w:bidi="ar_AE"/>
         </w:rPr>
         <w:t>كان مِن المفترض أن يكون الخُدام خاضعين حتى للسادة العنفاء لأنَّ عمَل الصلاح ثم التألُّم على العقاب بسببه أمر يستحق الثناء عند ٱللهِ.</w:t>
       </w:r>
       <w:r>
         <w:rPr>
-          <w:lang w:val="ar_AE" w:bidi="ar_AE"/>
-        </w:rPr>
-      </w:r>
-      <w:r>
-        <w:rPr>
-          <w:lang w:val="ar_AE" w:bidi="ar_AE"/>
-        </w:rPr>
-      </w:r>
-    </w:p>
-    <w:p>
-      <w:pPr>
-        <w:bidi/>
-      </w:pPr>
-      <w:r>
-        <w:rPr>
+          <w:rtl/>
+          <w:cs/>
+          <w:lang w:val="ar_AE" w:bidi="ar_AE"/>
+        </w:rPr>
+      </w:r>
+      <w:r>
+        <w:rPr>
+          <w:rtl/>
+          <w:cs/>
+          <w:lang w:val="ar_AE" w:bidi="ar_AE"/>
+        </w:rPr>
+      </w:r>
+    </w:p>
+    <w:p>
+      <w:pPr>
+        <w:bidi/>
+      </w:pPr>
+      <w:r>
+        <w:rPr>
+          <w:rtl/>
+          <w:cs/>
           <w:lang w:val="ar_AE" w:bidi="ar_AE"/>
         </w:rPr>
       </w:r>
@@ -2577,28 +3229,36 @@
       </w:pPr>
       <w:r>
         <w:rPr>
+          <w:rtl/>
+          <w:cs/>
           <w:lang w:val="ar_AE" w:bidi="ar_AE"/>
         </w:rPr>
         <w:t>١ بطرس ٢: ٢١–٢٣</w:t>
       </w:r>
       <w:r>
         <w:rPr>
-          <w:lang w:val="ar_AE" w:bidi="ar_AE"/>
-        </w:rPr>
-      </w:r>
-    </w:p>
-    <w:p>
-      <w:pPr>
-        <w:bidi/>
-      </w:pPr>
-      <w:r>
-        <w:rPr>
+          <w:rtl/>
+          <w:cs/>
+          <w:lang w:val="ar_AE" w:bidi="ar_AE"/>
+        </w:rPr>
+      </w:r>
+    </w:p>
+    <w:p>
+      <w:pPr>
+        <w:bidi/>
+      </w:pPr>
+      <w:r>
+        <w:rPr>
+          <w:rtl/>
+          <w:cs/>
           <w:lang w:val="ar_AE" w:bidi="ar_AE"/>
         </w:rPr>
       </w:r>
       <w:r>
         <w:rPr>
           <w:b/>
+          <w:rtl/>
+          <w:cs/>
           <w:lang w:val="ar_AE" w:bidi="ar_AE"/>
         </w:rPr>
         <w:t>لماذا دُعيَ الخُدام إلى التألُّم من أجل عملهم الصالِح؟</w:t>
@@ -2610,32 +3270,42 @@
       </w:pPr>
       <w:r>
         <w:rPr>
-          <w:lang w:val="ar_AE" w:bidi="ar_AE"/>
-        </w:rPr>
-      </w:r>
-      <w:r>
-        <w:rPr>
+          <w:rtl/>
+          <w:cs/>
+          <w:lang w:val="ar_AE" w:bidi="ar_AE"/>
+        </w:rPr>
+      </w:r>
+      <w:r>
+        <w:rPr>
+          <w:rtl/>
+          <w:cs/>
           <w:lang w:val="ar_AE" w:bidi="ar_AE"/>
         </w:rPr>
         <w:t>لأن ٱلْمَسِيح تألَّم مِن أجلهم، تاركًا مثالًا لهم، وقدَّم ذاته للَّذي يقضي بعدْل.</w:t>
       </w:r>
       <w:r>
         <w:rPr>
-          <w:lang w:val="ar_AE" w:bidi="ar_AE"/>
-        </w:rPr>
-      </w:r>
-      <w:r>
-        <w:rPr>
-          <w:lang w:val="ar_AE" w:bidi="ar_AE"/>
-        </w:rPr>
-      </w:r>
-    </w:p>
-    <w:p>
-      <w:pPr>
-        <w:bidi/>
-      </w:pPr>
-      <w:r>
-        <w:rPr>
+          <w:rtl/>
+          <w:cs/>
+          <w:lang w:val="ar_AE" w:bidi="ar_AE"/>
+        </w:rPr>
+      </w:r>
+      <w:r>
+        <w:rPr>
+          <w:rtl/>
+          <w:cs/>
+          <w:lang w:val="ar_AE" w:bidi="ar_AE"/>
+        </w:rPr>
+      </w:r>
+    </w:p>
+    <w:p>
+      <w:pPr>
+        <w:bidi/>
+      </w:pPr>
+      <w:r>
+        <w:rPr>
+          <w:rtl/>
+          <w:cs/>
           <w:lang w:val="ar_AE" w:bidi="ar_AE"/>
         </w:rPr>
       </w:r>
@@ -2647,28 +3317,36 @@
       </w:pPr>
       <w:r>
         <w:rPr>
+          <w:rtl/>
+          <w:cs/>
           <w:lang w:val="ar_AE" w:bidi="ar_AE"/>
         </w:rPr>
         <w:t>١ بطرس ٢: ٢٤</w:t>
       </w:r>
       <w:r>
         <w:rPr>
-          <w:lang w:val="ar_AE" w:bidi="ar_AE"/>
-        </w:rPr>
-      </w:r>
-    </w:p>
-    <w:p>
-      <w:pPr>
-        <w:bidi/>
-      </w:pPr>
-      <w:r>
-        <w:rPr>
+          <w:rtl/>
+          <w:cs/>
+          <w:lang w:val="ar_AE" w:bidi="ar_AE"/>
+        </w:rPr>
+      </w:r>
+    </w:p>
+    <w:p>
+      <w:pPr>
+        <w:bidi/>
+      </w:pPr>
+      <w:r>
+        <w:rPr>
+          <w:rtl/>
+          <w:cs/>
           <w:lang w:val="ar_AE" w:bidi="ar_AE"/>
         </w:rPr>
       </w:r>
       <w:r>
         <w:rPr>
           <w:b/>
+          <w:rtl/>
+          <w:cs/>
           <w:lang w:val="ar_AE" w:bidi="ar_AE"/>
         </w:rPr>
         <w:t>لماذا حمل ٱلْمَسِيح خطايا بطْرس، المؤمنين، وخطايا الخُدَّام في جسده على الخشبة؟</w:t>
@@ -2680,32 +3358,42 @@
       </w:pPr>
       <w:r>
         <w:rPr>
-          <w:lang w:val="ar_AE" w:bidi="ar_AE"/>
-        </w:rPr>
-      </w:r>
-      <w:r>
-        <w:rPr>
+          <w:rtl/>
+          <w:cs/>
+          <w:lang w:val="ar_AE" w:bidi="ar_AE"/>
+        </w:rPr>
+      </w:r>
+      <w:r>
+        <w:rPr>
+          <w:rtl/>
+          <w:cs/>
           <w:lang w:val="ar_AE" w:bidi="ar_AE"/>
         </w:rPr>
         <w:t>حمَل خطاياهم لكي لا يكون لهم أي نصيب من الخطيئة بعد الآن، بل يعيشون للبِر، ولأنهم بجراحاته نالوا الشفاء.</w:t>
       </w:r>
       <w:r>
         <w:rPr>
-          <w:lang w:val="ar_AE" w:bidi="ar_AE"/>
-        </w:rPr>
-      </w:r>
-      <w:r>
-        <w:rPr>
-          <w:lang w:val="ar_AE" w:bidi="ar_AE"/>
-        </w:rPr>
-      </w:r>
-    </w:p>
-    <w:p>
-      <w:pPr>
-        <w:bidi/>
-      </w:pPr>
-      <w:r>
-        <w:rPr>
+          <w:rtl/>
+          <w:cs/>
+          <w:lang w:val="ar_AE" w:bidi="ar_AE"/>
+        </w:rPr>
+      </w:r>
+      <w:r>
+        <w:rPr>
+          <w:rtl/>
+          <w:cs/>
+          <w:lang w:val="ar_AE" w:bidi="ar_AE"/>
+        </w:rPr>
+      </w:r>
+    </w:p>
+    <w:p>
+      <w:pPr>
+        <w:bidi/>
+      </w:pPr>
+      <w:r>
+        <w:rPr>
+          <w:rtl/>
+          <w:cs/>
           <w:lang w:val="ar_AE" w:bidi="ar_AE"/>
         </w:rPr>
       </w:r>
@@ -2717,28 +3405,36 @@
       </w:pPr>
       <w:r>
         <w:rPr>
+          <w:rtl/>
+          <w:cs/>
           <w:lang w:val="ar_AE" w:bidi="ar_AE"/>
         </w:rPr>
         <w:t>١ بطرس ٢: ٢٥</w:t>
       </w:r>
       <w:r>
         <w:rPr>
-          <w:lang w:val="ar_AE" w:bidi="ar_AE"/>
-        </w:rPr>
-      </w:r>
-    </w:p>
-    <w:p>
-      <w:pPr>
-        <w:bidi/>
-      </w:pPr>
-      <w:r>
-        <w:rPr>
+          <w:rtl/>
+          <w:cs/>
+          <w:lang w:val="ar_AE" w:bidi="ar_AE"/>
+        </w:rPr>
+      </w:r>
+    </w:p>
+    <w:p>
+      <w:pPr>
+        <w:bidi/>
+      </w:pPr>
+      <w:r>
+        <w:rPr>
+          <w:rtl/>
+          <w:cs/>
           <w:lang w:val="ar_AE" w:bidi="ar_AE"/>
         </w:rPr>
       </w:r>
       <w:r>
         <w:rPr>
           <w:b/>
+          <w:rtl/>
+          <w:cs/>
           <w:lang w:val="ar_AE" w:bidi="ar_AE"/>
         </w:rPr>
         <w:t>بعد أنْ كانوا جميعًا تائهين مثل الخِراف الضالة، إلى مَن رجعوا؟</w:t>
@@ -2750,32 +3446,42 @@
       </w:pPr>
       <w:r>
         <w:rPr>
-          <w:lang w:val="ar_AE" w:bidi="ar_AE"/>
-        </w:rPr>
-      </w:r>
-      <w:r>
-        <w:rPr>
+          <w:rtl/>
+          <w:cs/>
+          <w:lang w:val="ar_AE" w:bidi="ar_AE"/>
+        </w:rPr>
+      </w:r>
+      <w:r>
+        <w:rPr>
+          <w:rtl/>
+          <w:cs/>
           <w:lang w:val="ar_AE" w:bidi="ar_AE"/>
         </w:rPr>
         <w:t>رجعوا جميعًا إلى راعي وأسقف نفوسهم.</w:t>
       </w:r>
       <w:r>
         <w:rPr>
-          <w:lang w:val="ar_AE" w:bidi="ar_AE"/>
-        </w:rPr>
-      </w:r>
-      <w:r>
-        <w:rPr>
-          <w:lang w:val="ar_AE" w:bidi="ar_AE"/>
-        </w:rPr>
-      </w:r>
-    </w:p>
-    <w:p>
-      <w:pPr>
-        <w:bidi/>
-      </w:pPr>
-      <w:r>
-        <w:rPr>
+          <w:rtl/>
+          <w:cs/>
+          <w:lang w:val="ar_AE" w:bidi="ar_AE"/>
+        </w:rPr>
+      </w:r>
+      <w:r>
+        <w:rPr>
+          <w:rtl/>
+          <w:cs/>
+          <w:lang w:val="ar_AE" w:bidi="ar_AE"/>
+        </w:rPr>
+      </w:r>
+    </w:p>
+    <w:p>
+      <w:pPr>
+        <w:bidi/>
+      </w:pPr>
+      <w:r>
+        <w:rPr>
+          <w:rtl/>
+          <w:cs/>
           <w:lang w:val="ar_AE" w:bidi="ar_AE"/>
         </w:rPr>
       </w:r>
@@ -2787,28 +3493,36 @@
       </w:pPr>
       <w:r>
         <w:rPr>
+          <w:rtl/>
+          <w:cs/>
           <w:lang w:val="ar_AE" w:bidi="ar_AE"/>
         </w:rPr>
         <w:t>١ بطرس ٣: ١</w:t>
       </w:r>
       <w:r>
         <w:rPr>
-          <w:lang w:val="ar_AE" w:bidi="ar_AE"/>
-        </w:rPr>
-      </w:r>
-    </w:p>
-    <w:p>
-      <w:pPr>
-        <w:bidi/>
-      </w:pPr>
-      <w:r>
-        <w:rPr>
+          <w:rtl/>
+          <w:cs/>
+          <w:lang w:val="ar_AE" w:bidi="ar_AE"/>
+        </w:rPr>
+      </w:r>
+    </w:p>
+    <w:p>
+      <w:pPr>
+        <w:bidi/>
+      </w:pPr>
+      <w:r>
+        <w:rPr>
+          <w:rtl/>
+          <w:cs/>
           <w:lang w:val="ar_AE" w:bidi="ar_AE"/>
         </w:rPr>
       </w:r>
       <w:r>
         <w:rPr>
           <w:b/>
+          <w:rtl/>
+          <w:cs/>
           <w:lang w:val="ar_AE" w:bidi="ar_AE"/>
         </w:rPr>
         <w:t>لماذا يجب على الزوجات أنْ يخضعنَ لأزواجهنَّ؟</w:t>
@@ -2820,32 +3534,42 @@
       </w:pPr>
       <w:r>
         <w:rPr>
-          <w:lang w:val="ar_AE" w:bidi="ar_AE"/>
-        </w:rPr>
-      </w:r>
-      <w:r>
-        <w:rPr>
+          <w:rtl/>
+          <w:cs/>
+          <w:lang w:val="ar_AE" w:bidi="ar_AE"/>
+        </w:rPr>
+      </w:r>
+      <w:r>
+        <w:rPr>
+          <w:rtl/>
+          <w:cs/>
           <w:lang w:val="ar_AE" w:bidi="ar_AE"/>
         </w:rPr>
         <w:t>يجب أنْ تخضع الزوجات حتى يمكن لهؤلاء الأزواج الذين لا يطيعون الكلمة، أنْ يُربَحوا دون كلمة.</w:t>
       </w:r>
       <w:r>
         <w:rPr>
-          <w:lang w:val="ar_AE" w:bidi="ar_AE"/>
-        </w:rPr>
-      </w:r>
-      <w:r>
-        <w:rPr>
-          <w:lang w:val="ar_AE" w:bidi="ar_AE"/>
-        </w:rPr>
-      </w:r>
-    </w:p>
-    <w:p>
-      <w:pPr>
-        <w:bidi/>
-      </w:pPr>
-      <w:r>
-        <w:rPr>
+          <w:rtl/>
+          <w:cs/>
+          <w:lang w:val="ar_AE" w:bidi="ar_AE"/>
+        </w:rPr>
+      </w:r>
+      <w:r>
+        <w:rPr>
+          <w:rtl/>
+          <w:cs/>
+          <w:lang w:val="ar_AE" w:bidi="ar_AE"/>
+        </w:rPr>
+      </w:r>
+    </w:p>
+    <w:p>
+      <w:pPr>
+        <w:bidi/>
+      </w:pPr>
+      <w:r>
+        <w:rPr>
+          <w:rtl/>
+          <w:cs/>
           <w:lang w:val="ar_AE" w:bidi="ar_AE"/>
         </w:rPr>
       </w:r>
@@ -2857,28 +3581,36 @@
       </w:pPr>
       <w:r>
         <w:rPr>
+          <w:rtl/>
+          <w:cs/>
           <w:lang w:val="ar_AE" w:bidi="ar_AE"/>
         </w:rPr>
         <w:t>١ بطرس ٣:٣–٤</w:t>
       </w:r>
       <w:r>
         <w:rPr>
-          <w:lang w:val="ar_AE" w:bidi="ar_AE"/>
-        </w:rPr>
-      </w:r>
-    </w:p>
-    <w:p>
-      <w:pPr>
-        <w:bidi/>
-      </w:pPr>
-      <w:r>
-        <w:rPr>
+          <w:rtl/>
+          <w:cs/>
+          <w:lang w:val="ar_AE" w:bidi="ar_AE"/>
+        </w:rPr>
+      </w:r>
+    </w:p>
+    <w:p>
+      <w:pPr>
+        <w:bidi/>
+      </w:pPr>
+      <w:r>
+        <w:rPr>
+          <w:rtl/>
+          <w:cs/>
           <w:lang w:val="ar_AE" w:bidi="ar_AE"/>
         </w:rPr>
       </w:r>
       <w:r>
         <w:rPr>
           <w:b/>
+          <w:rtl/>
+          <w:cs/>
           <w:lang w:val="ar_AE" w:bidi="ar_AE"/>
         </w:rPr>
         <w:t>كيف يجب أن تتزيَّن الزوجات؟</w:t>
@@ -2890,32 +3622,42 @@
       </w:pPr>
       <w:r>
         <w:rPr>
-          <w:lang w:val="ar_AE" w:bidi="ar_AE"/>
-        </w:rPr>
-      </w:r>
-      <w:r>
-        <w:rPr>
+          <w:rtl/>
+          <w:cs/>
+          <w:lang w:val="ar_AE" w:bidi="ar_AE"/>
+        </w:rPr>
+      </w:r>
+      <w:r>
+        <w:rPr>
+          <w:rtl/>
+          <w:cs/>
           <w:lang w:val="ar_AE" w:bidi="ar_AE"/>
         </w:rPr>
         <w:t>يجب أن تتزيَّن الزوجات في إنسان قلْبهنَّ الخفي بجمال دائم لروح وديع وهادئ.</w:t>
       </w:r>
       <w:r>
         <w:rPr>
-          <w:lang w:val="ar_AE" w:bidi="ar_AE"/>
-        </w:rPr>
-      </w:r>
-      <w:r>
-        <w:rPr>
-          <w:lang w:val="ar_AE" w:bidi="ar_AE"/>
-        </w:rPr>
-      </w:r>
-    </w:p>
-    <w:p>
-      <w:pPr>
-        <w:bidi/>
-      </w:pPr>
-      <w:r>
-        <w:rPr>
+          <w:rtl/>
+          <w:cs/>
+          <w:lang w:val="ar_AE" w:bidi="ar_AE"/>
+        </w:rPr>
+      </w:r>
+      <w:r>
+        <w:rPr>
+          <w:rtl/>
+          <w:cs/>
+          <w:lang w:val="ar_AE" w:bidi="ar_AE"/>
+        </w:rPr>
+      </w:r>
+    </w:p>
+    <w:p>
+      <w:pPr>
+        <w:bidi/>
+      </w:pPr>
+      <w:r>
+        <w:rPr>
+          <w:rtl/>
+          <w:cs/>
           <w:lang w:val="ar_AE" w:bidi="ar_AE"/>
         </w:rPr>
       </w:r>
@@ -2927,28 +3669,36 @@
       </w:pPr>
       <w:r>
         <w:rPr>
+          <w:rtl/>
+          <w:cs/>
           <w:lang w:val="ar_AE" w:bidi="ar_AE"/>
         </w:rPr>
         <w:t>١ بطرس ٣: ٥–٦</w:t>
       </w:r>
       <w:r>
         <w:rPr>
-          <w:lang w:val="ar_AE" w:bidi="ar_AE"/>
-        </w:rPr>
-      </w:r>
-    </w:p>
-    <w:p>
-      <w:pPr>
-        <w:bidi/>
-      </w:pPr>
-      <w:r>
-        <w:rPr>
+          <w:rtl/>
+          <w:cs/>
+          <w:lang w:val="ar_AE" w:bidi="ar_AE"/>
+        </w:rPr>
+      </w:r>
+    </w:p>
+    <w:p>
+      <w:pPr>
+        <w:bidi/>
+      </w:pPr>
+      <w:r>
+        <w:rPr>
+          <w:rtl/>
+          <w:cs/>
           <w:lang w:val="ar_AE" w:bidi="ar_AE"/>
         </w:rPr>
       </w:r>
       <w:r>
         <w:rPr>
           <w:b/>
+          <w:rtl/>
+          <w:cs/>
           <w:lang w:val="ar_AE" w:bidi="ar_AE"/>
         </w:rPr>
         <w:t>مَن المرأة القديسة التي ذكرها بطْرس مثالًا لزوجة كانت تتَّكل على ٱللهِ وتخضع لزوجها؟</w:t>
@@ -2960,32 +3710,42 @@
       </w:pPr>
       <w:r>
         <w:rPr>
-          <w:lang w:val="ar_AE" w:bidi="ar_AE"/>
-        </w:rPr>
-      </w:r>
-      <w:r>
-        <w:rPr>
+          <w:rtl/>
+          <w:cs/>
+          <w:lang w:val="ar_AE" w:bidi="ar_AE"/>
+        </w:rPr>
+      </w:r>
+      <w:r>
+        <w:rPr>
+          <w:rtl/>
+          <w:cs/>
           <w:lang w:val="ar_AE" w:bidi="ar_AE"/>
         </w:rPr>
         <w:t>ذكر بطْرس سَارَة مثالًا.</w:t>
       </w:r>
       <w:r>
         <w:rPr>
-          <w:lang w:val="ar_AE" w:bidi="ar_AE"/>
-        </w:rPr>
-      </w:r>
-      <w:r>
-        <w:rPr>
-          <w:lang w:val="ar_AE" w:bidi="ar_AE"/>
-        </w:rPr>
-      </w:r>
-    </w:p>
-    <w:p>
-      <w:pPr>
-        <w:bidi/>
-      </w:pPr>
-      <w:r>
-        <w:rPr>
+          <w:rtl/>
+          <w:cs/>
+          <w:lang w:val="ar_AE" w:bidi="ar_AE"/>
+        </w:rPr>
+      </w:r>
+      <w:r>
+        <w:rPr>
+          <w:rtl/>
+          <w:cs/>
+          <w:lang w:val="ar_AE" w:bidi="ar_AE"/>
+        </w:rPr>
+      </w:r>
+    </w:p>
+    <w:p>
+      <w:pPr>
+        <w:bidi/>
+      </w:pPr>
+      <w:r>
+        <w:rPr>
+          <w:rtl/>
+          <w:cs/>
           <w:lang w:val="ar_AE" w:bidi="ar_AE"/>
         </w:rPr>
       </w:r>
@@ -2997,28 +3757,36 @@
       </w:pPr>
       <w:r>
         <w:rPr>
+          <w:rtl/>
+          <w:cs/>
           <w:lang w:val="ar_AE" w:bidi="ar_AE"/>
         </w:rPr>
         <w:t>١ بطرس ٣: ٧</w:t>
       </w:r>
       <w:r>
         <w:rPr>
-          <w:lang w:val="ar_AE" w:bidi="ar_AE"/>
-        </w:rPr>
-      </w:r>
-    </w:p>
-    <w:p>
-      <w:pPr>
-        <w:bidi/>
-      </w:pPr>
-      <w:r>
-        <w:rPr>
+          <w:rtl/>
+          <w:cs/>
+          <w:lang w:val="ar_AE" w:bidi="ar_AE"/>
+        </w:rPr>
+      </w:r>
+    </w:p>
+    <w:p>
+      <w:pPr>
+        <w:bidi/>
+      </w:pPr>
+      <w:r>
+        <w:rPr>
+          <w:rtl/>
+          <w:cs/>
           <w:lang w:val="ar_AE" w:bidi="ar_AE"/>
         </w:rPr>
       </w:r>
       <w:r>
         <w:rPr>
           <w:b/>
+          <w:rtl/>
+          <w:cs/>
           <w:lang w:val="ar_AE" w:bidi="ar_AE"/>
         </w:rPr>
         <w:t>لماذا يجب على الأزواج أن يعيشوا مع زوجاتهم مُراعين التعقُّل؟</w:t>
@@ -3030,32 +3798,42 @@
       </w:pPr>
       <w:r>
         <w:rPr>
-          <w:lang w:val="ar_AE" w:bidi="ar_AE"/>
-        </w:rPr>
-      </w:r>
-      <w:r>
-        <w:rPr>
+          <w:rtl/>
+          <w:cs/>
+          <w:lang w:val="ar_AE" w:bidi="ar_AE"/>
+        </w:rPr>
+      </w:r>
+      <w:r>
+        <w:rPr>
+          <w:rtl/>
+          <w:cs/>
           <w:lang w:val="ar_AE" w:bidi="ar_AE"/>
         </w:rPr>
         <w:t>يجب أن يعيش الأزواج مع زوجاتهم بتعقُّل حتى لا تعاق صلواتهم.</w:t>
       </w:r>
       <w:r>
         <w:rPr>
-          <w:lang w:val="ar_AE" w:bidi="ar_AE"/>
-        </w:rPr>
-      </w:r>
-      <w:r>
-        <w:rPr>
-          <w:lang w:val="ar_AE" w:bidi="ar_AE"/>
-        </w:rPr>
-      </w:r>
-    </w:p>
-    <w:p>
-      <w:pPr>
-        <w:bidi/>
-      </w:pPr>
-      <w:r>
-        <w:rPr>
+          <w:rtl/>
+          <w:cs/>
+          <w:lang w:val="ar_AE" w:bidi="ar_AE"/>
+        </w:rPr>
+      </w:r>
+      <w:r>
+        <w:rPr>
+          <w:rtl/>
+          <w:cs/>
+          <w:lang w:val="ar_AE" w:bidi="ar_AE"/>
+        </w:rPr>
+      </w:r>
+    </w:p>
+    <w:p>
+      <w:pPr>
+        <w:bidi/>
+      </w:pPr>
+      <w:r>
+        <w:rPr>
+          <w:rtl/>
+          <w:cs/>
           <w:lang w:val="ar_AE" w:bidi="ar_AE"/>
         </w:rPr>
       </w:r>
@@ -3067,28 +3845,36 @@
       </w:pPr>
       <w:r>
         <w:rPr>
+          <w:rtl/>
+          <w:cs/>
           <w:lang w:val="ar_AE" w:bidi="ar_AE"/>
         </w:rPr>
         <w:t>١ بطرس ٣: ٨–٩</w:t>
       </w:r>
       <w:r>
         <w:rPr>
-          <w:lang w:val="ar_AE" w:bidi="ar_AE"/>
-        </w:rPr>
-      </w:r>
-    </w:p>
-    <w:p>
-      <w:pPr>
-        <w:bidi/>
-      </w:pPr>
-      <w:r>
-        <w:rPr>
+          <w:rtl/>
+          <w:cs/>
+          <w:lang w:val="ar_AE" w:bidi="ar_AE"/>
+        </w:rPr>
+      </w:r>
+    </w:p>
+    <w:p>
+      <w:pPr>
+        <w:bidi/>
+      </w:pPr>
+      <w:r>
+        <w:rPr>
+          <w:rtl/>
+          <w:cs/>
           <w:lang w:val="ar_AE" w:bidi="ar_AE"/>
         </w:rPr>
       </w:r>
       <w:r>
         <w:rPr>
           <w:b/>
+          <w:rtl/>
+          <w:cs/>
           <w:lang w:val="ar_AE" w:bidi="ar_AE"/>
         </w:rPr>
         <w:t>لماذا أوصى بطْرس جميع الغرباء، المختارين أن يكونوا مُتحدِي الرأي وأن يستمروا في مُباركة الآخرين؟</w:t>
@@ -3100,32 +3886,42 @@
       </w:pPr>
       <w:r>
         <w:rPr>
-          <w:lang w:val="ar_AE" w:bidi="ar_AE"/>
-        </w:rPr>
-      </w:r>
-      <w:r>
-        <w:rPr>
+          <w:rtl/>
+          <w:cs/>
+          <w:lang w:val="ar_AE" w:bidi="ar_AE"/>
+        </w:rPr>
+      </w:r>
+      <w:r>
+        <w:rPr>
+          <w:rtl/>
+          <w:cs/>
           <w:lang w:val="ar_AE" w:bidi="ar_AE"/>
         </w:rPr>
         <w:t>لأنهم جميعًا دُعوا لعمَل ذلك، لكي يرثوا برَكة.</w:t>
       </w:r>
       <w:r>
         <w:rPr>
-          <w:lang w:val="ar_AE" w:bidi="ar_AE"/>
-        </w:rPr>
-      </w:r>
-      <w:r>
-        <w:rPr>
-          <w:lang w:val="ar_AE" w:bidi="ar_AE"/>
-        </w:rPr>
-      </w:r>
-    </w:p>
-    <w:p>
-      <w:pPr>
-        <w:bidi/>
-      </w:pPr>
-      <w:r>
-        <w:rPr>
+          <w:rtl/>
+          <w:cs/>
+          <w:lang w:val="ar_AE" w:bidi="ar_AE"/>
+        </w:rPr>
+      </w:r>
+      <w:r>
+        <w:rPr>
+          <w:rtl/>
+          <w:cs/>
+          <w:lang w:val="ar_AE" w:bidi="ar_AE"/>
+        </w:rPr>
+      </w:r>
+    </w:p>
+    <w:p>
+      <w:pPr>
+        <w:bidi/>
+      </w:pPr>
+      <w:r>
+        <w:rPr>
+          <w:rtl/>
+          <w:cs/>
           <w:lang w:val="ar_AE" w:bidi="ar_AE"/>
         </w:rPr>
       </w:r>
@@ -3137,28 +3933,36 @@
       </w:pPr>
       <w:r>
         <w:rPr>
+          <w:rtl/>
+          <w:cs/>
           <w:lang w:val="ar_AE" w:bidi="ar_AE"/>
         </w:rPr>
         <w:t>١ بطرس ٣: ١٠–١٢</w:t>
       </w:r>
       <w:r>
         <w:rPr>
-          <w:lang w:val="ar_AE" w:bidi="ar_AE"/>
-        </w:rPr>
-      </w:r>
-    </w:p>
-    <w:p>
-      <w:pPr>
-        <w:bidi/>
-      </w:pPr>
-      <w:r>
-        <w:rPr>
+          <w:rtl/>
+          <w:cs/>
+          <w:lang w:val="ar_AE" w:bidi="ar_AE"/>
+        </w:rPr>
+      </w:r>
+    </w:p>
+    <w:p>
+      <w:pPr>
+        <w:bidi/>
+      </w:pPr>
+      <w:r>
+        <w:rPr>
+          <w:rtl/>
+          <w:cs/>
           <w:lang w:val="ar_AE" w:bidi="ar_AE"/>
         </w:rPr>
       </w:r>
       <w:r>
         <w:rPr>
           <w:b/>
+          <w:rtl/>
+          <w:cs/>
           <w:lang w:val="ar_AE" w:bidi="ar_AE"/>
         </w:rPr>
         <w:t>لماذا يجب على مَن أراد أن يحب الحياة، أنْ يكف لسانه عن الشر ويبتعد عن السيئ ويفعل الخير؟</w:t>
@@ -3170,32 +3974,42 @@
       </w:pPr>
       <w:r>
         <w:rPr>
-          <w:lang w:val="ar_AE" w:bidi="ar_AE"/>
-        </w:rPr>
-      </w:r>
-      <w:r>
-        <w:rPr>
+          <w:rtl/>
+          <w:cs/>
+          <w:lang w:val="ar_AE" w:bidi="ar_AE"/>
+        </w:rPr>
+      </w:r>
+      <w:r>
+        <w:rPr>
+          <w:rtl/>
+          <w:cs/>
           <w:lang w:val="ar_AE" w:bidi="ar_AE"/>
         </w:rPr>
         <w:t>لأنَّ عينَي الرب ترى الأبرار.</w:t>
       </w:r>
       <w:r>
         <w:rPr>
-          <w:lang w:val="ar_AE" w:bidi="ar_AE"/>
-        </w:rPr>
-      </w:r>
-      <w:r>
-        <w:rPr>
-          <w:lang w:val="ar_AE" w:bidi="ar_AE"/>
-        </w:rPr>
-      </w:r>
-    </w:p>
-    <w:p>
-      <w:pPr>
-        <w:bidi/>
-      </w:pPr>
-      <w:r>
-        <w:rPr>
+          <w:rtl/>
+          <w:cs/>
+          <w:lang w:val="ar_AE" w:bidi="ar_AE"/>
+        </w:rPr>
+      </w:r>
+      <w:r>
+        <w:rPr>
+          <w:rtl/>
+          <w:cs/>
+          <w:lang w:val="ar_AE" w:bidi="ar_AE"/>
+        </w:rPr>
+      </w:r>
+    </w:p>
+    <w:p>
+      <w:pPr>
+        <w:bidi/>
+      </w:pPr>
+      <w:r>
+        <w:rPr>
+          <w:rtl/>
+          <w:cs/>
           <w:lang w:val="ar_AE" w:bidi="ar_AE"/>
         </w:rPr>
       </w:r>
@@ -3207,28 +4021,36 @@
       </w:pPr>
       <w:r>
         <w:rPr>
+          <w:rtl/>
+          <w:cs/>
           <w:lang w:val="ar_AE" w:bidi="ar_AE"/>
         </w:rPr>
         <w:t>١ بطرس ٣: ١٤</w:t>
       </w:r>
       <w:r>
         <w:rPr>
-          <w:lang w:val="ar_AE" w:bidi="ar_AE"/>
-        </w:rPr>
-      </w:r>
-    </w:p>
-    <w:p>
-      <w:pPr>
-        <w:bidi/>
-      </w:pPr>
-      <w:r>
-        <w:rPr>
+          <w:rtl/>
+          <w:cs/>
+          <w:lang w:val="ar_AE" w:bidi="ar_AE"/>
+        </w:rPr>
+      </w:r>
+    </w:p>
+    <w:p>
+      <w:pPr>
+        <w:bidi/>
+      </w:pPr>
+      <w:r>
+        <w:rPr>
+          <w:rtl/>
+          <w:cs/>
           <w:lang w:val="ar_AE" w:bidi="ar_AE"/>
         </w:rPr>
       </w:r>
       <w:r>
         <w:rPr>
           <w:b/>
+          <w:rtl/>
+          <w:cs/>
           <w:lang w:val="ar_AE" w:bidi="ar_AE"/>
         </w:rPr>
         <w:t>مَن الذين نالوا التطويب؟</w:t>
@@ -3240,32 +4062,42 @@
       </w:pPr>
       <w:r>
         <w:rPr>
-          <w:lang w:val="ar_AE" w:bidi="ar_AE"/>
-        </w:rPr>
-      </w:r>
-      <w:r>
-        <w:rPr>
+          <w:rtl/>
+          <w:cs/>
+          <w:lang w:val="ar_AE" w:bidi="ar_AE"/>
+        </w:rPr>
+      </w:r>
+      <w:r>
+        <w:rPr>
+          <w:rtl/>
+          <w:cs/>
           <w:lang w:val="ar_AE" w:bidi="ar_AE"/>
         </w:rPr>
         <w:t>أولئك الذين تألَّموا بسبب ٱلبِر طُوِّبوا.</w:t>
       </w:r>
       <w:r>
         <w:rPr>
-          <w:lang w:val="ar_AE" w:bidi="ar_AE"/>
-        </w:rPr>
-      </w:r>
-      <w:r>
-        <w:rPr>
-          <w:lang w:val="ar_AE" w:bidi="ar_AE"/>
-        </w:rPr>
-      </w:r>
-    </w:p>
-    <w:p>
-      <w:pPr>
-        <w:bidi/>
-      </w:pPr>
-      <w:r>
-        <w:rPr>
+          <w:rtl/>
+          <w:cs/>
+          <w:lang w:val="ar_AE" w:bidi="ar_AE"/>
+        </w:rPr>
+      </w:r>
+      <w:r>
+        <w:rPr>
+          <w:rtl/>
+          <w:cs/>
+          <w:lang w:val="ar_AE" w:bidi="ar_AE"/>
+        </w:rPr>
+      </w:r>
+    </w:p>
+    <w:p>
+      <w:pPr>
+        <w:bidi/>
+      </w:pPr>
+      <w:r>
+        <w:rPr>
+          <w:rtl/>
+          <w:cs/>
           <w:lang w:val="ar_AE" w:bidi="ar_AE"/>
         </w:rPr>
       </w:r>
@@ -3277,28 +4109,36 @@
       </w:pPr>
       <w:r>
         <w:rPr>
+          <w:rtl/>
+          <w:cs/>
           <w:lang w:val="ar_AE" w:bidi="ar_AE"/>
         </w:rPr>
         <w:t>١ بطرس ٣: ١٥</w:t>
       </w:r>
       <w:r>
         <w:rPr>
-          <w:lang w:val="ar_AE" w:bidi="ar_AE"/>
-        </w:rPr>
-      </w:r>
-    </w:p>
-    <w:p>
-      <w:pPr>
-        <w:bidi/>
-      </w:pPr>
-      <w:r>
-        <w:rPr>
+          <w:rtl/>
+          <w:cs/>
+          <w:lang w:val="ar_AE" w:bidi="ar_AE"/>
+        </w:rPr>
+      </w:r>
+    </w:p>
+    <w:p>
+      <w:pPr>
+        <w:bidi/>
+      </w:pPr>
+      <w:r>
+        <w:rPr>
+          <w:rtl/>
+          <w:cs/>
           <w:lang w:val="ar_AE" w:bidi="ar_AE"/>
         </w:rPr>
       </w:r>
       <w:r>
         <w:rPr>
           <w:b/>
+          <w:rtl/>
+          <w:cs/>
           <w:lang w:val="ar_AE" w:bidi="ar_AE"/>
         </w:rPr>
         <w:t>ماذا طُلب من المؤمنين أن يفعلوا للحفاظ على ثقتهم في ٱللهِ؟</w:t>
@@ -3310,32 +4150,42 @@
       </w:pPr>
       <w:r>
         <w:rPr>
-          <w:lang w:val="ar_AE" w:bidi="ar_AE"/>
-        </w:rPr>
-      </w:r>
-      <w:r>
-        <w:rPr>
+          <w:rtl/>
+          <w:cs/>
+          <w:lang w:val="ar_AE" w:bidi="ar_AE"/>
+        </w:rPr>
+      </w:r>
+      <w:r>
+        <w:rPr>
+          <w:rtl/>
+          <w:cs/>
           <w:lang w:val="ar_AE" w:bidi="ar_AE"/>
         </w:rPr>
         <w:t>طُلِبَ منهم أنْ يُقدِّسوا الرب ٱلْمَسِيحِ في قلوبهم.</w:t>
       </w:r>
       <w:r>
         <w:rPr>
-          <w:lang w:val="ar_AE" w:bidi="ar_AE"/>
-        </w:rPr>
-      </w:r>
-      <w:r>
-        <w:rPr>
-          <w:lang w:val="ar_AE" w:bidi="ar_AE"/>
-        </w:rPr>
-      </w:r>
-    </w:p>
-    <w:p>
-      <w:pPr>
-        <w:bidi/>
-      </w:pPr>
-      <w:r>
-        <w:rPr>
+          <w:rtl/>
+          <w:cs/>
+          <w:lang w:val="ar_AE" w:bidi="ar_AE"/>
+        </w:rPr>
+      </w:r>
+      <w:r>
+        <w:rPr>
+          <w:rtl/>
+          <w:cs/>
+          <w:lang w:val="ar_AE" w:bidi="ar_AE"/>
+        </w:rPr>
+      </w:r>
+    </w:p>
+    <w:p>
+      <w:pPr>
+        <w:bidi/>
+      </w:pPr>
+      <w:r>
+        <w:rPr>
+          <w:rtl/>
+          <w:cs/>
           <w:lang w:val="ar_AE" w:bidi="ar_AE"/>
         </w:rPr>
       </w:r>
@@ -3347,28 +4197,36 @@
       </w:pPr>
       <w:r>
         <w:rPr>
+          <w:rtl/>
+          <w:cs/>
           <w:lang w:val="ar_AE" w:bidi="ar_AE"/>
         </w:rPr>
         <w:t>١ بطرس ٣: ١٥–١٦</w:t>
       </w:r>
       <w:r>
         <w:rPr>
-          <w:lang w:val="ar_AE" w:bidi="ar_AE"/>
-        </w:rPr>
-      </w:r>
-    </w:p>
-    <w:p>
-      <w:pPr>
-        <w:bidi/>
-      </w:pPr>
-      <w:r>
-        <w:rPr>
+          <w:rtl/>
+          <w:cs/>
+          <w:lang w:val="ar_AE" w:bidi="ar_AE"/>
+        </w:rPr>
+      </w:r>
+    </w:p>
+    <w:p>
+      <w:pPr>
+        <w:bidi/>
+      </w:pPr>
+      <w:r>
+        <w:rPr>
+          <w:rtl/>
+          <w:cs/>
           <w:lang w:val="ar_AE" w:bidi="ar_AE"/>
         </w:rPr>
       </w:r>
       <w:r>
         <w:rPr>
           <w:b/>
+          <w:rtl/>
+          <w:cs/>
           <w:lang w:val="ar_AE" w:bidi="ar_AE"/>
         </w:rPr>
         <w:t>كيف كان المؤمنون يجيبون دائمًا كل مَن سأل عن ثقتهم في ٱللهِ؟</w:t>
@@ -3380,32 +4238,42 @@
       </w:pPr>
       <w:r>
         <w:rPr>
-          <w:lang w:val="ar_AE" w:bidi="ar_AE"/>
-        </w:rPr>
-      </w:r>
-      <w:r>
-        <w:rPr>
+          <w:rtl/>
+          <w:cs/>
+          <w:lang w:val="ar_AE" w:bidi="ar_AE"/>
+        </w:rPr>
+      </w:r>
+      <w:r>
+        <w:rPr>
+          <w:rtl/>
+          <w:cs/>
           <w:lang w:val="ar_AE" w:bidi="ar_AE"/>
         </w:rPr>
         <w:t>كان عليهم أن يكونوا مستعدين دائمًا للإجابة بوداعة واحترام.</w:t>
       </w:r>
       <w:r>
         <w:rPr>
-          <w:lang w:val="ar_AE" w:bidi="ar_AE"/>
-        </w:rPr>
-      </w:r>
-      <w:r>
-        <w:rPr>
-          <w:lang w:val="ar_AE" w:bidi="ar_AE"/>
-        </w:rPr>
-      </w:r>
-    </w:p>
-    <w:p>
-      <w:pPr>
-        <w:bidi/>
-      </w:pPr>
-      <w:r>
-        <w:rPr>
+          <w:rtl/>
+          <w:cs/>
+          <w:lang w:val="ar_AE" w:bidi="ar_AE"/>
+        </w:rPr>
+      </w:r>
+      <w:r>
+        <w:rPr>
+          <w:rtl/>
+          <w:cs/>
+          <w:lang w:val="ar_AE" w:bidi="ar_AE"/>
+        </w:rPr>
+      </w:r>
+    </w:p>
+    <w:p>
+      <w:pPr>
+        <w:bidi/>
+      </w:pPr>
+      <w:r>
+        <w:rPr>
+          <w:rtl/>
+          <w:cs/>
           <w:lang w:val="ar_AE" w:bidi="ar_AE"/>
         </w:rPr>
       </w:r>
@@ -3417,28 +4285,36 @@
       </w:pPr>
       <w:r>
         <w:rPr>
+          <w:rtl/>
+          <w:cs/>
           <w:lang w:val="ar_AE" w:bidi="ar_AE"/>
         </w:rPr>
         <w:t>١ بطرس ٣: ١٨</w:t>
       </w:r>
       <w:r>
         <w:rPr>
-          <w:lang w:val="ar_AE" w:bidi="ar_AE"/>
-        </w:rPr>
-      </w:r>
-    </w:p>
-    <w:p>
-      <w:pPr>
-        <w:bidi/>
-      </w:pPr>
-      <w:r>
-        <w:rPr>
+          <w:rtl/>
+          <w:cs/>
+          <w:lang w:val="ar_AE" w:bidi="ar_AE"/>
+        </w:rPr>
+      </w:r>
+    </w:p>
+    <w:p>
+      <w:pPr>
+        <w:bidi/>
+      </w:pPr>
+      <w:r>
+        <w:rPr>
+          <w:rtl/>
+          <w:cs/>
           <w:lang w:val="ar_AE" w:bidi="ar_AE"/>
         </w:rPr>
       </w:r>
       <w:r>
         <w:rPr>
           <w:b/>
+          <w:rtl/>
+          <w:cs/>
           <w:lang w:val="ar_AE" w:bidi="ar_AE"/>
         </w:rPr>
         <w:t>لماذا تألَّم ٱلْمَسِيح مرة واحدة من أجل الخطايا؟</w:t>
@@ -3450,32 +4326,42 @@
       </w:pPr>
       <w:r>
         <w:rPr>
-          <w:lang w:val="ar_AE" w:bidi="ar_AE"/>
-        </w:rPr>
-      </w:r>
-      <w:r>
-        <w:rPr>
+          <w:rtl/>
+          <w:cs/>
+          <w:lang w:val="ar_AE" w:bidi="ar_AE"/>
+        </w:rPr>
+      </w:r>
+      <w:r>
+        <w:rPr>
+          <w:rtl/>
+          <w:cs/>
           <w:lang w:val="ar_AE" w:bidi="ar_AE"/>
         </w:rPr>
         <w:t>تألَّم ٱلْمَسِيح مرَّة واحدة لكي يُحضِر بطْرس والمؤمنين إلى ٱللهِ.</w:t>
       </w:r>
       <w:r>
         <w:rPr>
-          <w:lang w:val="ar_AE" w:bidi="ar_AE"/>
-        </w:rPr>
-      </w:r>
-      <w:r>
-        <w:rPr>
-          <w:lang w:val="ar_AE" w:bidi="ar_AE"/>
-        </w:rPr>
-      </w:r>
-    </w:p>
-    <w:p>
-      <w:pPr>
-        <w:bidi/>
-      </w:pPr>
-      <w:r>
-        <w:rPr>
+          <w:rtl/>
+          <w:cs/>
+          <w:lang w:val="ar_AE" w:bidi="ar_AE"/>
+        </w:rPr>
+      </w:r>
+      <w:r>
+        <w:rPr>
+          <w:rtl/>
+          <w:cs/>
+          <w:lang w:val="ar_AE" w:bidi="ar_AE"/>
+        </w:rPr>
+      </w:r>
+    </w:p>
+    <w:p>
+      <w:pPr>
+        <w:bidi/>
+      </w:pPr>
+      <w:r>
+        <w:rPr>
+          <w:rtl/>
+          <w:cs/>
           <w:lang w:val="ar_AE" w:bidi="ar_AE"/>
         </w:rPr>
       </w:r>
@@ -3487,28 +4373,36 @@
       </w:pPr>
       <w:r>
         <w:rPr>
+          <w:rtl/>
+          <w:cs/>
           <w:lang w:val="ar_AE" w:bidi="ar_AE"/>
         </w:rPr>
         <w:t>١ بطرس ٣: ١٩–٢٠</w:t>
       </w:r>
       <w:r>
         <w:rPr>
-          <w:lang w:val="ar_AE" w:bidi="ar_AE"/>
-        </w:rPr>
-      </w:r>
-    </w:p>
-    <w:p>
-      <w:pPr>
-        <w:bidi/>
-      </w:pPr>
-      <w:r>
-        <w:rPr>
+          <w:rtl/>
+          <w:cs/>
+          <w:lang w:val="ar_AE" w:bidi="ar_AE"/>
+        </w:rPr>
+      </w:r>
+    </w:p>
+    <w:p>
+      <w:pPr>
+        <w:bidi/>
+      </w:pPr>
+      <w:r>
+        <w:rPr>
+          <w:rtl/>
+          <w:cs/>
           <w:lang w:val="ar_AE" w:bidi="ar_AE"/>
         </w:rPr>
       </w:r>
       <w:r>
         <w:rPr>
           <w:b/>
+          <w:rtl/>
+          <w:cs/>
           <w:lang w:val="ar_AE" w:bidi="ar_AE"/>
         </w:rPr>
         <w:t>لماذا كانت الأرواح التي كرزَ لها ٱلْمَسِيح في الروح في السجن الآن؟</w:t>
@@ -3520,32 +4414,42 @@
       </w:pPr>
       <w:r>
         <w:rPr>
-          <w:lang w:val="ar_AE" w:bidi="ar_AE"/>
-        </w:rPr>
-      </w:r>
-      <w:r>
-        <w:rPr>
+          <w:rtl/>
+          <w:cs/>
+          <w:lang w:val="ar_AE" w:bidi="ar_AE"/>
+        </w:rPr>
+      </w:r>
+      <w:r>
+        <w:rPr>
+          <w:rtl/>
+          <w:cs/>
           <w:lang w:val="ar_AE" w:bidi="ar_AE"/>
         </w:rPr>
         <w:t>الأرواح التي هي الآن في السجن، كانت عاصية عندما كانت أناة ٱللهِ تنتظر في أيام نوح.</w:t>
       </w:r>
       <w:r>
         <w:rPr>
-          <w:lang w:val="ar_AE" w:bidi="ar_AE"/>
-        </w:rPr>
-      </w:r>
-      <w:r>
-        <w:rPr>
-          <w:lang w:val="ar_AE" w:bidi="ar_AE"/>
-        </w:rPr>
-      </w:r>
-    </w:p>
-    <w:p>
-      <w:pPr>
-        <w:bidi/>
-      </w:pPr>
-      <w:r>
-        <w:rPr>
+          <w:rtl/>
+          <w:cs/>
+          <w:lang w:val="ar_AE" w:bidi="ar_AE"/>
+        </w:rPr>
+      </w:r>
+      <w:r>
+        <w:rPr>
+          <w:rtl/>
+          <w:cs/>
+          <w:lang w:val="ar_AE" w:bidi="ar_AE"/>
+        </w:rPr>
+      </w:r>
+    </w:p>
+    <w:p>
+      <w:pPr>
+        <w:bidi/>
+      </w:pPr>
+      <w:r>
+        <w:rPr>
+          <w:rtl/>
+          <w:cs/>
           <w:lang w:val="ar_AE" w:bidi="ar_AE"/>
         </w:rPr>
       </w:r>
@@ -3557,28 +4461,36 @@
       </w:pPr>
       <w:r>
         <w:rPr>
+          <w:rtl/>
+          <w:cs/>
           <w:lang w:val="ar_AE" w:bidi="ar_AE"/>
         </w:rPr>
         <w:t>١ بطرس ٣: ٢١</w:t>
       </w:r>
       <w:r>
         <w:rPr>
-          <w:lang w:val="ar_AE" w:bidi="ar_AE"/>
-        </w:rPr>
-      </w:r>
-    </w:p>
-    <w:p>
-      <w:pPr>
-        <w:bidi/>
-      </w:pPr>
-      <w:r>
-        <w:rPr>
+          <w:rtl/>
+          <w:cs/>
+          <w:lang w:val="ar_AE" w:bidi="ar_AE"/>
+        </w:rPr>
+      </w:r>
+    </w:p>
+    <w:p>
+      <w:pPr>
+        <w:bidi/>
+      </w:pPr>
+      <w:r>
+        <w:rPr>
+          <w:rtl/>
+          <w:cs/>
           <w:lang w:val="ar_AE" w:bidi="ar_AE"/>
         </w:rPr>
       </w:r>
       <w:r>
         <w:rPr>
           <w:b/>
+          <w:rtl/>
+          <w:cs/>
           <w:lang w:val="ar_AE" w:bidi="ar_AE"/>
         </w:rPr>
         <w:t>ما نوع المعمودية التي تُخلِّص المؤمن؟</w:t>
@@ -3590,32 +4502,42 @@
       </w:pPr>
       <w:r>
         <w:rPr>
-          <w:lang w:val="ar_AE" w:bidi="ar_AE"/>
-        </w:rPr>
-      </w:r>
-      <w:r>
-        <w:rPr>
+          <w:rtl/>
+          <w:cs/>
+          <w:lang w:val="ar_AE" w:bidi="ar_AE"/>
+        </w:rPr>
+      </w:r>
+      <w:r>
+        <w:rPr>
+          <w:rtl/>
+          <w:cs/>
           <w:lang w:val="ar_AE" w:bidi="ar_AE"/>
         </w:rPr>
         <w:t>المعمودية التي تُخلِّص المؤمن ليست غسلًا بالماء، بل مناشدة الله بضمير صالح مِن خلال قيامة يَسوع ٱلْمَسِيحِ.</w:t>
       </w:r>
       <w:r>
         <w:rPr>
-          <w:lang w:val="ar_AE" w:bidi="ar_AE"/>
-        </w:rPr>
-      </w:r>
-      <w:r>
-        <w:rPr>
-          <w:lang w:val="ar_AE" w:bidi="ar_AE"/>
-        </w:rPr>
-      </w:r>
-    </w:p>
-    <w:p>
-      <w:pPr>
-        <w:bidi/>
-      </w:pPr>
-      <w:r>
-        <w:rPr>
+          <w:rtl/>
+          <w:cs/>
+          <w:lang w:val="ar_AE" w:bidi="ar_AE"/>
+        </w:rPr>
+      </w:r>
+      <w:r>
+        <w:rPr>
+          <w:rtl/>
+          <w:cs/>
+          <w:lang w:val="ar_AE" w:bidi="ar_AE"/>
+        </w:rPr>
+      </w:r>
+    </w:p>
+    <w:p>
+      <w:pPr>
+        <w:bidi/>
+      </w:pPr>
+      <w:r>
+        <w:rPr>
+          <w:rtl/>
+          <w:cs/>
           <w:lang w:val="ar_AE" w:bidi="ar_AE"/>
         </w:rPr>
       </w:r>
@@ -3627,28 +4549,36 @@
       </w:pPr>
       <w:r>
         <w:rPr>
+          <w:rtl/>
+          <w:cs/>
           <w:lang w:val="ar_AE" w:bidi="ar_AE"/>
         </w:rPr>
         <w:t>١ بطرس ٣: ٢٢</w:t>
       </w:r>
       <w:r>
         <w:rPr>
-          <w:lang w:val="ar_AE" w:bidi="ar_AE"/>
-        </w:rPr>
-      </w:r>
-    </w:p>
-    <w:p>
-      <w:pPr>
-        <w:bidi/>
-      </w:pPr>
-      <w:r>
-        <w:rPr>
+          <w:rtl/>
+          <w:cs/>
+          <w:lang w:val="ar_AE" w:bidi="ar_AE"/>
+        </w:rPr>
+      </w:r>
+    </w:p>
+    <w:p>
+      <w:pPr>
+        <w:bidi/>
+      </w:pPr>
+      <w:r>
+        <w:rPr>
+          <w:rtl/>
+          <w:cs/>
           <w:lang w:val="ar_AE" w:bidi="ar_AE"/>
         </w:rPr>
       </w:r>
       <w:r>
         <w:rPr>
           <w:b/>
+          <w:rtl/>
+          <w:cs/>
           <w:lang w:val="ar_AE" w:bidi="ar_AE"/>
         </w:rPr>
         <w:t>لأن يَسوع في يمين ٱللهِ في السماء، ماذا يجب أن تفعل الملائكة والسلاطين والقوات؟</w:t>
@@ -3660,32 +4590,42 @@
       </w:pPr>
       <w:r>
         <w:rPr>
-          <w:lang w:val="ar_AE" w:bidi="ar_AE"/>
-        </w:rPr>
-      </w:r>
-      <w:r>
-        <w:rPr>
+          <w:rtl/>
+          <w:cs/>
+          <w:lang w:val="ar_AE" w:bidi="ar_AE"/>
+        </w:rPr>
+      </w:r>
+      <w:r>
+        <w:rPr>
+          <w:rtl/>
+          <w:cs/>
           <w:lang w:val="ar_AE" w:bidi="ar_AE"/>
         </w:rPr>
         <w:t>يجب أنْ يخضعوا له جميعًا.</w:t>
       </w:r>
       <w:r>
         <w:rPr>
-          <w:lang w:val="ar_AE" w:bidi="ar_AE"/>
-        </w:rPr>
-      </w:r>
-      <w:r>
-        <w:rPr>
-          <w:lang w:val="ar_AE" w:bidi="ar_AE"/>
-        </w:rPr>
-      </w:r>
-    </w:p>
-    <w:p>
-      <w:pPr>
-        <w:bidi/>
-      </w:pPr>
-      <w:r>
-        <w:rPr>
+          <w:rtl/>
+          <w:cs/>
+          <w:lang w:val="ar_AE" w:bidi="ar_AE"/>
+        </w:rPr>
+      </w:r>
+      <w:r>
+        <w:rPr>
+          <w:rtl/>
+          <w:cs/>
+          <w:lang w:val="ar_AE" w:bidi="ar_AE"/>
+        </w:rPr>
+      </w:r>
+    </w:p>
+    <w:p>
+      <w:pPr>
+        <w:bidi/>
+      </w:pPr>
+      <w:r>
+        <w:rPr>
+          <w:rtl/>
+          <w:cs/>
           <w:lang w:val="ar_AE" w:bidi="ar_AE"/>
         </w:rPr>
       </w:r>
@@ -3697,28 +4637,36 @@
       </w:pPr>
       <w:r>
         <w:rPr>
+          <w:rtl/>
+          <w:cs/>
           <w:lang w:val="ar_AE" w:bidi="ar_AE"/>
         </w:rPr>
         <w:t>١ بطرس ٤: ١</w:t>
       </w:r>
       <w:r>
         <w:rPr>
-          <w:lang w:val="ar_AE" w:bidi="ar_AE"/>
-        </w:rPr>
-      </w:r>
-    </w:p>
-    <w:p>
-      <w:pPr>
-        <w:bidi/>
-      </w:pPr>
-      <w:r>
-        <w:rPr>
+          <w:rtl/>
+          <w:cs/>
+          <w:lang w:val="ar_AE" w:bidi="ar_AE"/>
+        </w:rPr>
+      </w:r>
+    </w:p>
+    <w:p>
+      <w:pPr>
+        <w:bidi/>
+      </w:pPr>
+      <w:r>
+        <w:rPr>
+          <w:rtl/>
+          <w:cs/>
           <w:lang w:val="ar_AE" w:bidi="ar_AE"/>
         </w:rPr>
       </w:r>
       <w:r>
         <w:rPr>
           <w:b/>
+          <w:rtl/>
+          <w:cs/>
           <w:lang w:val="ar_AE" w:bidi="ar_AE"/>
         </w:rPr>
         <w:t>بماذا أمر بطْرس المؤمنين أن يتسلَّحوا؟</w:t>
@@ -3730,32 +4678,42 @@
       </w:pPr>
       <w:r>
         <w:rPr>
-          <w:lang w:val="ar_AE" w:bidi="ar_AE"/>
-        </w:rPr>
-      </w:r>
-      <w:r>
-        <w:rPr>
+          <w:rtl/>
+          <w:cs/>
+          <w:lang w:val="ar_AE" w:bidi="ar_AE"/>
+        </w:rPr>
+      </w:r>
+      <w:r>
+        <w:rPr>
+          <w:rtl/>
+          <w:cs/>
           <w:lang w:val="ar_AE" w:bidi="ar_AE"/>
         </w:rPr>
         <w:t>أمرهم أنْ يتسلَّحوا بالنيَّة عينها التي كانت لدى ٱلْمَسِيحِ عندما تألَّم في الجسد.</w:t>
       </w:r>
       <w:r>
         <w:rPr>
-          <w:lang w:val="ar_AE" w:bidi="ar_AE"/>
-        </w:rPr>
-      </w:r>
-      <w:r>
-        <w:rPr>
-          <w:lang w:val="ar_AE" w:bidi="ar_AE"/>
-        </w:rPr>
-      </w:r>
-    </w:p>
-    <w:p>
-      <w:pPr>
-        <w:bidi/>
-      </w:pPr>
-      <w:r>
-        <w:rPr>
+          <w:rtl/>
+          <w:cs/>
+          <w:lang w:val="ar_AE" w:bidi="ar_AE"/>
+        </w:rPr>
+      </w:r>
+      <w:r>
+        <w:rPr>
+          <w:rtl/>
+          <w:cs/>
+          <w:lang w:val="ar_AE" w:bidi="ar_AE"/>
+        </w:rPr>
+      </w:r>
+    </w:p>
+    <w:p>
+      <w:pPr>
+        <w:bidi/>
+      </w:pPr>
+      <w:r>
+        <w:rPr>
+          <w:rtl/>
+          <w:cs/>
           <w:lang w:val="ar_AE" w:bidi="ar_AE"/>
         </w:rPr>
       </w:r>
@@ -3767,28 +4725,36 @@
       </w:pPr>
       <w:r>
         <w:rPr>
+          <w:rtl/>
+          <w:cs/>
           <w:lang w:val="ar_AE" w:bidi="ar_AE"/>
         </w:rPr>
         <w:t>١ بطرس ٤: ٣–٤</w:t>
       </w:r>
       <w:r>
         <w:rPr>
-          <w:lang w:val="ar_AE" w:bidi="ar_AE"/>
-        </w:rPr>
-      </w:r>
-    </w:p>
-    <w:p>
-      <w:pPr>
-        <w:bidi/>
-      </w:pPr>
-      <w:r>
-        <w:rPr>
+          <w:rtl/>
+          <w:cs/>
+          <w:lang w:val="ar_AE" w:bidi="ar_AE"/>
+        </w:rPr>
+      </w:r>
+    </w:p>
+    <w:p>
+      <w:pPr>
+        <w:bidi/>
+      </w:pPr>
+      <w:r>
+        <w:rPr>
+          <w:rtl/>
+          <w:cs/>
           <w:lang w:val="ar_AE" w:bidi="ar_AE"/>
         </w:rPr>
       </w:r>
       <w:r>
         <w:rPr>
           <w:b/>
+          <w:rtl/>
+          <w:cs/>
           <w:lang w:val="ar_AE" w:bidi="ar_AE"/>
         </w:rPr>
         <w:t>لماذا تحدَّث الأمم بالشرور عن المؤمنين؟</w:t>
@@ -3800,32 +4766,42 @@
       </w:pPr>
       <w:r>
         <w:rPr>
-          <w:lang w:val="ar_AE" w:bidi="ar_AE"/>
-        </w:rPr>
-      </w:r>
-      <w:r>
-        <w:rPr>
+          <w:rtl/>
+          <w:cs/>
+          <w:lang w:val="ar_AE" w:bidi="ar_AE"/>
+        </w:rPr>
+      </w:r>
+      <w:r>
+        <w:rPr>
+          <w:rtl/>
+          <w:cs/>
           <w:lang w:val="ar_AE" w:bidi="ar_AE"/>
         </w:rPr>
         <w:t>تحدَّثوا بالشرور عن الغرباء، المختارين، لأنهم لم يشتركوا في الفجور والشهوات والسُكْر، والاحتفالات المُصاحبة للشُرب والحفلات الصاخبة وفي عبادة الأوثان الشريرة مثل الأمم.</w:t>
       </w:r>
       <w:r>
         <w:rPr>
-          <w:lang w:val="ar_AE" w:bidi="ar_AE"/>
-        </w:rPr>
-      </w:r>
-      <w:r>
-        <w:rPr>
-          <w:lang w:val="ar_AE" w:bidi="ar_AE"/>
-        </w:rPr>
-      </w:r>
-    </w:p>
-    <w:p>
-      <w:pPr>
-        <w:bidi/>
-      </w:pPr>
-      <w:r>
-        <w:rPr>
+          <w:rtl/>
+          <w:cs/>
+          <w:lang w:val="ar_AE" w:bidi="ar_AE"/>
+        </w:rPr>
+      </w:r>
+      <w:r>
+        <w:rPr>
+          <w:rtl/>
+          <w:cs/>
+          <w:lang w:val="ar_AE" w:bidi="ar_AE"/>
+        </w:rPr>
+      </w:r>
+    </w:p>
+    <w:p>
+      <w:pPr>
+        <w:bidi/>
+      </w:pPr>
+      <w:r>
+        <w:rPr>
+          <w:rtl/>
+          <w:cs/>
           <w:lang w:val="ar_AE" w:bidi="ar_AE"/>
         </w:rPr>
       </w:r>
@@ -3837,28 +4813,36 @@
       </w:pPr>
       <w:r>
         <w:rPr>
+          <w:rtl/>
+          <w:cs/>
           <w:lang w:val="ar_AE" w:bidi="ar_AE"/>
         </w:rPr>
         <w:t>١ بطرس ٤: ٥</w:t>
       </w:r>
       <w:r>
         <w:rPr>
-          <w:lang w:val="ar_AE" w:bidi="ar_AE"/>
-        </w:rPr>
-      </w:r>
-    </w:p>
-    <w:p>
-      <w:pPr>
-        <w:bidi/>
-      </w:pPr>
-      <w:r>
-        <w:rPr>
+          <w:rtl/>
+          <w:cs/>
+          <w:lang w:val="ar_AE" w:bidi="ar_AE"/>
+        </w:rPr>
+      </w:r>
+    </w:p>
+    <w:p>
+      <w:pPr>
+        <w:bidi/>
+      </w:pPr>
+      <w:r>
+        <w:rPr>
+          <w:rtl/>
+          <w:cs/>
           <w:lang w:val="ar_AE" w:bidi="ar_AE"/>
         </w:rPr>
       </w:r>
       <w:r>
         <w:rPr>
           <w:b/>
+          <w:rtl/>
+          <w:cs/>
           <w:lang w:val="ar_AE" w:bidi="ar_AE"/>
         </w:rPr>
         <w:t>مَن الذين يكون الله مُستعِّدًا لدينونتهم؟</w:t>
@@ -3870,32 +4854,42 @@
       </w:pPr>
       <w:r>
         <w:rPr>
-          <w:lang w:val="ar_AE" w:bidi="ar_AE"/>
-        </w:rPr>
-      </w:r>
-      <w:r>
-        <w:rPr>
+          <w:rtl/>
+          <w:cs/>
+          <w:lang w:val="ar_AE" w:bidi="ar_AE"/>
+        </w:rPr>
+      </w:r>
+      <w:r>
+        <w:rPr>
+          <w:rtl/>
+          <w:cs/>
           <w:lang w:val="ar_AE" w:bidi="ar_AE"/>
         </w:rPr>
         <w:t>الله مستعد لدينونة الأحياء والأموات.</w:t>
       </w:r>
       <w:r>
         <w:rPr>
-          <w:lang w:val="ar_AE" w:bidi="ar_AE"/>
-        </w:rPr>
-      </w:r>
-      <w:r>
-        <w:rPr>
-          <w:lang w:val="ar_AE" w:bidi="ar_AE"/>
-        </w:rPr>
-      </w:r>
-    </w:p>
-    <w:p>
-      <w:pPr>
-        <w:bidi/>
-      </w:pPr>
-      <w:r>
-        <w:rPr>
+          <w:rtl/>
+          <w:cs/>
+          <w:lang w:val="ar_AE" w:bidi="ar_AE"/>
+        </w:rPr>
+      </w:r>
+      <w:r>
+        <w:rPr>
+          <w:rtl/>
+          <w:cs/>
+          <w:lang w:val="ar_AE" w:bidi="ar_AE"/>
+        </w:rPr>
+      </w:r>
+    </w:p>
+    <w:p>
+      <w:pPr>
+        <w:bidi/>
+      </w:pPr>
+      <w:r>
+        <w:rPr>
+          <w:rtl/>
+          <w:cs/>
           <w:lang w:val="ar_AE" w:bidi="ar_AE"/>
         </w:rPr>
       </w:r>
@@ -3907,28 +4901,36 @@
       </w:pPr>
       <w:r>
         <w:rPr>
+          <w:rtl/>
+          <w:cs/>
           <w:lang w:val="ar_AE" w:bidi="ar_AE"/>
         </w:rPr>
         <w:t>١ بطرس ٤: ٧</w:t>
       </w:r>
       <w:r>
         <w:rPr>
-          <w:lang w:val="ar_AE" w:bidi="ar_AE"/>
-        </w:rPr>
-      </w:r>
-    </w:p>
-    <w:p>
-      <w:pPr>
-        <w:bidi/>
-      </w:pPr>
-      <w:r>
-        <w:rPr>
+          <w:rtl/>
+          <w:cs/>
+          <w:lang w:val="ar_AE" w:bidi="ar_AE"/>
+        </w:rPr>
+      </w:r>
+    </w:p>
+    <w:p>
+      <w:pPr>
+        <w:bidi/>
+      </w:pPr>
+      <w:r>
+        <w:rPr>
+          <w:rtl/>
+          <w:cs/>
           <w:lang w:val="ar_AE" w:bidi="ar_AE"/>
         </w:rPr>
       </w:r>
       <w:r>
         <w:rPr>
           <w:b/>
+          <w:rtl/>
+          <w:cs/>
           <w:lang w:val="ar_AE" w:bidi="ar_AE"/>
         </w:rPr>
         <w:t>لماذا كان يجب على المؤمنين أنْ يكونوا مُتعقِّلين ولهم محبة شديدة لبعضهم بعضًا؟</w:t>
@@ -3940,32 +4942,42 @@
       </w:pPr>
       <w:r>
         <w:rPr>
-          <w:lang w:val="ar_AE" w:bidi="ar_AE"/>
-        </w:rPr>
-      </w:r>
-      <w:r>
-        <w:rPr>
+          <w:rtl/>
+          <w:cs/>
+          <w:lang w:val="ar_AE" w:bidi="ar_AE"/>
+        </w:rPr>
+      </w:r>
+      <w:r>
+        <w:rPr>
+          <w:rtl/>
+          <w:cs/>
           <w:lang w:val="ar_AE" w:bidi="ar_AE"/>
         </w:rPr>
         <w:t>كان عليهم الحياة وفقًا لتلك الأمور لأن نهاية كل الأشياء كانت قادمة وكذلك من أجل صلواتهم.</w:t>
       </w:r>
       <w:r>
         <w:rPr>
-          <w:lang w:val="ar_AE" w:bidi="ar_AE"/>
-        </w:rPr>
-      </w:r>
-      <w:r>
-        <w:rPr>
-          <w:lang w:val="ar_AE" w:bidi="ar_AE"/>
-        </w:rPr>
-      </w:r>
-    </w:p>
-    <w:p>
-      <w:pPr>
-        <w:bidi/>
-      </w:pPr>
-      <w:r>
-        <w:rPr>
+          <w:rtl/>
+          <w:cs/>
+          <w:lang w:val="ar_AE" w:bidi="ar_AE"/>
+        </w:rPr>
+      </w:r>
+      <w:r>
+        <w:rPr>
+          <w:rtl/>
+          <w:cs/>
+          <w:lang w:val="ar_AE" w:bidi="ar_AE"/>
+        </w:rPr>
+      </w:r>
+    </w:p>
+    <w:p>
+      <w:pPr>
+        <w:bidi/>
+      </w:pPr>
+      <w:r>
+        <w:rPr>
+          <w:rtl/>
+          <w:cs/>
           <w:lang w:val="ar_AE" w:bidi="ar_AE"/>
         </w:rPr>
       </w:r>
@@ -3977,28 +4989,36 @@
       </w:pPr>
       <w:r>
         <w:rPr>
+          <w:rtl/>
+          <w:cs/>
           <w:lang w:val="ar_AE" w:bidi="ar_AE"/>
         </w:rPr>
         <w:t>١ بطرس ٤: ١٠–١١</w:t>
       </w:r>
       <w:r>
         <w:rPr>
-          <w:lang w:val="ar_AE" w:bidi="ar_AE"/>
-        </w:rPr>
-      </w:r>
-    </w:p>
-    <w:p>
-      <w:pPr>
-        <w:bidi/>
-      </w:pPr>
-      <w:r>
-        <w:rPr>
+          <w:rtl/>
+          <w:cs/>
+          <w:lang w:val="ar_AE" w:bidi="ar_AE"/>
+        </w:rPr>
+      </w:r>
+    </w:p>
+    <w:p>
+      <w:pPr>
+        <w:bidi/>
+      </w:pPr>
+      <w:r>
+        <w:rPr>
+          <w:rtl/>
+          <w:cs/>
           <w:lang w:val="ar_AE" w:bidi="ar_AE"/>
         </w:rPr>
       </w:r>
       <w:r>
         <w:rPr>
           <w:b/>
+          <w:rtl/>
+          <w:cs/>
           <w:lang w:val="ar_AE" w:bidi="ar_AE"/>
         </w:rPr>
         <w:t>لماذا كان يجب على كل من المؤمنين استخدام المواهب التي استقبلوها لكي يخدموا الآخرين؟</w:t>
@@ -4010,32 +5030,42 @@
       </w:pPr>
       <w:r>
         <w:rPr>
-          <w:lang w:val="ar_AE" w:bidi="ar_AE"/>
-        </w:rPr>
-      </w:r>
-      <w:r>
-        <w:rPr>
+          <w:rtl/>
+          <w:cs/>
+          <w:lang w:val="ar_AE" w:bidi="ar_AE"/>
+        </w:rPr>
+      </w:r>
+      <w:r>
+        <w:rPr>
+          <w:rtl/>
+          <w:cs/>
           <w:lang w:val="ar_AE" w:bidi="ar_AE"/>
         </w:rPr>
         <w:t>كان عليهم استخدام مواهبهم لكي يتمجَّد ٱللهِ بيَسوع ٱلْمَسِيحِ.</w:t>
       </w:r>
       <w:r>
         <w:rPr>
-          <w:lang w:val="ar_AE" w:bidi="ar_AE"/>
-        </w:rPr>
-      </w:r>
-      <w:r>
-        <w:rPr>
-          <w:lang w:val="ar_AE" w:bidi="ar_AE"/>
-        </w:rPr>
-      </w:r>
-    </w:p>
-    <w:p>
-      <w:pPr>
-        <w:bidi/>
-      </w:pPr>
-      <w:r>
-        <w:rPr>
+          <w:rtl/>
+          <w:cs/>
+          <w:lang w:val="ar_AE" w:bidi="ar_AE"/>
+        </w:rPr>
+      </w:r>
+      <w:r>
+        <w:rPr>
+          <w:rtl/>
+          <w:cs/>
+          <w:lang w:val="ar_AE" w:bidi="ar_AE"/>
+        </w:rPr>
+      </w:r>
+    </w:p>
+    <w:p>
+      <w:pPr>
+        <w:bidi/>
+      </w:pPr>
+      <w:r>
+        <w:rPr>
+          <w:rtl/>
+          <w:cs/>
           <w:lang w:val="ar_AE" w:bidi="ar_AE"/>
         </w:rPr>
       </w:r>
@@ -4047,28 +5077,36 @@
       </w:pPr>
       <w:r>
         <w:rPr>
+          <w:rtl/>
+          <w:cs/>
           <w:lang w:val="ar_AE" w:bidi="ar_AE"/>
         </w:rPr>
         <w:t>١ بطرس ٤: ١٢–١٣</w:t>
       </w:r>
       <w:r>
         <w:rPr>
-          <w:lang w:val="ar_AE" w:bidi="ar_AE"/>
-        </w:rPr>
-      </w:r>
-    </w:p>
-    <w:p>
-      <w:pPr>
-        <w:bidi/>
-      </w:pPr>
-      <w:r>
-        <w:rPr>
+          <w:rtl/>
+          <w:cs/>
+          <w:lang w:val="ar_AE" w:bidi="ar_AE"/>
+        </w:rPr>
+      </w:r>
+    </w:p>
+    <w:p>
+      <w:pPr>
+        <w:bidi/>
+      </w:pPr>
+      <w:r>
+        <w:rPr>
+          <w:rtl/>
+          <w:cs/>
           <w:lang w:val="ar_AE" w:bidi="ar_AE"/>
         </w:rPr>
       </w:r>
       <w:r>
         <w:rPr>
           <w:b/>
+          <w:rtl/>
+          <w:cs/>
           <w:lang w:val="ar_AE" w:bidi="ar_AE"/>
         </w:rPr>
         <w:t>لماذا طُلب من المؤمنين أن يبتهجوا إذا اختبروا آلام ٱلْمَسِيحِ أو تعرَّضوا للإهانة بسبب اسم ٱلْمَسِيحِ؟</w:t>
@@ -4080,32 +5118,42 @@
       </w:pPr>
       <w:r>
         <w:rPr>
-          <w:lang w:val="ar_AE" w:bidi="ar_AE"/>
-        </w:rPr>
-      </w:r>
-      <w:r>
-        <w:rPr>
+          <w:rtl/>
+          <w:cs/>
+          <w:lang w:val="ar_AE" w:bidi="ar_AE"/>
+        </w:rPr>
+      </w:r>
+      <w:r>
+        <w:rPr>
+          <w:rtl/>
+          <w:cs/>
           <w:lang w:val="ar_AE" w:bidi="ar_AE"/>
         </w:rPr>
         <w:t>لأنهم كانوا مُبارَكين إذا أُهينوا.</w:t>
       </w:r>
       <w:r>
         <w:rPr>
-          <w:lang w:val="ar_AE" w:bidi="ar_AE"/>
-        </w:rPr>
-      </w:r>
-      <w:r>
-        <w:rPr>
-          <w:lang w:val="ar_AE" w:bidi="ar_AE"/>
-        </w:rPr>
-      </w:r>
-    </w:p>
-    <w:p>
-      <w:pPr>
-        <w:bidi/>
-      </w:pPr>
-      <w:r>
-        <w:rPr>
+          <w:rtl/>
+          <w:cs/>
+          <w:lang w:val="ar_AE" w:bidi="ar_AE"/>
+        </w:rPr>
+      </w:r>
+      <w:r>
+        <w:rPr>
+          <w:rtl/>
+          <w:cs/>
+          <w:lang w:val="ar_AE" w:bidi="ar_AE"/>
+        </w:rPr>
+      </w:r>
+    </w:p>
+    <w:p>
+      <w:pPr>
+        <w:bidi/>
+      </w:pPr>
+      <w:r>
+        <w:rPr>
+          <w:rtl/>
+          <w:cs/>
           <w:lang w:val="ar_AE" w:bidi="ar_AE"/>
         </w:rPr>
       </w:r>
@@ -4117,28 +5165,36 @@
       </w:pPr>
       <w:r>
         <w:rPr>
+          <w:rtl/>
+          <w:cs/>
           <w:lang w:val="ar_AE" w:bidi="ar_AE"/>
         </w:rPr>
         <w:t>١ بطرس ٤: ١٥</w:t>
       </w:r>
       <w:r>
         <w:rPr>
-          <w:lang w:val="ar_AE" w:bidi="ar_AE"/>
-        </w:rPr>
-      </w:r>
-    </w:p>
-    <w:p>
-      <w:pPr>
-        <w:bidi/>
-      </w:pPr>
-      <w:r>
-        <w:rPr>
+          <w:rtl/>
+          <w:cs/>
+          <w:lang w:val="ar_AE" w:bidi="ar_AE"/>
+        </w:rPr>
+      </w:r>
+    </w:p>
+    <w:p>
+      <w:pPr>
+        <w:bidi/>
+      </w:pPr>
+      <w:r>
+        <w:rPr>
+          <w:rtl/>
+          <w:cs/>
           <w:lang w:val="ar_AE" w:bidi="ar_AE"/>
         </w:rPr>
       </w:r>
       <w:r>
         <w:rPr>
           <w:b/>
+          <w:rtl/>
+          <w:cs/>
           <w:lang w:val="ar_AE" w:bidi="ar_AE"/>
         </w:rPr>
         <w:t>ما الأفعال التي لا ينبغي أن يوجد المسيحيون مُذنبين يتألموا بسببها؟</w:t>
@@ -4150,32 +5206,42 @@
       </w:pPr>
       <w:r>
         <w:rPr>
-          <w:lang w:val="ar_AE" w:bidi="ar_AE"/>
-        </w:rPr>
-      </w:r>
-      <w:r>
-        <w:rPr>
+          <w:rtl/>
+          <w:cs/>
+          <w:lang w:val="ar_AE" w:bidi="ar_AE"/>
+        </w:rPr>
+      </w:r>
+      <w:r>
+        <w:rPr>
+          <w:rtl/>
+          <w:cs/>
           <w:lang w:val="ar_AE" w:bidi="ar_AE"/>
         </w:rPr>
         <w:t>لم يكن على المسيحيين أن يتألَّموا بصفتهم مُجرمين أو لصوص أو فاعلي شرٍّ أو مُتدخِّلين.</w:t>
       </w:r>
       <w:r>
         <w:rPr>
-          <w:lang w:val="ar_AE" w:bidi="ar_AE"/>
-        </w:rPr>
-      </w:r>
-      <w:r>
-        <w:rPr>
-          <w:lang w:val="ar_AE" w:bidi="ar_AE"/>
-        </w:rPr>
-      </w:r>
-    </w:p>
-    <w:p>
-      <w:pPr>
-        <w:bidi/>
-      </w:pPr>
-      <w:r>
-        <w:rPr>
+          <w:rtl/>
+          <w:cs/>
+          <w:lang w:val="ar_AE" w:bidi="ar_AE"/>
+        </w:rPr>
+      </w:r>
+      <w:r>
+        <w:rPr>
+          <w:rtl/>
+          <w:cs/>
+          <w:lang w:val="ar_AE" w:bidi="ar_AE"/>
+        </w:rPr>
+      </w:r>
+    </w:p>
+    <w:p>
+      <w:pPr>
+        <w:bidi/>
+      </w:pPr>
+      <w:r>
+        <w:rPr>
+          <w:rtl/>
+          <w:cs/>
           <w:lang w:val="ar_AE" w:bidi="ar_AE"/>
         </w:rPr>
       </w:r>
@@ -4187,28 +5253,36 @@
       </w:pPr>
       <w:r>
         <w:rPr>
+          <w:rtl/>
+          <w:cs/>
           <w:lang w:val="ar_AE" w:bidi="ar_AE"/>
         </w:rPr>
         <w:t>١ بطرس ٤: ١٧–١٨</w:t>
       </w:r>
       <w:r>
         <w:rPr>
-          <w:lang w:val="ar_AE" w:bidi="ar_AE"/>
-        </w:rPr>
-      </w:r>
-    </w:p>
-    <w:p>
-      <w:pPr>
-        <w:bidi/>
-      </w:pPr>
-      <w:r>
-        <w:rPr>
+          <w:rtl/>
+          <w:cs/>
+          <w:lang w:val="ar_AE" w:bidi="ar_AE"/>
+        </w:rPr>
+      </w:r>
+    </w:p>
+    <w:p>
+      <w:pPr>
+        <w:bidi/>
+      </w:pPr>
+      <w:r>
+        <w:rPr>
+          <w:rtl/>
+          <w:cs/>
           <w:lang w:val="ar_AE" w:bidi="ar_AE"/>
         </w:rPr>
       </w:r>
       <w:r>
         <w:rPr>
           <w:b/>
+          <w:rtl/>
+          <w:cs/>
           <w:lang w:val="ar_AE" w:bidi="ar_AE"/>
         </w:rPr>
         <w:t>لماذا يجب على الشخص الفاجر والخاطئ أن يطيع إنجيل الله؟</w:t>
@@ -4220,32 +5294,42 @@
       </w:pPr>
       <w:r>
         <w:rPr>
-          <w:lang w:val="ar_AE" w:bidi="ar_AE"/>
-        </w:rPr>
-      </w:r>
-      <w:r>
-        <w:rPr>
+          <w:rtl/>
+          <w:cs/>
+          <w:lang w:val="ar_AE" w:bidi="ar_AE"/>
+        </w:rPr>
+      </w:r>
+      <w:r>
+        <w:rPr>
+          <w:rtl/>
+          <w:cs/>
           <w:lang w:val="ar_AE" w:bidi="ar_AE"/>
         </w:rPr>
         <w:t>يطيع الفاجر والخاطئ إنجيل الله لأن دينونتهم ستكون أشد من دينونة الأشخاص الصالحين.</w:t>
       </w:r>
       <w:r>
         <w:rPr>
-          <w:lang w:val="ar_AE" w:bidi="ar_AE"/>
-        </w:rPr>
-      </w:r>
-      <w:r>
-        <w:rPr>
-          <w:lang w:val="ar_AE" w:bidi="ar_AE"/>
-        </w:rPr>
-      </w:r>
-    </w:p>
-    <w:p>
-      <w:pPr>
-        <w:bidi/>
-      </w:pPr>
-      <w:r>
-        <w:rPr>
+          <w:rtl/>
+          <w:cs/>
+          <w:lang w:val="ar_AE" w:bidi="ar_AE"/>
+        </w:rPr>
+      </w:r>
+      <w:r>
+        <w:rPr>
+          <w:rtl/>
+          <w:cs/>
+          <w:lang w:val="ar_AE" w:bidi="ar_AE"/>
+        </w:rPr>
+      </w:r>
+    </w:p>
+    <w:p>
+      <w:pPr>
+        <w:bidi/>
+      </w:pPr>
+      <w:r>
+        <w:rPr>
+          <w:rtl/>
+          <w:cs/>
           <w:lang w:val="ar_AE" w:bidi="ar_AE"/>
         </w:rPr>
       </w:r>
@@ -4257,28 +5341,36 @@
       </w:pPr>
       <w:r>
         <w:rPr>
+          <w:rtl/>
+          <w:cs/>
           <w:lang w:val="ar_AE" w:bidi="ar_AE"/>
         </w:rPr>
         <w:t>١ بطرس ٤: ١٩</w:t>
       </w:r>
       <w:r>
         <w:rPr>
-          <w:lang w:val="ar_AE" w:bidi="ar_AE"/>
-        </w:rPr>
-      </w:r>
-    </w:p>
-    <w:p>
-      <w:pPr>
-        <w:bidi/>
-      </w:pPr>
-      <w:r>
-        <w:rPr>
+          <w:rtl/>
+          <w:cs/>
+          <w:lang w:val="ar_AE" w:bidi="ar_AE"/>
+        </w:rPr>
+      </w:r>
+    </w:p>
+    <w:p>
+      <w:pPr>
+        <w:bidi/>
+      </w:pPr>
+      <w:r>
+        <w:rPr>
+          <w:rtl/>
+          <w:cs/>
           <w:lang w:val="ar_AE" w:bidi="ar_AE"/>
         </w:rPr>
       </w:r>
       <w:r>
         <w:rPr>
           <w:b/>
+          <w:rtl/>
+          <w:cs/>
           <w:lang w:val="ar_AE" w:bidi="ar_AE"/>
         </w:rPr>
         <w:t>كيف كان يجب أن يتصرف أولئك الذين تألَّموا وفقًا لإرادة ٱللهِ؟</w:t>
@@ -4290,32 +5382,42 @@
       </w:pPr>
       <w:r>
         <w:rPr>
-          <w:lang w:val="ar_AE" w:bidi="ar_AE"/>
-        </w:rPr>
-      </w:r>
-      <w:r>
-        <w:rPr>
+          <w:rtl/>
+          <w:cs/>
+          <w:lang w:val="ar_AE" w:bidi="ar_AE"/>
+        </w:rPr>
+      </w:r>
+      <w:r>
+        <w:rPr>
+          <w:rtl/>
+          <w:cs/>
           <w:lang w:val="ar_AE" w:bidi="ar_AE"/>
         </w:rPr>
         <w:t>كان عليهم أن يستودعوا أنفسهم للخالق الأمين فيمَا كانوا يفعلون الخير.</w:t>
       </w:r>
       <w:r>
         <w:rPr>
-          <w:lang w:val="ar_AE" w:bidi="ar_AE"/>
-        </w:rPr>
-      </w:r>
-      <w:r>
-        <w:rPr>
-          <w:lang w:val="ar_AE" w:bidi="ar_AE"/>
-        </w:rPr>
-      </w:r>
-    </w:p>
-    <w:p>
-      <w:pPr>
-        <w:bidi/>
-      </w:pPr>
-      <w:r>
-        <w:rPr>
+          <w:rtl/>
+          <w:cs/>
+          <w:lang w:val="ar_AE" w:bidi="ar_AE"/>
+        </w:rPr>
+      </w:r>
+      <w:r>
+        <w:rPr>
+          <w:rtl/>
+          <w:cs/>
+          <w:lang w:val="ar_AE" w:bidi="ar_AE"/>
+        </w:rPr>
+      </w:r>
+    </w:p>
+    <w:p>
+      <w:pPr>
+        <w:bidi/>
+      </w:pPr>
+      <w:r>
+        <w:rPr>
+          <w:rtl/>
+          <w:cs/>
           <w:lang w:val="ar_AE" w:bidi="ar_AE"/>
         </w:rPr>
       </w:r>
@@ -4327,28 +5429,36 @@
       </w:pPr>
       <w:r>
         <w:rPr>
+          <w:rtl/>
+          <w:cs/>
           <w:lang w:val="ar_AE" w:bidi="ar_AE"/>
         </w:rPr>
         <w:t>١ بطرس ٥: ١</w:t>
       </w:r>
       <w:r>
         <w:rPr>
-          <w:lang w:val="ar_AE" w:bidi="ar_AE"/>
-        </w:rPr>
-      </w:r>
-    </w:p>
-    <w:p>
-      <w:pPr>
-        <w:bidi/>
-      </w:pPr>
-      <w:r>
-        <w:rPr>
+          <w:rtl/>
+          <w:cs/>
+          <w:lang w:val="ar_AE" w:bidi="ar_AE"/>
+        </w:rPr>
+      </w:r>
+    </w:p>
+    <w:p>
+      <w:pPr>
+        <w:bidi/>
+      </w:pPr>
+      <w:r>
+        <w:rPr>
+          <w:rtl/>
+          <w:cs/>
           <w:lang w:val="ar_AE" w:bidi="ar_AE"/>
         </w:rPr>
       </w:r>
       <w:r>
         <w:rPr>
           <w:b/>
+          <w:rtl/>
+          <w:cs/>
           <w:lang w:val="ar_AE" w:bidi="ar_AE"/>
         </w:rPr>
         <w:t>مَن كان بُطرس؟</w:t>
@@ -4360,32 +5470,42 @@
       </w:pPr>
       <w:r>
         <w:rPr>
-          <w:lang w:val="ar_AE" w:bidi="ar_AE"/>
-        </w:rPr>
-      </w:r>
-      <w:r>
-        <w:rPr>
+          <w:rtl/>
+          <w:cs/>
+          <w:lang w:val="ar_AE" w:bidi="ar_AE"/>
+        </w:rPr>
+      </w:r>
+      <w:r>
+        <w:rPr>
+          <w:rtl/>
+          <w:cs/>
           <w:lang w:val="ar_AE" w:bidi="ar_AE"/>
         </w:rPr>
         <w:t>كان بطْرس شيخًا رفيقًا وشاهدًا على آلام ٱلْمَسِيحِ، ومشاركًا في المجد الذي سوف يُستَعلَن.</w:t>
       </w:r>
       <w:r>
         <w:rPr>
-          <w:lang w:val="ar_AE" w:bidi="ar_AE"/>
-        </w:rPr>
-      </w:r>
-      <w:r>
-        <w:rPr>
-          <w:lang w:val="ar_AE" w:bidi="ar_AE"/>
-        </w:rPr>
-      </w:r>
-    </w:p>
-    <w:p>
-      <w:pPr>
-        <w:bidi/>
-      </w:pPr>
-      <w:r>
-        <w:rPr>
+          <w:rtl/>
+          <w:cs/>
+          <w:lang w:val="ar_AE" w:bidi="ar_AE"/>
+        </w:rPr>
+      </w:r>
+      <w:r>
+        <w:rPr>
+          <w:rtl/>
+          <w:cs/>
+          <w:lang w:val="ar_AE" w:bidi="ar_AE"/>
+        </w:rPr>
+      </w:r>
+    </w:p>
+    <w:p>
+      <w:pPr>
+        <w:bidi/>
+      </w:pPr>
+      <w:r>
+        <w:rPr>
+          <w:rtl/>
+          <w:cs/>
           <w:lang w:val="ar_AE" w:bidi="ar_AE"/>
         </w:rPr>
       </w:r>
@@ -4397,28 +5517,36 @@
       </w:pPr>
       <w:r>
         <w:rPr>
+          <w:rtl/>
+          <w:cs/>
           <w:lang w:val="ar_AE" w:bidi="ar_AE"/>
         </w:rPr>
         <w:t>١ بطرس ٥: ١–٢</w:t>
       </w:r>
       <w:r>
         <w:rPr>
-          <w:lang w:val="ar_AE" w:bidi="ar_AE"/>
-        </w:rPr>
-      </w:r>
-    </w:p>
-    <w:p>
-      <w:pPr>
-        <w:bidi/>
-      </w:pPr>
-      <w:r>
-        <w:rPr>
+          <w:rtl/>
+          <w:cs/>
+          <w:lang w:val="ar_AE" w:bidi="ar_AE"/>
+        </w:rPr>
+      </w:r>
+    </w:p>
+    <w:p>
+      <w:pPr>
+        <w:bidi/>
+      </w:pPr>
+      <w:r>
+        <w:rPr>
+          <w:rtl/>
+          <w:cs/>
           <w:lang w:val="ar_AE" w:bidi="ar_AE"/>
         </w:rPr>
       </w:r>
       <w:r>
         <w:rPr>
           <w:b/>
+          <w:rtl/>
+          <w:cs/>
           <w:lang w:val="ar_AE" w:bidi="ar_AE"/>
         </w:rPr>
         <w:t>ماذا حثَّ بطْرس رفقاءهُ الشيوخ على فعله؟</w:t>
@@ -4430,32 +5558,42 @@
       </w:pPr>
       <w:r>
         <w:rPr>
-          <w:lang w:val="ar_AE" w:bidi="ar_AE"/>
-        </w:rPr>
-      </w:r>
-      <w:r>
-        <w:rPr>
+          <w:rtl/>
+          <w:cs/>
+          <w:lang w:val="ar_AE" w:bidi="ar_AE"/>
+        </w:rPr>
+      </w:r>
+      <w:r>
+        <w:rPr>
+          <w:rtl/>
+          <w:cs/>
           <w:lang w:val="ar_AE" w:bidi="ar_AE"/>
         </w:rPr>
         <w:t>حثَّهم على رعاية رعِيَّة الله والاعتناء بهم.</w:t>
       </w:r>
       <w:r>
         <w:rPr>
-          <w:lang w:val="ar_AE" w:bidi="ar_AE"/>
-        </w:rPr>
-      </w:r>
-      <w:r>
-        <w:rPr>
-          <w:lang w:val="ar_AE" w:bidi="ar_AE"/>
-        </w:rPr>
-      </w:r>
-    </w:p>
-    <w:p>
-      <w:pPr>
-        <w:bidi/>
-      </w:pPr>
-      <w:r>
-        <w:rPr>
+          <w:rtl/>
+          <w:cs/>
+          <w:lang w:val="ar_AE" w:bidi="ar_AE"/>
+        </w:rPr>
+      </w:r>
+      <w:r>
+        <w:rPr>
+          <w:rtl/>
+          <w:cs/>
+          <w:lang w:val="ar_AE" w:bidi="ar_AE"/>
+        </w:rPr>
+      </w:r>
+    </w:p>
+    <w:p>
+      <w:pPr>
+        <w:bidi/>
+      </w:pPr>
+      <w:r>
+        <w:rPr>
+          <w:rtl/>
+          <w:cs/>
           <w:lang w:val="ar_AE" w:bidi="ar_AE"/>
         </w:rPr>
       </w:r>
@@ -4467,28 +5605,36 @@
       </w:pPr>
       <w:r>
         <w:rPr>
+          <w:rtl/>
+          <w:cs/>
           <w:lang w:val="ar_AE" w:bidi="ar_AE"/>
         </w:rPr>
         <w:t>١ بطرس ٥:٥</w:t>
       </w:r>
       <w:r>
         <w:rPr>
-          <w:lang w:val="ar_AE" w:bidi="ar_AE"/>
-        </w:rPr>
-      </w:r>
-    </w:p>
-    <w:p>
-      <w:pPr>
-        <w:bidi/>
-      </w:pPr>
-      <w:r>
-        <w:rPr>
+          <w:rtl/>
+          <w:cs/>
+          <w:lang w:val="ar_AE" w:bidi="ar_AE"/>
+        </w:rPr>
+      </w:r>
+    </w:p>
+    <w:p>
+      <w:pPr>
+        <w:bidi/>
+      </w:pPr>
+      <w:r>
+        <w:rPr>
+          <w:rtl/>
+          <w:cs/>
           <w:lang w:val="ar_AE" w:bidi="ar_AE"/>
         </w:rPr>
       </w:r>
       <w:r>
         <w:rPr>
           <w:b/>
+          <w:rtl/>
+          <w:cs/>
           <w:lang w:val="ar_AE" w:bidi="ar_AE"/>
         </w:rPr>
         <w:t>لمَن كان يجب على الأحداث أنْ يخضعوا؟</w:t>
@@ -4500,32 +5646,42 @@
       </w:pPr>
       <w:r>
         <w:rPr>
-          <w:lang w:val="ar_AE" w:bidi="ar_AE"/>
-        </w:rPr>
-      </w:r>
-      <w:r>
-        <w:rPr>
+          <w:rtl/>
+          <w:cs/>
+          <w:lang w:val="ar_AE" w:bidi="ar_AE"/>
+        </w:rPr>
+      </w:r>
+      <w:r>
+        <w:rPr>
+          <w:rtl/>
+          <w:cs/>
           <w:lang w:val="ar_AE" w:bidi="ar_AE"/>
         </w:rPr>
         <w:t>كان عليهم الخضوع للشيوخ.</w:t>
       </w:r>
       <w:r>
         <w:rPr>
-          <w:lang w:val="ar_AE" w:bidi="ar_AE"/>
-        </w:rPr>
-      </w:r>
-      <w:r>
-        <w:rPr>
-          <w:lang w:val="ar_AE" w:bidi="ar_AE"/>
-        </w:rPr>
-      </w:r>
-    </w:p>
-    <w:p>
-      <w:pPr>
-        <w:bidi/>
-      </w:pPr>
-      <w:r>
-        <w:rPr>
+          <w:rtl/>
+          <w:cs/>
+          <w:lang w:val="ar_AE" w:bidi="ar_AE"/>
+        </w:rPr>
+      </w:r>
+      <w:r>
+        <w:rPr>
+          <w:rtl/>
+          <w:cs/>
+          <w:lang w:val="ar_AE" w:bidi="ar_AE"/>
+        </w:rPr>
+      </w:r>
+    </w:p>
+    <w:p>
+      <w:pPr>
+        <w:bidi/>
+      </w:pPr>
+      <w:r>
+        <w:rPr>
+          <w:rtl/>
+          <w:cs/>
           <w:lang w:val="ar_AE" w:bidi="ar_AE"/>
         </w:rPr>
       </w:r>
@@ -4537,28 +5693,36 @@
       </w:pPr>
       <w:r>
         <w:rPr>
+          <w:rtl/>
+          <w:cs/>
           <w:lang w:val="ar_AE" w:bidi="ar_AE"/>
         </w:rPr>
         <w:t>١ بطرس ٥:٥–٧</w:t>
       </w:r>
       <w:r>
         <w:rPr>
-          <w:lang w:val="ar_AE" w:bidi="ar_AE"/>
-        </w:rPr>
-      </w:r>
-    </w:p>
-    <w:p>
-      <w:pPr>
-        <w:bidi/>
-      </w:pPr>
-      <w:r>
-        <w:rPr>
+          <w:rtl/>
+          <w:cs/>
+          <w:lang w:val="ar_AE" w:bidi="ar_AE"/>
+        </w:rPr>
+      </w:r>
+    </w:p>
+    <w:p>
+      <w:pPr>
+        <w:bidi/>
+      </w:pPr>
+      <w:r>
+        <w:rPr>
+          <w:rtl/>
+          <w:cs/>
           <w:lang w:val="ar_AE" w:bidi="ar_AE"/>
         </w:rPr>
       </w:r>
       <w:r>
         <w:rPr>
           <w:b/>
+          <w:rtl/>
+          <w:cs/>
           <w:lang w:val="ar_AE" w:bidi="ar_AE"/>
         </w:rPr>
         <w:t>لماذا كان يجب على الجميع التحلي بالتواضع وخدمة بعضهم بعضًا؟</w:t>
@@ -4570,32 +5734,42 @@
       </w:pPr>
       <w:r>
         <w:rPr>
-          <w:lang w:val="ar_AE" w:bidi="ar_AE"/>
-        </w:rPr>
-      </w:r>
-      <w:r>
-        <w:rPr>
+          <w:rtl/>
+          <w:cs/>
+          <w:lang w:val="ar_AE" w:bidi="ar_AE"/>
+        </w:rPr>
+      </w:r>
+      <w:r>
+        <w:rPr>
+          <w:rtl/>
+          <w:cs/>
           <w:lang w:val="ar_AE" w:bidi="ar_AE"/>
         </w:rPr>
         <w:t>لأن ٱللهَ يمنح النعمة للمتواضعين، حتى يرفعهم ٱلله في الوقت المناسب.</w:t>
       </w:r>
       <w:r>
         <w:rPr>
-          <w:lang w:val="ar_AE" w:bidi="ar_AE"/>
-        </w:rPr>
-      </w:r>
-      <w:r>
-        <w:rPr>
-          <w:lang w:val="ar_AE" w:bidi="ar_AE"/>
-        </w:rPr>
-      </w:r>
-    </w:p>
-    <w:p>
-      <w:pPr>
-        <w:bidi/>
-      </w:pPr>
-      <w:r>
-        <w:rPr>
+          <w:rtl/>
+          <w:cs/>
+          <w:lang w:val="ar_AE" w:bidi="ar_AE"/>
+        </w:rPr>
+      </w:r>
+      <w:r>
+        <w:rPr>
+          <w:rtl/>
+          <w:cs/>
+          <w:lang w:val="ar_AE" w:bidi="ar_AE"/>
+        </w:rPr>
+      </w:r>
+    </w:p>
+    <w:p>
+      <w:pPr>
+        <w:bidi/>
+      </w:pPr>
+      <w:r>
+        <w:rPr>
+          <w:rtl/>
+          <w:cs/>
           <w:lang w:val="ar_AE" w:bidi="ar_AE"/>
         </w:rPr>
       </w:r>
@@ -4607,28 +5781,36 @@
       </w:pPr>
       <w:r>
         <w:rPr>
+          <w:rtl/>
+          <w:cs/>
           <w:lang w:val="ar_AE" w:bidi="ar_AE"/>
         </w:rPr>
         <w:t>١ بطرس ٥: ٨</w:t>
       </w:r>
       <w:r>
         <w:rPr>
-          <w:lang w:val="ar_AE" w:bidi="ar_AE"/>
-        </w:rPr>
-      </w:r>
-    </w:p>
-    <w:p>
-      <w:pPr>
-        <w:bidi/>
-      </w:pPr>
-      <w:r>
-        <w:rPr>
+          <w:rtl/>
+          <w:cs/>
+          <w:lang w:val="ar_AE" w:bidi="ar_AE"/>
+        </w:rPr>
+      </w:r>
+    </w:p>
+    <w:p>
+      <w:pPr>
+        <w:bidi/>
+      </w:pPr>
+      <w:r>
+        <w:rPr>
+          <w:rtl/>
+          <w:cs/>
           <w:lang w:val="ar_AE" w:bidi="ar_AE"/>
         </w:rPr>
       </w:r>
       <w:r>
         <w:rPr>
           <w:b/>
+          <w:rtl/>
+          <w:cs/>
           <w:lang w:val="ar_AE" w:bidi="ar_AE"/>
         </w:rPr>
         <w:t>كيف يبدو الشيطان؟</w:t>
@@ -4640,32 +5822,42 @@
       </w:pPr>
       <w:r>
         <w:rPr>
-          <w:lang w:val="ar_AE" w:bidi="ar_AE"/>
-        </w:rPr>
-      </w:r>
-      <w:r>
-        <w:rPr>
+          <w:rtl/>
+          <w:cs/>
+          <w:lang w:val="ar_AE" w:bidi="ar_AE"/>
+        </w:rPr>
+      </w:r>
+      <w:r>
+        <w:rPr>
+          <w:rtl/>
+          <w:cs/>
           <w:lang w:val="ar_AE" w:bidi="ar_AE"/>
         </w:rPr>
         <w:t>الشيطان مثل أسد يزأر ويتجوَّل، يبحث عن شخص ليفترسه.</w:t>
       </w:r>
       <w:r>
         <w:rPr>
-          <w:lang w:val="ar_AE" w:bidi="ar_AE"/>
-        </w:rPr>
-      </w:r>
-      <w:r>
-        <w:rPr>
-          <w:lang w:val="ar_AE" w:bidi="ar_AE"/>
-        </w:rPr>
-      </w:r>
-    </w:p>
-    <w:p>
-      <w:pPr>
-        <w:bidi/>
-      </w:pPr>
-      <w:r>
-        <w:rPr>
+          <w:rtl/>
+          <w:cs/>
+          <w:lang w:val="ar_AE" w:bidi="ar_AE"/>
+        </w:rPr>
+      </w:r>
+      <w:r>
+        <w:rPr>
+          <w:rtl/>
+          <w:cs/>
+          <w:lang w:val="ar_AE" w:bidi="ar_AE"/>
+        </w:rPr>
+      </w:r>
+    </w:p>
+    <w:p>
+      <w:pPr>
+        <w:bidi/>
+      </w:pPr>
+      <w:r>
+        <w:rPr>
+          <w:rtl/>
+          <w:cs/>
           <w:lang w:val="ar_AE" w:bidi="ar_AE"/>
         </w:rPr>
       </w:r>
@@ -4677,28 +5869,36 @@
       </w:pPr>
       <w:r>
         <w:rPr>
+          <w:rtl/>
+          <w:cs/>
           <w:lang w:val="ar_AE" w:bidi="ar_AE"/>
         </w:rPr>
         <w:t>١ بطرس ٥: ٨–٩</w:t>
       </w:r>
       <w:r>
         <w:rPr>
-          <w:lang w:val="ar_AE" w:bidi="ar_AE"/>
-        </w:rPr>
-      </w:r>
-    </w:p>
-    <w:p>
-      <w:pPr>
-        <w:bidi/>
-      </w:pPr>
-      <w:r>
-        <w:rPr>
+          <w:rtl/>
+          <w:cs/>
+          <w:lang w:val="ar_AE" w:bidi="ar_AE"/>
+        </w:rPr>
+      </w:r>
+    </w:p>
+    <w:p>
+      <w:pPr>
+        <w:bidi/>
+      </w:pPr>
+      <w:r>
+        <w:rPr>
+          <w:rtl/>
+          <w:cs/>
           <w:lang w:val="ar_AE" w:bidi="ar_AE"/>
         </w:rPr>
       </w:r>
       <w:r>
         <w:rPr>
           <w:b/>
+          <w:rtl/>
+          <w:cs/>
           <w:lang w:val="ar_AE" w:bidi="ar_AE"/>
         </w:rPr>
         <w:t>ماذا أوصيَ الناس أن يفعلوا؟</w:t>
@@ -4710,32 +5910,42 @@
       </w:pPr>
       <w:r>
         <w:rPr>
-          <w:lang w:val="ar_AE" w:bidi="ar_AE"/>
-        </w:rPr>
-      </w:r>
-      <w:r>
-        <w:rPr>
+          <w:rtl/>
+          <w:cs/>
+          <w:lang w:val="ar_AE" w:bidi="ar_AE"/>
+        </w:rPr>
+      </w:r>
+      <w:r>
+        <w:rPr>
+          <w:rtl/>
+          <w:cs/>
           <w:lang w:val="ar_AE" w:bidi="ar_AE"/>
         </w:rPr>
         <w:t>أوصاهم أنْ يكونوا ساهرين، يقظين، ثابتين ضد الشيطان وأقوياء في إيمانهم.</w:t>
       </w:r>
       <w:r>
         <w:rPr>
-          <w:lang w:val="ar_AE" w:bidi="ar_AE"/>
-        </w:rPr>
-      </w:r>
-      <w:r>
-        <w:rPr>
-          <w:lang w:val="ar_AE" w:bidi="ar_AE"/>
-        </w:rPr>
-      </w:r>
-    </w:p>
-    <w:p>
-      <w:pPr>
-        <w:bidi/>
-      </w:pPr>
-      <w:r>
-        <w:rPr>
+          <w:rtl/>
+          <w:cs/>
+          <w:lang w:val="ar_AE" w:bidi="ar_AE"/>
+        </w:rPr>
+      </w:r>
+      <w:r>
+        <w:rPr>
+          <w:rtl/>
+          <w:cs/>
+          <w:lang w:val="ar_AE" w:bidi="ar_AE"/>
+        </w:rPr>
+      </w:r>
+    </w:p>
+    <w:p>
+      <w:pPr>
+        <w:bidi/>
+      </w:pPr>
+      <w:r>
+        <w:rPr>
+          <w:rtl/>
+          <w:cs/>
           <w:lang w:val="ar_AE" w:bidi="ar_AE"/>
         </w:rPr>
       </w:r>
@@ -4747,28 +5957,36 @@
       </w:pPr>
       <w:r>
         <w:rPr>
+          <w:rtl/>
+          <w:cs/>
           <w:lang w:val="ar_AE" w:bidi="ar_AE"/>
         </w:rPr>
         <w:t>١ بطرس ٥: ١٠</w:t>
       </w:r>
       <w:r>
         <w:rPr>
-          <w:lang w:val="ar_AE" w:bidi="ar_AE"/>
-        </w:rPr>
-      </w:r>
-    </w:p>
-    <w:p>
-      <w:pPr>
-        <w:bidi/>
-      </w:pPr>
-      <w:r>
-        <w:rPr>
+          <w:rtl/>
+          <w:cs/>
+          <w:lang w:val="ar_AE" w:bidi="ar_AE"/>
+        </w:rPr>
+      </w:r>
+    </w:p>
+    <w:p>
+      <w:pPr>
+        <w:bidi/>
+      </w:pPr>
+      <w:r>
+        <w:rPr>
+          <w:rtl/>
+          <w:cs/>
           <w:lang w:val="ar_AE" w:bidi="ar_AE"/>
         </w:rPr>
       </w:r>
       <w:r>
         <w:rPr>
           <w:b/>
+          <w:rtl/>
+          <w:cs/>
           <w:lang w:val="ar_AE" w:bidi="ar_AE"/>
         </w:rPr>
         <w:t>ماذا سيحدث للناس بعد أن يتألموا مدة قصيرة؟</w:t>
@@ -4780,32 +5998,42 @@
       </w:pPr>
       <w:r>
         <w:rPr>
-          <w:lang w:val="ar_AE" w:bidi="ar_AE"/>
-        </w:rPr>
-      </w:r>
-      <w:r>
-        <w:rPr>
+          <w:rtl/>
+          <w:cs/>
+          <w:lang w:val="ar_AE" w:bidi="ar_AE"/>
+        </w:rPr>
+      </w:r>
+      <w:r>
+        <w:rPr>
+          <w:rtl/>
+          <w:cs/>
           <w:lang w:val="ar_AE" w:bidi="ar_AE"/>
         </w:rPr>
         <w:t>سوف يُكمّلهم الله ويُثبّتهم ويُقوّيهم.</w:t>
       </w:r>
       <w:r>
         <w:rPr>
-          <w:lang w:val="ar_AE" w:bidi="ar_AE"/>
-        </w:rPr>
-      </w:r>
-      <w:r>
-        <w:rPr>
-          <w:lang w:val="ar_AE" w:bidi="ar_AE"/>
-        </w:rPr>
-      </w:r>
-    </w:p>
-    <w:p>
-      <w:pPr>
-        <w:bidi/>
-      </w:pPr>
-      <w:r>
-        <w:rPr>
+          <w:rtl/>
+          <w:cs/>
+          <w:lang w:val="ar_AE" w:bidi="ar_AE"/>
+        </w:rPr>
+      </w:r>
+      <w:r>
+        <w:rPr>
+          <w:rtl/>
+          <w:cs/>
+          <w:lang w:val="ar_AE" w:bidi="ar_AE"/>
+        </w:rPr>
+      </w:r>
+    </w:p>
+    <w:p>
+      <w:pPr>
+        <w:bidi/>
+      </w:pPr>
+      <w:r>
+        <w:rPr>
+          <w:rtl/>
+          <w:cs/>
           <w:lang w:val="ar_AE" w:bidi="ar_AE"/>
         </w:rPr>
       </w:r>
@@ -4817,28 +6045,36 @@
       </w:pPr>
       <w:r>
         <w:rPr>
+          <w:rtl/>
+          <w:cs/>
           <w:lang w:val="ar_AE" w:bidi="ar_AE"/>
         </w:rPr>
         <w:t>١ بطرس ٥: ١٢</w:t>
       </w:r>
       <w:r>
         <w:rPr>
-          <w:lang w:val="ar_AE" w:bidi="ar_AE"/>
-        </w:rPr>
-      </w:r>
-    </w:p>
-    <w:p>
-      <w:pPr>
-        <w:bidi/>
-      </w:pPr>
-      <w:r>
-        <w:rPr>
+          <w:rtl/>
+          <w:cs/>
+          <w:lang w:val="ar_AE" w:bidi="ar_AE"/>
+        </w:rPr>
+      </w:r>
+    </w:p>
+    <w:p>
+      <w:pPr>
+        <w:bidi/>
+      </w:pPr>
+      <w:r>
+        <w:rPr>
+          <w:rtl/>
+          <w:cs/>
           <w:lang w:val="ar_AE" w:bidi="ar_AE"/>
         </w:rPr>
       </w:r>
       <w:r>
         <w:rPr>
           <w:b/>
+          <w:rtl/>
+          <w:cs/>
           <w:lang w:val="ar_AE" w:bidi="ar_AE"/>
         </w:rPr>
         <w:t>مَن كان سِلوانس بالنسبة إلى بطْرس؟</w:t>
@@ -4850,32 +6086,42 @@
       </w:pPr>
       <w:r>
         <w:rPr>
-          <w:lang w:val="ar_AE" w:bidi="ar_AE"/>
-        </w:rPr>
-      </w:r>
-      <w:r>
-        <w:rPr>
+          <w:rtl/>
+          <w:cs/>
+          <w:lang w:val="ar_AE" w:bidi="ar_AE"/>
+        </w:rPr>
+      </w:r>
+      <w:r>
+        <w:rPr>
+          <w:rtl/>
+          <w:cs/>
           <w:lang w:val="ar_AE" w:bidi="ar_AE"/>
         </w:rPr>
         <w:t>كان سِلوانس أخًا أمينًا بالنسبة إلى بطْرس.</w:t>
       </w:r>
       <w:r>
         <w:rPr>
-          <w:lang w:val="ar_AE" w:bidi="ar_AE"/>
-        </w:rPr>
-      </w:r>
-      <w:r>
-        <w:rPr>
-          <w:lang w:val="ar_AE" w:bidi="ar_AE"/>
-        </w:rPr>
-      </w:r>
-    </w:p>
-    <w:p>
-      <w:pPr>
-        <w:bidi/>
-      </w:pPr>
-      <w:r>
-        <w:rPr>
+          <w:rtl/>
+          <w:cs/>
+          <w:lang w:val="ar_AE" w:bidi="ar_AE"/>
+        </w:rPr>
+      </w:r>
+      <w:r>
+        <w:rPr>
+          <w:rtl/>
+          <w:cs/>
+          <w:lang w:val="ar_AE" w:bidi="ar_AE"/>
+        </w:rPr>
+      </w:r>
+    </w:p>
+    <w:p>
+      <w:pPr>
+        <w:bidi/>
+      </w:pPr>
+      <w:r>
+        <w:rPr>
+          <w:rtl/>
+          <w:cs/>
           <w:lang w:val="ar_AE" w:bidi="ar_AE"/>
         </w:rPr>
       </w:r>
@@ -4887,28 +6133,36 @@
       </w:pPr>
       <w:r>
         <w:rPr>
+          <w:rtl/>
+          <w:cs/>
           <w:lang w:val="ar_AE" w:bidi="ar_AE"/>
         </w:rPr>
         <w:t>١ بطرس ٥: ١٢ (#٢)</w:t>
       </w:r>
       <w:r>
         <w:rPr>
-          <w:lang w:val="ar_AE" w:bidi="ar_AE"/>
-        </w:rPr>
-      </w:r>
-    </w:p>
-    <w:p>
-      <w:pPr>
-        <w:bidi/>
-      </w:pPr>
-      <w:r>
-        <w:rPr>
+          <w:rtl/>
+          <w:cs/>
+          <w:lang w:val="ar_AE" w:bidi="ar_AE"/>
+        </w:rPr>
+      </w:r>
+    </w:p>
+    <w:p>
+      <w:pPr>
+        <w:bidi/>
+      </w:pPr>
+      <w:r>
+        <w:rPr>
+          <w:rtl/>
+          <w:cs/>
           <w:lang w:val="ar_AE" w:bidi="ar_AE"/>
         </w:rPr>
       </w:r>
       <w:r>
         <w:rPr>
           <w:b/>
+          <w:rtl/>
+          <w:cs/>
           <w:lang w:val="ar_AE" w:bidi="ar_AE"/>
         </w:rPr>
         <w:t>ماذا قال بطْرس عمَّا كتبه؟</w:t>
@@ -4920,32 +6174,42 @@
       </w:pPr>
       <w:r>
         <w:rPr>
-          <w:lang w:val="ar_AE" w:bidi="ar_AE"/>
-        </w:rPr>
-      </w:r>
-      <w:r>
-        <w:rPr>
+          <w:rtl/>
+          <w:cs/>
+          <w:lang w:val="ar_AE" w:bidi="ar_AE"/>
+        </w:rPr>
+      </w:r>
+      <w:r>
+        <w:rPr>
+          <w:rtl/>
+          <w:cs/>
           <w:lang w:val="ar_AE" w:bidi="ar_AE"/>
         </w:rPr>
         <w:t>قال إنَّ ما كتبه كان نعمة الله الحقيقية.</w:t>
       </w:r>
       <w:r>
         <w:rPr>
-          <w:lang w:val="ar_AE" w:bidi="ar_AE"/>
-        </w:rPr>
-      </w:r>
-      <w:r>
-        <w:rPr>
-          <w:lang w:val="ar_AE" w:bidi="ar_AE"/>
-        </w:rPr>
-      </w:r>
-    </w:p>
-    <w:p>
-      <w:pPr>
-        <w:bidi/>
-      </w:pPr>
-      <w:r>
-        <w:rPr>
+          <w:rtl/>
+          <w:cs/>
+          <w:lang w:val="ar_AE" w:bidi="ar_AE"/>
+        </w:rPr>
+      </w:r>
+      <w:r>
+        <w:rPr>
+          <w:rtl/>
+          <w:cs/>
+          <w:lang w:val="ar_AE" w:bidi="ar_AE"/>
+        </w:rPr>
+      </w:r>
+    </w:p>
+    <w:p>
+      <w:pPr>
+        <w:bidi/>
+      </w:pPr>
+      <w:r>
+        <w:rPr>
+          <w:rtl/>
+          <w:cs/>
           <w:lang w:val="ar_AE" w:bidi="ar_AE"/>
         </w:rPr>
       </w:r>
@@ -4957,28 +6221,36 @@
       </w:pPr>
       <w:r>
         <w:rPr>
+          <w:rtl/>
+          <w:cs/>
           <w:lang w:val="ar_AE" w:bidi="ar_AE"/>
         </w:rPr>
         <w:t>١ بطرس ٥: ١٣–١٤</w:t>
       </w:r>
       <w:r>
         <w:rPr>
-          <w:lang w:val="ar_AE" w:bidi="ar_AE"/>
-        </w:rPr>
-      </w:r>
-    </w:p>
-    <w:p>
-      <w:pPr>
-        <w:bidi/>
-      </w:pPr>
-      <w:r>
-        <w:rPr>
+          <w:rtl/>
+          <w:cs/>
+          <w:lang w:val="ar_AE" w:bidi="ar_AE"/>
+        </w:rPr>
+      </w:r>
+    </w:p>
+    <w:p>
+      <w:pPr>
+        <w:bidi/>
+      </w:pPr>
+      <w:r>
+        <w:rPr>
+          <w:rtl/>
+          <w:cs/>
           <w:lang w:val="ar_AE" w:bidi="ar_AE"/>
         </w:rPr>
       </w:r>
       <w:r>
         <w:rPr>
           <w:b/>
+          <w:rtl/>
+          <w:cs/>
           <w:lang w:val="ar_AE" w:bidi="ar_AE"/>
         </w:rPr>
         <w:t>مَن الذي أرسل التحية إلى المؤمنين وكيف كان ينبغي أن يحيوا بعضهم بعضًا؟</w:t>
@@ -4990,22 +6262,30 @@
       </w:pPr>
       <w:r>
         <w:rPr>
-          <w:lang w:val="ar_AE" w:bidi="ar_AE"/>
-        </w:rPr>
-      </w:r>
-      <w:r>
-        <w:rPr>
+          <w:rtl/>
+          <w:cs/>
+          <w:lang w:val="ar_AE" w:bidi="ar_AE"/>
+        </w:rPr>
+      </w:r>
+      <w:r>
+        <w:rPr>
+          <w:rtl/>
+          <w:cs/>
           <w:lang w:val="ar_AE" w:bidi="ar_AE"/>
         </w:rPr>
         <w:t>أرسل التحية التي كانت في بَابِلَ ومرقص، ابن بطْرس في الإيمان؛ وكان عليهم أن يحيوا بعضهم بعضًا بقبلة المحبة.</w:t>
       </w:r>
       <w:r>
         <w:rPr>
-          <w:lang w:val="ar_AE" w:bidi="ar_AE"/>
-        </w:rPr>
-      </w:r>
-      <w:r>
-        <w:rPr>
+          <w:rtl/>
+          <w:cs/>
+          <w:lang w:val="ar_AE" w:bidi="ar_AE"/>
+        </w:rPr>
+      </w:r>
+      <w:r>
+        <w:rPr>
+          <w:rtl/>
+          <w:cs/>
           <w:lang w:val="ar_AE" w:bidi="ar_AE"/>
         </w:rPr>
       </w:r>
